--- a/Баг-репорт_CinemaTicket.docx
+++ b/Баг-репорт_CinemaTicket.docx
@@ -1,6 +1,6 @@
 
 <file path=word/document.xml><?xml version="1.0" encoding="utf-8"?>
-<w:document xmlns:wpc="http://schemas.microsoft.com/office/word/2010/wordprocessingCanvas" xmlns:cx="http://schemas.microsoft.com/office/drawing/2014/chartex" xmlns:cx1="http://schemas.microsoft.com/office/drawing/2015/9/8/chartex" xmlns:cx2="http://schemas.microsoft.com/office/drawing/2015/10/21/chartex" xmlns:cx3="http://schemas.microsoft.com/office/drawing/2016/5/9/chartex" xmlns:cx4="http://schemas.microsoft.com/office/drawing/2016/5/10/chartex" xmlns:cx5="http://schemas.microsoft.com/office/drawing/2016/5/11/chartex" xmlns:cx6="http://schemas.microsoft.com/office/drawing/2016/5/12/chartex" xmlns:cx7="http://schemas.microsoft.com/office/drawing/2016/5/13/chartex" xmlns:cx8="http://schemas.microsoft.com/office/drawing/2016/5/14/chartex" xmlns:mc="http://schemas.openxmlformats.org/markup-compatibility/2006" xmlns:aink="http://schemas.microsoft.com/office/drawing/2016/ink" xmlns:am3d="http://schemas.microsoft.com/office/drawing/2017/model3d" xmlns:o="urn:schemas-microsoft-com:office:office" xmlns:r="http://schemas.openxmlformats.org/officeDocument/2006/relationships" xmlns:m="http://schemas.openxmlformats.org/officeDocument/2006/math" xmlns:v="urn:schemas-microsoft-com:vml" xmlns:wp14="http://schemas.microsoft.com/office/word/2010/wordprocessingDrawing" xmlns:wp="http://schemas.openxmlformats.org/drawingml/2006/wordprocessingDrawing" xmlns:w10="urn:schemas-microsoft-com:office:word" xmlns:w="http://schemas.openxmlformats.org/wordprocessingml/2006/main" xmlns:w14="http://schemas.microsoft.com/office/word/2010/wordml" xmlns:w15="http://schemas.microsoft.com/office/word/2012/wordml" xmlns:w16cid="http://schemas.microsoft.com/office/word/2016/wordml/cid" xmlns:w16se="http://schemas.microsoft.com/office/word/2015/wordml/symex" xmlns:wpg="http://schemas.microsoft.com/office/word/2010/wordprocessingGroup" xmlns:wpi="http://schemas.microsoft.com/office/word/2010/wordprocessingInk" xmlns:wne="http://schemas.microsoft.com/office/word/2006/wordml" xmlns:wps="http://schemas.microsoft.com/office/word/2010/wordprocessingShape" mc:Ignorable="w14 w15 w16se w16cid wp14">
+<w:document xmlns:wpc="http://schemas.microsoft.com/office/word/2010/wordprocessingCanvas" xmlns:cx="http://schemas.microsoft.com/office/drawing/2014/chartex" xmlns:mc="http://schemas.openxmlformats.org/markup-compatibility/2006" xmlns:o="urn:schemas-microsoft-com:office:office" xmlns:r="http://schemas.openxmlformats.org/officeDocument/2006/relationships" xmlns:m="http://schemas.openxmlformats.org/officeDocument/2006/math" xmlns:v="urn:schemas-microsoft-com:vml" xmlns:wp14="http://schemas.microsoft.com/office/word/2010/wordprocessingDrawing" xmlns:wp="http://schemas.openxmlformats.org/drawingml/2006/wordprocessingDrawing" xmlns:w10="urn:schemas-microsoft-com:office:word" xmlns:w="http://schemas.openxmlformats.org/wordprocessingml/2006/main" xmlns:w14="http://schemas.microsoft.com/office/word/2010/wordml" xmlns:w15="http://schemas.microsoft.com/office/word/2012/wordml" xmlns:w16se="http://schemas.microsoft.com/office/word/2015/wordml/symex" xmlns:wpg="http://schemas.microsoft.com/office/word/2010/wordprocessingGroup" xmlns:wpi="http://schemas.microsoft.com/office/word/2010/wordprocessingInk" xmlns:wne="http://schemas.microsoft.com/office/word/2006/wordml" xmlns:wps="http://schemas.microsoft.com/office/word/2010/wordprocessingShape" mc:Ignorable="w14 w15 w16se wp14">
   <w:body>
     <w:tbl>
       <w:tblPr>
@@ -18,7 +18,19 @@
             <w:tcW w:w="3256" w:type="dxa"/>
           </w:tcPr>
           <w:p>
-            <w:r>
+            <w:pPr>
+              <w:rPr>
+                <w:rFonts w:ascii="Times New Roman" w:hAnsi="Times New Roman" w:cs="Times New Roman"/>
+                <w:sz w:val="24"/>
+                <w:szCs w:val="24"/>
+              </w:rPr>
+            </w:pPr>
+            <w:r>
+              <w:rPr>
+                <w:rFonts w:ascii="Times New Roman" w:hAnsi="Times New Roman" w:cs="Times New Roman"/>
+                <w:sz w:val="24"/>
+                <w:szCs w:val="24"/>
+              </w:rPr>
               <w:t>ID-бага</w:t>
             </w:r>
           </w:p>
@@ -28,7 +40,19 @@
             <w:tcW w:w="6089" w:type="dxa"/>
           </w:tcPr>
           <w:p>
-            <w:r>
+            <w:pPr>
+              <w:rPr>
+                <w:rFonts w:ascii="Times New Roman" w:hAnsi="Times New Roman" w:cs="Times New Roman"/>
+                <w:sz w:val="24"/>
+                <w:szCs w:val="24"/>
+              </w:rPr>
+            </w:pPr>
+            <w:r>
+              <w:rPr>
+                <w:rFonts w:ascii="Times New Roman" w:hAnsi="Times New Roman" w:cs="Times New Roman"/>
+                <w:sz w:val="24"/>
+                <w:szCs w:val="24"/>
+              </w:rPr>
               <w:t>BUG-001</w:t>
             </w:r>
           </w:p>
@@ -40,7 +64,19 @@
             <w:tcW w:w="3256" w:type="dxa"/>
           </w:tcPr>
           <w:p>
-            <w:r>
+            <w:pPr>
+              <w:rPr>
+                <w:rFonts w:ascii="Times New Roman" w:hAnsi="Times New Roman" w:cs="Times New Roman"/>
+                <w:sz w:val="24"/>
+                <w:szCs w:val="24"/>
+              </w:rPr>
+            </w:pPr>
+            <w:r>
+              <w:rPr>
+                <w:rFonts w:ascii="Times New Roman" w:hAnsi="Times New Roman" w:cs="Times New Roman"/>
+                <w:sz w:val="24"/>
+                <w:szCs w:val="24"/>
+              </w:rPr>
               <w:t>Тестировщик</w:t>
             </w:r>
           </w:p>
@@ -50,7 +86,19 @@
             <w:tcW w:w="6089" w:type="dxa"/>
           </w:tcPr>
           <w:p>
-            <w:r>
+            <w:pPr>
+              <w:rPr>
+                <w:rFonts w:ascii="Times New Roman" w:hAnsi="Times New Roman" w:cs="Times New Roman"/>
+                <w:sz w:val="24"/>
+                <w:szCs w:val="24"/>
+              </w:rPr>
+            </w:pPr>
+            <w:r>
+              <w:rPr>
+                <w:rFonts w:ascii="Times New Roman" w:hAnsi="Times New Roman" w:cs="Times New Roman"/>
+                <w:sz w:val="24"/>
+                <w:szCs w:val="24"/>
+              </w:rPr>
               <w:t>Кириченко И.А.</w:t>
             </w:r>
           </w:p>
@@ -62,7 +110,19 @@
             <w:tcW w:w="3256" w:type="dxa"/>
           </w:tcPr>
           <w:p>
-            <w:r>
+            <w:pPr>
+              <w:rPr>
+                <w:rFonts w:ascii="Times New Roman" w:hAnsi="Times New Roman" w:cs="Times New Roman"/>
+                <w:sz w:val="24"/>
+                <w:szCs w:val="24"/>
+              </w:rPr>
+            </w:pPr>
+            <w:r>
+              <w:rPr>
+                <w:rFonts w:ascii="Times New Roman" w:hAnsi="Times New Roman" w:cs="Times New Roman"/>
+                <w:sz w:val="24"/>
+                <w:szCs w:val="24"/>
+              </w:rPr>
               <w:t>Название дефекта</w:t>
             </w:r>
           </w:p>
@@ -72,8 +132,28 @@
             <w:tcW w:w="6089" w:type="dxa"/>
           </w:tcPr>
           <w:p>
-            <w:r>
+            <w:pPr>
+              <w:rPr>
+                <w:rFonts w:ascii="Times New Roman" w:hAnsi="Times New Roman" w:cs="Times New Roman"/>
+                <w:sz w:val="24"/>
+                <w:szCs w:val="24"/>
+              </w:rPr>
+            </w:pPr>
+            <w:r>
+              <w:rPr>
+                <w:rFonts w:ascii="Times New Roman" w:hAnsi="Times New Roman" w:cs="Times New Roman"/>
+                <w:sz w:val="24"/>
+                <w:szCs w:val="24"/>
+              </w:rPr>
               <w:t>Неверный расчёт скидки для пенсионеров</w:t>
+            </w:r>
+            <w:r>
+              <w:rPr>
+                <w:rFonts w:ascii="Times New Roman" w:hAnsi="Times New Roman" w:cs="Times New Roman"/>
+                <w:sz w:val="24"/>
+                <w:szCs w:val="24"/>
+              </w:rPr>
+              <w:t xml:space="preserve"> (65+)</w:t>
             </w:r>
           </w:p>
         </w:tc>
@@ -84,7 +164,19 @@
             <w:tcW w:w="3256" w:type="dxa"/>
           </w:tcPr>
           <w:p>
-            <w:r>
+            <w:pPr>
+              <w:rPr>
+                <w:rFonts w:ascii="Times New Roman" w:hAnsi="Times New Roman" w:cs="Times New Roman"/>
+                <w:sz w:val="24"/>
+                <w:szCs w:val="24"/>
+              </w:rPr>
+            </w:pPr>
+            <w:r>
+              <w:rPr>
+                <w:rFonts w:ascii="Times New Roman" w:hAnsi="Times New Roman" w:cs="Times New Roman"/>
+                <w:sz w:val="24"/>
+                <w:szCs w:val="24"/>
+              </w:rPr>
               <w:t>Категория</w:t>
             </w:r>
           </w:p>
@@ -94,7 +186,19 @@
             <w:tcW w:w="6089" w:type="dxa"/>
           </w:tcPr>
           <w:p>
-            <w:r>
+            <w:pPr>
+              <w:rPr>
+                <w:rFonts w:ascii="Times New Roman" w:hAnsi="Times New Roman" w:cs="Times New Roman"/>
+                <w:sz w:val="24"/>
+                <w:szCs w:val="24"/>
+              </w:rPr>
+            </w:pPr>
+            <w:r>
+              <w:rPr>
+                <w:rFonts w:ascii="Times New Roman" w:hAnsi="Times New Roman" w:cs="Times New Roman"/>
+                <w:sz w:val="24"/>
+                <w:szCs w:val="24"/>
+              </w:rPr>
               <w:t>Функциональная</w:t>
             </w:r>
           </w:p>
@@ -106,7 +210,19 @@
             <w:tcW w:w="3256" w:type="dxa"/>
           </w:tcPr>
           <w:p>
-            <w:r>
+            <w:pPr>
+              <w:rPr>
+                <w:rFonts w:ascii="Times New Roman" w:hAnsi="Times New Roman" w:cs="Times New Roman"/>
+                <w:sz w:val="24"/>
+                <w:szCs w:val="24"/>
+              </w:rPr>
+            </w:pPr>
+            <w:r>
+              <w:rPr>
+                <w:rFonts w:ascii="Times New Roman" w:hAnsi="Times New Roman" w:cs="Times New Roman"/>
+                <w:sz w:val="24"/>
+                <w:szCs w:val="24"/>
+              </w:rPr>
               <w:t>Серьезность</w:t>
             </w:r>
           </w:p>
@@ -116,7 +232,19 @@
             <w:tcW w:w="6089" w:type="dxa"/>
           </w:tcPr>
           <w:p>
-            <w:r>
+            <w:pPr>
+              <w:rPr>
+                <w:rFonts w:ascii="Times New Roman" w:hAnsi="Times New Roman" w:cs="Times New Roman"/>
+                <w:sz w:val="24"/>
+                <w:szCs w:val="24"/>
+              </w:rPr>
+            </w:pPr>
+            <w:r>
+              <w:rPr>
+                <w:rFonts w:ascii="Times New Roman" w:hAnsi="Times New Roman" w:cs="Times New Roman"/>
+                <w:sz w:val="24"/>
+                <w:szCs w:val="24"/>
+              </w:rPr>
               <w:t>Высокая</w:t>
             </w:r>
           </w:p>
@@ -128,7 +256,19 @@
             <w:tcW w:w="3256" w:type="dxa"/>
           </w:tcPr>
           <w:p>
-            <w:r>
+            <w:pPr>
+              <w:rPr>
+                <w:rFonts w:ascii="Times New Roman" w:hAnsi="Times New Roman" w:cs="Times New Roman"/>
+                <w:sz w:val="24"/>
+                <w:szCs w:val="24"/>
+              </w:rPr>
+            </w:pPr>
+            <w:r>
+              <w:rPr>
+                <w:rFonts w:ascii="Times New Roman" w:hAnsi="Times New Roman" w:cs="Times New Roman"/>
+                <w:sz w:val="24"/>
+                <w:szCs w:val="24"/>
+              </w:rPr>
               <w:t>Приоритет</w:t>
             </w:r>
           </w:p>
@@ -138,8 +278,20 @@
             <w:tcW w:w="6089" w:type="dxa"/>
           </w:tcPr>
           <w:p>
-            <w:r>
-              <w:t>Высокая</w:t>
+            <w:pPr>
+              <w:rPr>
+                <w:rFonts w:ascii="Times New Roman" w:hAnsi="Times New Roman" w:cs="Times New Roman"/>
+                <w:sz w:val="24"/>
+                <w:szCs w:val="24"/>
+              </w:rPr>
+            </w:pPr>
+            <w:r>
+              <w:rPr>
+                <w:rFonts w:ascii="Times New Roman" w:hAnsi="Times New Roman" w:cs="Times New Roman"/>
+                <w:sz w:val="24"/>
+                <w:szCs w:val="24"/>
+              </w:rPr>
+              <w:t>Высокий</w:t>
             </w:r>
           </w:p>
         </w:tc>
@@ -150,7 +302,19 @@
             <w:tcW w:w="3256" w:type="dxa"/>
           </w:tcPr>
           <w:p>
-            <w:r>
+            <w:pPr>
+              <w:rPr>
+                <w:rFonts w:ascii="Times New Roman" w:hAnsi="Times New Roman" w:cs="Times New Roman"/>
+                <w:sz w:val="24"/>
+                <w:szCs w:val="24"/>
+              </w:rPr>
+            </w:pPr>
+            <w:r>
+              <w:rPr>
+                <w:rFonts w:ascii="Times New Roman" w:hAnsi="Times New Roman" w:cs="Times New Roman"/>
+                <w:sz w:val="24"/>
+                <w:szCs w:val="24"/>
+              </w:rPr>
               <w:t>Предусловие</w:t>
             </w:r>
           </w:p>
@@ -159,7 +323,37 @@
           <w:tcPr>
             <w:tcW w:w="6089" w:type="dxa"/>
           </w:tcPr>
-          <w:p/>
+          <w:p>
+            <w:pPr>
+              <w:rPr>
+                <w:rFonts w:ascii="Times New Roman" w:hAnsi="Times New Roman" w:cs="Times New Roman"/>
+                <w:sz w:val="24"/>
+                <w:szCs w:val="24"/>
+              </w:rPr>
+            </w:pPr>
+            <w:r>
+              <w:rPr>
+                <w:rFonts w:ascii="Times New Roman" w:hAnsi="Times New Roman" w:cs="Times New Roman"/>
+                <w:color w:val="0F1115"/>
+                <w:sz w:val="24"/>
+                <w:szCs w:val="24"/>
+                <w:shd w:val="clear" w:color="auto" w:fill="FFFFFF"/>
+              </w:rPr>
+              <w:t xml:space="preserve">Библиотека загружена, доступен класс </w:t>
+            </w:r>
+            <w:proofErr w:type="spellStart"/>
+            <w:r>
+              <w:rPr>
+                <w:rFonts w:ascii="Times New Roman" w:hAnsi="Times New Roman" w:cs="Times New Roman"/>
+                <w:color w:val="0F1115"/>
+                <w:sz w:val="24"/>
+                <w:szCs w:val="24"/>
+                <w:shd w:val="clear" w:color="auto" w:fill="FFFFFF"/>
+              </w:rPr>
+              <w:t>TicketPriceCalculator</w:t>
+            </w:r>
+            <w:proofErr w:type="spellEnd"/>
+          </w:p>
         </w:tc>
       </w:tr>
       <w:tr>
@@ -168,7 +362,19 @@
             <w:tcW w:w="3256" w:type="dxa"/>
           </w:tcPr>
           <w:p>
-            <w:r>
+            <w:pPr>
+              <w:rPr>
+                <w:rFonts w:ascii="Times New Roman" w:hAnsi="Times New Roman" w:cs="Times New Roman"/>
+                <w:sz w:val="24"/>
+                <w:szCs w:val="24"/>
+              </w:rPr>
+            </w:pPr>
+            <w:r>
+              <w:rPr>
+                <w:rFonts w:ascii="Times New Roman" w:hAnsi="Times New Roman" w:cs="Times New Roman"/>
+                <w:sz w:val="24"/>
+                <w:szCs w:val="24"/>
+              </w:rPr>
               <w:t>Шаги для воспроизведения</w:t>
             </w:r>
           </w:p>
@@ -179,226 +385,422 @@
           </w:tcPr>
           <w:p>
             <w:pPr>
-              <w:autoSpaceDE w:val="0"/>
-              <w:autoSpaceDN w:val="0"/>
-              <w:adjustRightInd w:val="0"/>
-              <w:rPr>
-                <w:rFonts w:ascii="Cascadia Mono" w:hAnsi="Cascadia Mono" w:cs="Cascadia Mono"/>
-                <w:color w:val="000000"/>
-                <w:sz w:val="19"/>
-                <w:szCs w:val="19"/>
-                <w:lang w:val="en-US"/>
-              </w:rPr>
-            </w:pPr>
-            <w:r>
-              <w:rPr>
-                <w:rFonts w:ascii="Cascadia Mono" w:hAnsi="Cascadia Mono" w:cs="Cascadia Mono"/>
-                <w:color w:val="000000"/>
-                <w:sz w:val="19"/>
-                <w:szCs w:val="19"/>
-                <w:lang w:val="en-US"/>
-              </w:rPr>
-              <w:t xml:space="preserve">Age = </w:t>
-            </w:r>
-            <w:r>
-              <w:rPr>
-                <w:rFonts w:ascii="Cascadia Mono" w:hAnsi="Cascadia Mono" w:cs="Cascadia Mono"/>
-                <w:color w:val="000000"/>
-                <w:sz w:val="19"/>
-                <w:szCs w:val="19"/>
-              </w:rPr>
-              <w:t>65</w:t>
-            </w:r>
-            <w:r>
-              <w:rPr>
-                <w:rFonts w:ascii="Cascadia Mono" w:hAnsi="Cascadia Mono" w:cs="Cascadia Mono"/>
-                <w:color w:val="000000"/>
-                <w:sz w:val="19"/>
-                <w:szCs w:val="19"/>
+              <w:pStyle w:val="a4"/>
+              <w:numPr>
+                <w:ilvl w:val="0"/>
+                <w:numId w:val="4"/>
+              </w:numPr>
+              <w:rPr>
+                <w:rFonts w:ascii="Times New Roman" w:hAnsi="Times New Roman" w:cs="Times New Roman"/>
+                <w:sz w:val="24"/>
+                <w:szCs w:val="24"/>
+                <w:lang w:val="en-US"/>
+              </w:rPr>
+            </w:pPr>
+            <w:r>
+              <w:rPr>
+                <w:rFonts w:ascii="Times New Roman" w:hAnsi="Times New Roman" w:cs="Times New Roman"/>
+                <w:color w:val="0F1115"/>
+                <w:sz w:val="24"/>
+                <w:szCs w:val="24"/>
+                <w:shd w:val="clear" w:color="auto" w:fill="FFFFFF"/>
+              </w:rPr>
+              <w:t>Создать</w:t>
+            </w:r>
+            <w:r>
+              <w:rPr>
+                <w:rFonts w:ascii="Times New Roman" w:hAnsi="Times New Roman" w:cs="Times New Roman"/>
+                <w:color w:val="0F1115"/>
+                <w:sz w:val="24"/>
+                <w:szCs w:val="24"/>
+                <w:shd w:val="clear" w:color="auto" w:fill="FFFFFF"/>
+                <w:lang w:val="en-US"/>
+              </w:rPr>
+              <w:t xml:space="preserve"> </w:t>
+            </w:r>
+            <w:r>
+              <w:rPr>
+                <w:rFonts w:ascii="Times New Roman" w:hAnsi="Times New Roman" w:cs="Times New Roman"/>
+                <w:color w:val="0F1115"/>
+                <w:sz w:val="24"/>
+                <w:szCs w:val="24"/>
+                <w:shd w:val="clear" w:color="auto" w:fill="FFFFFF"/>
+              </w:rPr>
+              <w:t>объект</w:t>
+            </w:r>
+            <w:r>
+              <w:rPr>
+                <w:rFonts w:ascii="Times New Roman" w:hAnsi="Times New Roman" w:cs="Times New Roman"/>
+                <w:color w:val="0F1115"/>
+                <w:sz w:val="24"/>
+                <w:szCs w:val="24"/>
+                <w:shd w:val="clear" w:color="auto" w:fill="FFFFFF"/>
+                <w:lang w:val="en-US"/>
+              </w:rPr>
+              <w:t xml:space="preserve"> </w:t>
+            </w:r>
+            <w:proofErr w:type="spellStart"/>
+            <w:r>
+              <w:rPr>
+                <w:rFonts w:ascii="Times New Roman" w:hAnsi="Times New Roman" w:cs="Times New Roman"/>
+                <w:color w:val="0F1115"/>
+                <w:sz w:val="24"/>
+                <w:szCs w:val="24"/>
+                <w:shd w:val="clear" w:color="auto" w:fill="FFFFFF"/>
+                <w:lang w:val="en-US"/>
+              </w:rPr>
+              <w:t>TicketRequest</w:t>
+            </w:r>
+            <w:proofErr w:type="spellEnd"/>
+            <w:r>
+              <w:rPr>
+                <w:rFonts w:ascii="Times New Roman" w:hAnsi="Times New Roman" w:cs="Times New Roman"/>
+                <w:color w:val="0F1115"/>
+                <w:sz w:val="24"/>
+                <w:szCs w:val="24"/>
+                <w:shd w:val="clear" w:color="auto" w:fill="FFFFFF"/>
+                <w:lang w:val="en-US"/>
+              </w:rPr>
+              <w:t xml:space="preserve"> </w:t>
+            </w:r>
+            <w:r>
+              <w:rPr>
+                <w:rFonts w:ascii="Times New Roman" w:hAnsi="Times New Roman" w:cs="Times New Roman"/>
+                <w:color w:val="0F1115"/>
+                <w:sz w:val="24"/>
+                <w:szCs w:val="24"/>
+                <w:shd w:val="clear" w:color="auto" w:fill="FFFFFF"/>
+              </w:rPr>
+              <w:t>с</w:t>
+            </w:r>
+            <w:r>
+              <w:rPr>
+                <w:rFonts w:ascii="Times New Roman" w:hAnsi="Times New Roman" w:cs="Times New Roman"/>
+                <w:color w:val="0F1115"/>
+                <w:sz w:val="24"/>
+                <w:szCs w:val="24"/>
+                <w:shd w:val="clear" w:color="auto" w:fill="FFFFFF"/>
+                <w:lang w:val="en-US"/>
+              </w:rPr>
+              <w:t xml:space="preserve"> </w:t>
+            </w:r>
+            <w:r>
+              <w:rPr>
+                <w:rFonts w:ascii="Times New Roman" w:hAnsi="Times New Roman" w:cs="Times New Roman"/>
+                <w:color w:val="0F1115"/>
+                <w:sz w:val="24"/>
+                <w:szCs w:val="24"/>
+                <w:shd w:val="clear" w:color="auto" w:fill="FFFFFF"/>
+              </w:rPr>
+              <w:t>параметрами</w:t>
+            </w:r>
+            <w:r>
+              <w:rPr>
+                <w:rFonts w:ascii="Times New Roman" w:hAnsi="Times New Roman" w:cs="Times New Roman"/>
+                <w:color w:val="0F1115"/>
+                <w:sz w:val="24"/>
+                <w:szCs w:val="24"/>
+                <w:shd w:val="clear" w:color="auto" w:fill="FFFFFF"/>
+                <w:lang w:val="en-US"/>
+              </w:rPr>
+              <w:t>:</w:t>
+            </w:r>
+            <w:r>
+              <w:rPr>
+                <w:rFonts w:ascii="Times New Roman" w:hAnsi="Times New Roman" w:cs="Times New Roman"/>
+                <w:color w:val="0F1115"/>
+                <w:sz w:val="24"/>
+                <w:szCs w:val="24"/>
+                <w:lang w:val="en-US"/>
+              </w:rPr>
+              <w:br/>
+            </w:r>
+            <w:r>
+              <w:rPr>
+                <w:rFonts w:ascii="Times New Roman" w:hAnsi="Times New Roman" w:cs="Times New Roman"/>
+                <w:color w:val="0F1115"/>
+                <w:sz w:val="24"/>
+                <w:szCs w:val="24"/>
+                <w:shd w:val="clear" w:color="auto" w:fill="FFFFFF"/>
+                <w:lang w:val="en-US"/>
+              </w:rPr>
+              <w:t>Age = 65,</w:t>
+            </w:r>
+            <w:r>
+              <w:rPr>
+                <w:rFonts w:ascii="Times New Roman" w:hAnsi="Times New Roman" w:cs="Times New Roman"/>
+                <w:color w:val="0F1115"/>
+                <w:sz w:val="24"/>
+                <w:szCs w:val="24"/>
+                <w:lang w:val="en-US"/>
+              </w:rPr>
+              <w:br/>
+            </w:r>
+            <w:proofErr w:type="spellStart"/>
+            <w:r>
+              <w:rPr>
+                <w:rFonts w:ascii="Times New Roman" w:hAnsi="Times New Roman" w:cs="Times New Roman"/>
+                <w:color w:val="0F1115"/>
+                <w:sz w:val="24"/>
+                <w:szCs w:val="24"/>
+                <w:shd w:val="clear" w:color="auto" w:fill="FFFFFF"/>
+                <w:lang w:val="en-US"/>
+              </w:rPr>
+              <w:t>IsStudent</w:t>
+            </w:r>
+            <w:proofErr w:type="spellEnd"/>
+            <w:r>
+              <w:rPr>
+                <w:rFonts w:ascii="Times New Roman" w:hAnsi="Times New Roman" w:cs="Times New Roman"/>
+                <w:color w:val="0F1115"/>
+                <w:sz w:val="24"/>
+                <w:szCs w:val="24"/>
+                <w:shd w:val="clear" w:color="auto" w:fill="FFFFFF"/>
+                <w:lang w:val="en-US"/>
+              </w:rPr>
+              <w:t xml:space="preserve"> = false,</w:t>
+            </w:r>
+            <w:r>
+              <w:rPr>
+                <w:rFonts w:ascii="Times New Roman" w:hAnsi="Times New Roman" w:cs="Times New Roman"/>
+                <w:color w:val="0F1115"/>
+                <w:sz w:val="24"/>
+                <w:szCs w:val="24"/>
+                <w:lang w:val="en-US"/>
+              </w:rPr>
+              <w:br/>
+            </w:r>
+            <w:proofErr w:type="spellStart"/>
+            <w:r>
+              <w:rPr>
+                <w:rFonts w:ascii="Times New Roman" w:hAnsi="Times New Roman" w:cs="Times New Roman"/>
+                <w:color w:val="0F1115"/>
+                <w:sz w:val="24"/>
+                <w:szCs w:val="24"/>
+                <w:shd w:val="clear" w:color="auto" w:fill="FFFFFF"/>
+                <w:lang w:val="en-US"/>
+              </w:rPr>
+              <w:t>IsVip</w:t>
+            </w:r>
+            <w:proofErr w:type="spellEnd"/>
+            <w:r>
+              <w:rPr>
+                <w:rFonts w:ascii="Times New Roman" w:hAnsi="Times New Roman" w:cs="Times New Roman"/>
+                <w:color w:val="0F1115"/>
+                <w:sz w:val="24"/>
+                <w:szCs w:val="24"/>
+                <w:shd w:val="clear" w:color="auto" w:fill="FFFFFF"/>
+                <w:lang w:val="en-US"/>
+              </w:rPr>
+              <w:t xml:space="preserve"> = false,</w:t>
+            </w:r>
+            <w:r>
+              <w:rPr>
+                <w:rFonts w:ascii="Times New Roman" w:hAnsi="Times New Roman" w:cs="Times New Roman"/>
+                <w:color w:val="0F1115"/>
+                <w:sz w:val="24"/>
+                <w:szCs w:val="24"/>
+                <w:lang w:val="en-US"/>
+              </w:rPr>
+              <w:br/>
+            </w:r>
+            <w:r>
+              <w:rPr>
+                <w:rFonts w:ascii="Times New Roman" w:hAnsi="Times New Roman" w:cs="Times New Roman"/>
+                <w:color w:val="0F1115"/>
+                <w:sz w:val="24"/>
+                <w:szCs w:val="24"/>
+                <w:shd w:val="clear" w:color="auto" w:fill="FFFFFF"/>
+                <w:lang w:val="en-US"/>
+              </w:rPr>
+              <w:t xml:space="preserve">Day = </w:t>
+            </w:r>
+            <w:proofErr w:type="spellStart"/>
+            <w:r>
+              <w:rPr>
+                <w:rFonts w:ascii="Times New Roman" w:hAnsi="Times New Roman" w:cs="Times New Roman"/>
+                <w:color w:val="0F1115"/>
+                <w:sz w:val="24"/>
+                <w:szCs w:val="24"/>
+                <w:shd w:val="clear" w:color="auto" w:fill="FFFFFF"/>
+                <w:lang w:val="en-US"/>
+              </w:rPr>
+              <w:t>DayOfWeek.Monday</w:t>
+            </w:r>
+            <w:proofErr w:type="spellEnd"/>
+            <w:r>
+              <w:rPr>
+                <w:rFonts w:ascii="Times New Roman" w:hAnsi="Times New Roman" w:cs="Times New Roman"/>
+                <w:color w:val="0F1115"/>
+                <w:sz w:val="24"/>
+                <w:szCs w:val="24"/>
+                <w:shd w:val="clear" w:color="auto" w:fill="FFFFFF"/>
                 <w:lang w:val="en-US"/>
               </w:rPr>
               <w:t>,</w:t>
             </w:r>
-          </w:p>
-          <w:p>
-            <w:pPr>
-              <w:autoSpaceDE w:val="0"/>
-              <w:autoSpaceDN w:val="0"/>
-              <w:adjustRightInd w:val="0"/>
-              <w:rPr>
-                <w:rFonts w:ascii="Cascadia Mono" w:hAnsi="Cascadia Mono" w:cs="Cascadia Mono"/>
-                <w:color w:val="000000"/>
-                <w:sz w:val="19"/>
-                <w:szCs w:val="19"/>
-                <w:lang w:val="en-US"/>
-              </w:rPr>
-            </w:pPr>
+            <w:r>
+              <w:rPr>
+                <w:rFonts w:ascii="Times New Roman" w:hAnsi="Times New Roman" w:cs="Times New Roman"/>
+                <w:color w:val="0F1115"/>
+                <w:sz w:val="24"/>
+                <w:szCs w:val="24"/>
+                <w:lang w:val="en-US"/>
+              </w:rPr>
+              <w:br/>
+            </w:r>
             <w:proofErr w:type="spellStart"/>
             <w:r>
               <w:rPr>
-                <w:rFonts w:ascii="Cascadia Mono" w:hAnsi="Cascadia Mono" w:cs="Cascadia Mono"/>
-                <w:color w:val="000000"/>
-                <w:sz w:val="19"/>
-                <w:szCs w:val="19"/>
-                <w:lang w:val="en-US"/>
-              </w:rPr>
-              <w:t>IsStudent</w:t>
+                <w:rFonts w:ascii="Times New Roman" w:hAnsi="Times New Roman" w:cs="Times New Roman"/>
+                <w:color w:val="0F1115"/>
+                <w:sz w:val="24"/>
+                <w:szCs w:val="24"/>
+                <w:shd w:val="clear" w:color="auto" w:fill="FFFFFF"/>
+                <w:lang w:val="en-US"/>
+              </w:rPr>
+              <w:t>SessionTime</w:t>
             </w:r>
             <w:proofErr w:type="spellEnd"/>
             <w:r>
               <w:rPr>
-                <w:rFonts w:ascii="Cascadia Mono" w:hAnsi="Cascadia Mono" w:cs="Cascadia Mono"/>
-                <w:color w:val="000000"/>
-                <w:sz w:val="19"/>
-                <w:szCs w:val="19"/>
-                <w:lang w:val="en-US"/>
-              </w:rPr>
-              <w:t xml:space="preserve"> = false,</w:t>
-            </w:r>
-          </w:p>
-          <w:p>
-            <w:pPr>
-              <w:autoSpaceDE w:val="0"/>
-              <w:autoSpaceDN w:val="0"/>
-              <w:adjustRightInd w:val="0"/>
-              <w:rPr>
-                <w:rFonts w:ascii="Cascadia Mono" w:hAnsi="Cascadia Mono" w:cs="Cascadia Mono"/>
-                <w:color w:val="000000"/>
-                <w:sz w:val="19"/>
-                <w:szCs w:val="19"/>
-                <w:lang w:val="en-US"/>
-              </w:rPr>
-            </w:pPr>
+                <w:rFonts w:ascii="Times New Roman" w:hAnsi="Times New Roman" w:cs="Times New Roman"/>
+                <w:color w:val="0F1115"/>
+                <w:sz w:val="24"/>
+                <w:szCs w:val="24"/>
+                <w:shd w:val="clear" w:color="auto" w:fill="FFFFFF"/>
+                <w:lang w:val="en-US"/>
+              </w:rPr>
+              <w:t xml:space="preserve"> = new </w:t>
+            </w:r>
             <w:proofErr w:type="spellStart"/>
             <w:r>
               <w:rPr>
-                <w:rFonts w:ascii="Cascadia Mono" w:hAnsi="Cascadia Mono" w:cs="Cascadia Mono"/>
-                <w:color w:val="000000"/>
-                <w:sz w:val="19"/>
-                <w:szCs w:val="19"/>
-                <w:lang w:val="en-US"/>
-              </w:rPr>
-              <w:t>IsVip</w:t>
+                <w:rFonts w:ascii="Times New Roman" w:hAnsi="Times New Roman" w:cs="Times New Roman"/>
+                <w:color w:val="0F1115"/>
+                <w:sz w:val="24"/>
+                <w:szCs w:val="24"/>
+                <w:shd w:val="clear" w:color="auto" w:fill="FFFFFF"/>
+                <w:lang w:val="en-US"/>
+              </w:rPr>
+              <w:t>TimeSpan</w:t>
             </w:r>
             <w:proofErr w:type="spellEnd"/>
             <w:r>
               <w:rPr>
-                <w:rFonts w:ascii="Cascadia Mono" w:hAnsi="Cascadia Mono" w:cs="Cascadia Mono"/>
-                <w:color w:val="000000"/>
-                <w:sz w:val="19"/>
-                <w:szCs w:val="19"/>
-                <w:lang w:val="en-US"/>
-              </w:rPr>
-              <w:t xml:space="preserve"> = false,</w:t>
-            </w:r>
-          </w:p>
-          <w:p>
-            <w:pPr>
-              <w:autoSpaceDE w:val="0"/>
-              <w:autoSpaceDN w:val="0"/>
-              <w:adjustRightInd w:val="0"/>
-              <w:rPr>
-                <w:rFonts w:ascii="Cascadia Mono" w:hAnsi="Cascadia Mono" w:cs="Cascadia Mono"/>
-                <w:color w:val="000000"/>
-                <w:sz w:val="19"/>
-                <w:szCs w:val="19"/>
-                <w:lang w:val="en-US"/>
-              </w:rPr>
-            </w:pPr>
-            <w:r>
-              <w:rPr>
-                <w:rFonts w:ascii="Cascadia Mono" w:hAnsi="Cascadia Mono" w:cs="Cascadia Mono"/>
-                <w:color w:val="000000"/>
-                <w:sz w:val="19"/>
-                <w:szCs w:val="19"/>
-                <w:lang w:val="en-US"/>
-              </w:rPr>
-              <w:t xml:space="preserve">Day = </w:t>
+                <w:rFonts w:ascii="Times New Roman" w:hAnsi="Times New Roman" w:cs="Times New Roman"/>
+                <w:color w:val="0F1115"/>
+                <w:sz w:val="24"/>
+                <w:szCs w:val="24"/>
+                <w:shd w:val="clear" w:color="auto" w:fill="FFFFFF"/>
+                <w:lang w:val="en-US"/>
+              </w:rPr>
+              <w:t>(15, 0, 0)</w:t>
+            </w:r>
+          </w:p>
+          <w:p>
+            <w:pPr>
+              <w:pStyle w:val="a4"/>
+              <w:numPr>
+                <w:ilvl w:val="0"/>
+                <w:numId w:val="4"/>
+              </w:numPr>
+              <w:rPr>
+                <w:rFonts w:ascii="Times New Roman" w:hAnsi="Times New Roman" w:cs="Times New Roman"/>
+                <w:sz w:val="24"/>
+                <w:szCs w:val="24"/>
+                <w:lang w:val="en-US"/>
+              </w:rPr>
+            </w:pPr>
+            <w:r>
+              <w:rPr>
+                <w:rFonts w:ascii="Times New Roman" w:hAnsi="Times New Roman" w:cs="Times New Roman"/>
+                <w:color w:val="0F1115"/>
+                <w:sz w:val="24"/>
+                <w:szCs w:val="24"/>
+                <w:shd w:val="clear" w:color="auto" w:fill="FFFFFF"/>
+              </w:rPr>
+              <w:t>Вызвать</w:t>
+            </w:r>
+            <w:r>
+              <w:rPr>
+                <w:rFonts w:ascii="Times New Roman" w:hAnsi="Times New Roman" w:cs="Times New Roman"/>
+                <w:color w:val="0F1115"/>
+                <w:sz w:val="24"/>
+                <w:szCs w:val="24"/>
+                <w:shd w:val="clear" w:color="auto" w:fill="FFFFFF"/>
+                <w:lang w:val="en-US"/>
+              </w:rPr>
+              <w:t xml:space="preserve"> </w:t>
+            </w:r>
+            <w:r>
+              <w:rPr>
+                <w:rFonts w:ascii="Times New Roman" w:hAnsi="Times New Roman" w:cs="Times New Roman"/>
+                <w:color w:val="0F1115"/>
+                <w:sz w:val="24"/>
+                <w:szCs w:val="24"/>
+                <w:shd w:val="clear" w:color="auto" w:fill="FFFFFF"/>
+              </w:rPr>
+              <w:t>метод</w:t>
+            </w:r>
+            <w:r>
+              <w:rPr>
+                <w:rFonts w:ascii="Times New Roman" w:hAnsi="Times New Roman" w:cs="Times New Roman"/>
+                <w:color w:val="0F1115"/>
+                <w:sz w:val="24"/>
+                <w:szCs w:val="24"/>
+                <w:shd w:val="clear" w:color="auto" w:fill="FFFFFF"/>
+                <w:lang w:val="en-US"/>
+              </w:rPr>
+              <w:t xml:space="preserve"> </w:t>
             </w:r>
             <w:proofErr w:type="spellStart"/>
             <w:r>
               <w:rPr>
-                <w:rFonts w:ascii="Cascadia Mono" w:hAnsi="Cascadia Mono" w:cs="Cascadia Mono"/>
-                <w:color w:val="000000"/>
-                <w:sz w:val="19"/>
-                <w:szCs w:val="19"/>
-                <w:lang w:val="en-US"/>
-              </w:rPr>
-              <w:t>DayOfWeek.Monday</w:t>
+                <w:rFonts w:ascii="Times New Roman" w:hAnsi="Times New Roman" w:cs="Times New Roman"/>
+                <w:color w:val="0F1115"/>
+                <w:sz w:val="24"/>
+                <w:szCs w:val="24"/>
+                <w:shd w:val="clear" w:color="auto" w:fill="FFFFFF"/>
+                <w:lang w:val="en-US"/>
+              </w:rPr>
+              <w:t>CalculatePrice</w:t>
             </w:r>
             <w:proofErr w:type="spellEnd"/>
             <w:r>
               <w:rPr>
-                <w:rFonts w:ascii="Cascadia Mono" w:hAnsi="Cascadia Mono" w:cs="Cascadia Mono"/>
-                <w:color w:val="000000"/>
-                <w:sz w:val="19"/>
-                <w:szCs w:val="19"/>
-                <w:lang w:val="en-US"/>
-              </w:rPr>
-              <w:t>,</w:t>
-            </w:r>
-          </w:p>
-          <w:p>
-            <w:pPr>
-              <w:rPr>
-                <w:lang w:val="en-US"/>
-              </w:rPr>
-            </w:pPr>
-            <w:proofErr w:type="spellStart"/>
-            <w:r>
-              <w:rPr>
-                <w:rFonts w:ascii="Cascadia Mono" w:hAnsi="Cascadia Mono" w:cs="Cascadia Mono"/>
-                <w:color w:val="000000"/>
-                <w:sz w:val="19"/>
-                <w:szCs w:val="19"/>
-                <w:lang w:val="en-US"/>
-              </w:rPr>
-              <w:t>SessionTime</w:t>
-            </w:r>
-            <w:proofErr w:type="spellEnd"/>
-            <w:r>
-              <w:rPr>
-                <w:rFonts w:ascii="Cascadia Mono" w:hAnsi="Cascadia Mono" w:cs="Cascadia Mono"/>
-                <w:color w:val="000000"/>
-                <w:sz w:val="19"/>
-                <w:szCs w:val="19"/>
-                <w:lang w:val="en-US"/>
-              </w:rPr>
-              <w:t xml:space="preserve"> = new </w:t>
-            </w:r>
-            <w:proofErr w:type="spellStart"/>
-            <w:proofErr w:type="gramStart"/>
-            <w:r>
-              <w:rPr>
-                <w:rFonts w:ascii="Cascadia Mono" w:hAnsi="Cascadia Mono" w:cs="Cascadia Mono"/>
-                <w:color w:val="000000"/>
-                <w:sz w:val="19"/>
-                <w:szCs w:val="19"/>
-                <w:lang w:val="en-US"/>
-              </w:rPr>
-              <w:t>TimeSpan</w:t>
-            </w:r>
-            <w:proofErr w:type="spellEnd"/>
-            <w:r>
-              <w:rPr>
-                <w:rFonts w:ascii="Cascadia Mono" w:hAnsi="Cascadia Mono" w:cs="Cascadia Mono"/>
-                <w:color w:val="000000"/>
-                <w:sz w:val="19"/>
-                <w:szCs w:val="19"/>
-                <w:lang w:val="en-US"/>
-              </w:rPr>
-              <w:t>(</w:t>
-            </w:r>
-            <w:proofErr w:type="gramEnd"/>
-            <w:r>
-              <w:rPr>
-                <w:rFonts w:ascii="Cascadia Mono" w:hAnsi="Cascadia Mono" w:cs="Cascadia Mono"/>
-                <w:color w:val="000000"/>
-                <w:sz w:val="19"/>
-                <w:szCs w:val="19"/>
-                <w:lang w:val="en-US"/>
-              </w:rPr>
-              <w:t>15, 0, 0)</w:t>
+                <w:rFonts w:ascii="Times New Roman" w:hAnsi="Times New Roman" w:cs="Times New Roman"/>
+                <w:color w:val="0F1115"/>
+                <w:sz w:val="24"/>
+                <w:szCs w:val="24"/>
+                <w:shd w:val="clear" w:color="auto" w:fill="FFFFFF"/>
+                <w:lang w:val="en-US"/>
+              </w:rPr>
+              <w:t>(request)</w:t>
+            </w:r>
+          </w:p>
+          <w:p>
+            <w:pPr>
+              <w:pStyle w:val="a4"/>
+              <w:numPr>
+                <w:ilvl w:val="0"/>
+                <w:numId w:val="4"/>
+              </w:numPr>
+              <w:rPr>
+                <w:rFonts w:ascii="Times New Roman" w:hAnsi="Times New Roman" w:cs="Times New Roman"/>
+                <w:sz w:val="24"/>
+                <w:szCs w:val="24"/>
+              </w:rPr>
+            </w:pPr>
+            <w:r>
+              <w:rPr>
+                <w:rFonts w:ascii="Times New Roman" w:hAnsi="Times New Roman" w:cs="Times New Roman"/>
+                <w:color w:val="0F1115"/>
+                <w:sz w:val="24"/>
+                <w:szCs w:val="24"/>
+                <w:shd w:val="clear" w:color="auto" w:fill="FFFFFF"/>
+              </w:rPr>
+              <w:t>Сравнить полученное значение с ожидаемым</w:t>
             </w:r>
           </w:p>
         </w:tc>
@@ -409,7 +811,19 @@
             <w:tcW w:w="3256" w:type="dxa"/>
           </w:tcPr>
           <w:p>
-            <w:r>
+            <w:pPr>
+              <w:rPr>
+                <w:rFonts w:ascii="Times New Roman" w:hAnsi="Times New Roman" w:cs="Times New Roman"/>
+                <w:sz w:val="24"/>
+                <w:szCs w:val="24"/>
+              </w:rPr>
+            </w:pPr>
+            <w:r>
+              <w:rPr>
+                <w:rFonts w:ascii="Times New Roman" w:hAnsi="Times New Roman" w:cs="Times New Roman"/>
+                <w:sz w:val="24"/>
+                <w:szCs w:val="24"/>
+              </w:rPr>
               <w:t>Ожидаемый результат</w:t>
             </w:r>
           </w:p>
@@ -419,16 +833,34 @@
             <w:tcW w:w="6089" w:type="dxa"/>
           </w:tcPr>
           <w:p>
-            <w:r>
-              <w:t xml:space="preserve">Применяет для </w:t>
-            </w:r>
-            <w:proofErr w:type="gramStart"/>
-            <w:r>
-              <w:t>пенсионеров(</w:t>
-            </w:r>
-            <w:proofErr w:type="gramEnd"/>
-            <w:r>
-              <w:t>65+) скидку в 50%</w:t>
+            <w:pPr>
+              <w:rPr>
+                <w:rFonts w:ascii="Times New Roman" w:hAnsi="Times New Roman" w:cs="Times New Roman"/>
+                <w:sz w:val="24"/>
+                <w:szCs w:val="24"/>
+              </w:rPr>
+            </w:pPr>
+            <w:r>
+              <w:rPr>
+                <w:rFonts w:ascii="Times New Roman" w:hAnsi="Times New Roman" w:cs="Times New Roman"/>
+                <w:color w:val="0F1115"/>
+                <w:sz w:val="24"/>
+                <w:szCs w:val="24"/>
+                <w:shd w:val="clear" w:color="auto" w:fill="FFFFFF"/>
+              </w:rPr>
+              <w:t xml:space="preserve">Для пенсионеров (возраст 65 лет и старше) применяется скидка 50%. Итоговая цена: </w:t>
+            </w:r>
+            <w:r>
+              <w:rPr>
+                <w:rStyle w:val="a5"/>
+                <w:rFonts w:ascii="Times New Roman" w:hAnsi="Times New Roman" w:cs="Times New Roman"/>
+                <w:b w:val="0"/>
+                <w:color w:val="0F1115"/>
+                <w:sz w:val="24"/>
+                <w:szCs w:val="24"/>
+                <w:shd w:val="clear" w:color="auto" w:fill="FFFFFF"/>
+              </w:rPr>
+              <w:t>150 рублей</w:t>
             </w:r>
           </w:p>
         </w:tc>
@@ -439,7 +871,19 @@
             <w:tcW w:w="3256" w:type="dxa"/>
           </w:tcPr>
           <w:p>
-            <w:r>
+            <w:pPr>
+              <w:rPr>
+                <w:rFonts w:ascii="Times New Roman" w:hAnsi="Times New Roman" w:cs="Times New Roman"/>
+                <w:sz w:val="24"/>
+                <w:szCs w:val="24"/>
+              </w:rPr>
+            </w:pPr>
+            <w:r>
+              <w:rPr>
+                <w:rFonts w:ascii="Times New Roman" w:hAnsi="Times New Roman" w:cs="Times New Roman"/>
+                <w:sz w:val="24"/>
+                <w:szCs w:val="24"/>
+              </w:rPr>
               <w:t>Фактический результат</w:t>
             </w:r>
           </w:p>
@@ -449,8 +893,34 @@
             <w:tcW w:w="6089" w:type="dxa"/>
           </w:tcPr>
           <w:p>
-            <w:r>
-              <w:t>Оставляет цену без скидки</w:t>
+            <w:pPr>
+              <w:rPr>
+                <w:rFonts w:ascii="Times New Roman" w:hAnsi="Times New Roman" w:cs="Times New Roman"/>
+                <w:sz w:val="24"/>
+                <w:szCs w:val="24"/>
+              </w:rPr>
+            </w:pPr>
+            <w:r>
+              <w:rPr>
+                <w:rFonts w:ascii="Times New Roman" w:hAnsi="Times New Roman" w:cs="Times New Roman"/>
+                <w:color w:val="0F1115"/>
+                <w:sz w:val="24"/>
+                <w:szCs w:val="24"/>
+                <w:shd w:val="clear" w:color="auto" w:fill="FFFFFF"/>
+              </w:rPr>
+              <w:t>Скидка не применяется, цена остаётся </w:t>
+            </w:r>
+            <w:r>
+              <w:rPr>
+                <w:rStyle w:val="a5"/>
+                <w:rFonts w:ascii="Times New Roman" w:hAnsi="Times New Roman" w:cs="Times New Roman"/>
+                <w:b w:val="0"/>
+                <w:color w:val="0F1115"/>
+                <w:sz w:val="24"/>
+                <w:szCs w:val="24"/>
+                <w:shd w:val="clear" w:color="auto" w:fill="FFFFFF"/>
+              </w:rPr>
+              <w:t>300 рублей</w:t>
             </w:r>
           </w:p>
         </w:tc>
@@ -461,7 +931,19 @@
             <w:tcW w:w="3256" w:type="dxa"/>
           </w:tcPr>
           <w:p>
-            <w:r>
+            <w:pPr>
+              <w:rPr>
+                <w:rFonts w:ascii="Times New Roman" w:hAnsi="Times New Roman" w:cs="Times New Roman"/>
+                <w:sz w:val="24"/>
+                <w:szCs w:val="24"/>
+              </w:rPr>
+            </w:pPr>
+            <w:r>
+              <w:rPr>
+                <w:rFonts w:ascii="Times New Roman" w:hAnsi="Times New Roman" w:cs="Times New Roman"/>
+                <w:sz w:val="24"/>
+                <w:szCs w:val="24"/>
+              </w:rPr>
               <w:t>Примечание</w:t>
             </w:r>
           </w:p>
@@ -473,17 +955,34 @@
           <w:p>
             <w:pPr>
               <w:rPr>
-                <w:lang w:val="en-US"/>
-              </w:rPr>
-            </w:pPr>
-            <w:r>
-              <w:t>Проверить в коде программы, как высчитывается цена у пенсионеров и исправить, чтобы скидка была 50%</w:t>
+                <w:rFonts w:ascii="Times New Roman" w:hAnsi="Times New Roman" w:cs="Times New Roman"/>
+                <w:sz w:val="24"/>
+                <w:szCs w:val="24"/>
+              </w:rPr>
+            </w:pPr>
+            <w:r>
+              <w:rPr>
+                <w:rFonts w:ascii="Times New Roman" w:hAnsi="Times New Roman" w:cs="Times New Roman"/>
+                <w:color w:val="0F1115"/>
+                <w:sz w:val="24"/>
+                <w:szCs w:val="24"/>
+                <w:shd w:val="clear" w:color="auto" w:fill="FFFFFF"/>
+              </w:rPr>
+              <w:t>Проверить реализацию условия для возраста &gt;= 65. Возможно, используется неправильный порог или скидка не учитывается.</w:t>
             </w:r>
           </w:p>
         </w:tc>
       </w:tr>
     </w:tbl>
-    <w:p/>
+    <w:p>
+      <w:pPr>
+        <w:rPr>
+          <w:rFonts w:ascii="Times New Roman" w:hAnsi="Times New Roman" w:cs="Times New Roman"/>
+          <w:sz w:val="24"/>
+          <w:szCs w:val="24"/>
+        </w:rPr>
+      </w:pPr>
+    </w:p>
     <w:tbl>
       <w:tblPr>
         <w:tblStyle w:val="a3"/>
@@ -500,7 +999,19 @@
             <w:tcW w:w="3256" w:type="dxa"/>
           </w:tcPr>
           <w:p>
-            <w:r>
+            <w:pPr>
+              <w:rPr>
+                <w:rFonts w:ascii="Times New Roman" w:hAnsi="Times New Roman" w:cs="Times New Roman"/>
+                <w:sz w:val="24"/>
+                <w:szCs w:val="24"/>
+              </w:rPr>
+            </w:pPr>
+            <w:r>
+              <w:rPr>
+                <w:rFonts w:ascii="Times New Roman" w:hAnsi="Times New Roman" w:cs="Times New Roman"/>
+                <w:sz w:val="24"/>
+                <w:szCs w:val="24"/>
+              </w:rPr>
               <w:t>ID-бага</w:t>
             </w:r>
           </w:p>
@@ -510,8 +1021,20 @@
             <w:tcW w:w="6089" w:type="dxa"/>
           </w:tcPr>
           <w:p>
-            <w:r>
-              <w:t>BUG-001</w:t>
+            <w:pPr>
+              <w:rPr>
+                <w:rFonts w:ascii="Times New Roman" w:hAnsi="Times New Roman" w:cs="Times New Roman"/>
+                <w:sz w:val="24"/>
+                <w:szCs w:val="24"/>
+              </w:rPr>
+            </w:pPr>
+            <w:r>
+              <w:rPr>
+                <w:rFonts w:ascii="Times New Roman" w:hAnsi="Times New Roman" w:cs="Times New Roman"/>
+                <w:sz w:val="24"/>
+                <w:szCs w:val="24"/>
+              </w:rPr>
+              <w:t>BUG-002</w:t>
             </w:r>
           </w:p>
         </w:tc>
@@ -522,9 +1045,23 @@
             <w:tcW w:w="3256" w:type="dxa"/>
           </w:tcPr>
           <w:p>
-            <w:r>
+            <w:pPr>
+              <w:rPr>
+                <w:rFonts w:ascii="Times New Roman" w:hAnsi="Times New Roman" w:cs="Times New Roman"/>
+                <w:sz w:val="24"/>
+                <w:szCs w:val="24"/>
+              </w:rPr>
+            </w:pPr>
+            <w:proofErr w:type="spellStart"/>
+            <w:r>
+              <w:rPr>
+                <w:rFonts w:ascii="Times New Roman" w:hAnsi="Times New Roman" w:cs="Times New Roman"/>
+                <w:sz w:val="24"/>
+                <w:szCs w:val="24"/>
+              </w:rPr>
               <w:t>Тестировщик</w:t>
             </w:r>
+            <w:proofErr w:type="spellEnd"/>
           </w:p>
         </w:tc>
         <w:tc>
@@ -532,7 +1069,19 @@
             <w:tcW w:w="6089" w:type="dxa"/>
           </w:tcPr>
           <w:p>
-            <w:r>
+            <w:pPr>
+              <w:rPr>
+                <w:rFonts w:ascii="Times New Roman" w:hAnsi="Times New Roman" w:cs="Times New Roman"/>
+                <w:sz w:val="24"/>
+                <w:szCs w:val="24"/>
+              </w:rPr>
+            </w:pPr>
+            <w:r>
+              <w:rPr>
+                <w:rFonts w:ascii="Times New Roman" w:hAnsi="Times New Roman" w:cs="Times New Roman"/>
+                <w:sz w:val="24"/>
+                <w:szCs w:val="24"/>
+              </w:rPr>
               <w:t>Кириченко И.А.</w:t>
             </w:r>
           </w:p>
@@ -544,7 +1093,19 @@
             <w:tcW w:w="3256" w:type="dxa"/>
           </w:tcPr>
           <w:p>
-            <w:r>
+            <w:pPr>
+              <w:rPr>
+                <w:rFonts w:ascii="Times New Roman" w:hAnsi="Times New Roman" w:cs="Times New Roman"/>
+                <w:sz w:val="24"/>
+                <w:szCs w:val="24"/>
+              </w:rPr>
+            </w:pPr>
+            <w:r>
+              <w:rPr>
+                <w:rFonts w:ascii="Times New Roman" w:hAnsi="Times New Roman" w:cs="Times New Roman"/>
+                <w:sz w:val="24"/>
+                <w:szCs w:val="24"/>
+              </w:rPr>
               <w:t>Название дефекта</w:t>
             </w:r>
           </w:p>
@@ -554,8 +1115,20 @@
             <w:tcW w:w="6089" w:type="dxa"/>
           </w:tcPr>
           <w:p>
-            <w:r>
-              <w:t>Неверный расчёт скидки для пенсионеров</w:t>
+            <w:pPr>
+              <w:rPr>
+                <w:rFonts w:ascii="Times New Roman" w:hAnsi="Times New Roman" w:cs="Times New Roman"/>
+                <w:sz w:val="24"/>
+                <w:szCs w:val="24"/>
+              </w:rPr>
+            </w:pPr>
+            <w:r>
+              <w:rPr>
+                <w:rFonts w:ascii="Times New Roman" w:hAnsi="Times New Roman" w:cs="Times New Roman"/>
+                <w:sz w:val="24"/>
+                <w:szCs w:val="24"/>
+              </w:rPr>
+              <w:t>Неверный расчёт скидки для пенсионеров (65+)</w:t>
             </w:r>
           </w:p>
         </w:tc>
@@ -566,7 +1139,19 @@
             <w:tcW w:w="3256" w:type="dxa"/>
           </w:tcPr>
           <w:p>
-            <w:r>
+            <w:pPr>
+              <w:rPr>
+                <w:rFonts w:ascii="Times New Roman" w:hAnsi="Times New Roman" w:cs="Times New Roman"/>
+                <w:sz w:val="24"/>
+                <w:szCs w:val="24"/>
+              </w:rPr>
+            </w:pPr>
+            <w:r>
+              <w:rPr>
+                <w:rFonts w:ascii="Times New Roman" w:hAnsi="Times New Roman" w:cs="Times New Roman"/>
+                <w:sz w:val="24"/>
+                <w:szCs w:val="24"/>
+              </w:rPr>
               <w:t>Категория</w:t>
             </w:r>
           </w:p>
@@ -576,7 +1161,19 @@
             <w:tcW w:w="6089" w:type="dxa"/>
           </w:tcPr>
           <w:p>
-            <w:r>
+            <w:pPr>
+              <w:rPr>
+                <w:rFonts w:ascii="Times New Roman" w:hAnsi="Times New Roman" w:cs="Times New Roman"/>
+                <w:sz w:val="24"/>
+                <w:szCs w:val="24"/>
+              </w:rPr>
+            </w:pPr>
+            <w:r>
+              <w:rPr>
+                <w:rFonts w:ascii="Times New Roman" w:hAnsi="Times New Roman" w:cs="Times New Roman"/>
+                <w:sz w:val="24"/>
+                <w:szCs w:val="24"/>
+              </w:rPr>
               <w:t>Функциональная</w:t>
             </w:r>
           </w:p>
@@ -588,7 +1185,19 @@
             <w:tcW w:w="3256" w:type="dxa"/>
           </w:tcPr>
           <w:p>
-            <w:r>
+            <w:pPr>
+              <w:rPr>
+                <w:rFonts w:ascii="Times New Roman" w:hAnsi="Times New Roman" w:cs="Times New Roman"/>
+                <w:sz w:val="24"/>
+                <w:szCs w:val="24"/>
+              </w:rPr>
+            </w:pPr>
+            <w:r>
+              <w:rPr>
+                <w:rFonts w:ascii="Times New Roman" w:hAnsi="Times New Roman" w:cs="Times New Roman"/>
+                <w:sz w:val="24"/>
+                <w:szCs w:val="24"/>
+              </w:rPr>
               <w:t>Серьезность</w:t>
             </w:r>
           </w:p>
@@ -598,7 +1207,19 @@
             <w:tcW w:w="6089" w:type="dxa"/>
           </w:tcPr>
           <w:p>
-            <w:r>
+            <w:pPr>
+              <w:rPr>
+                <w:rFonts w:ascii="Times New Roman" w:hAnsi="Times New Roman" w:cs="Times New Roman"/>
+                <w:sz w:val="24"/>
+                <w:szCs w:val="24"/>
+              </w:rPr>
+            </w:pPr>
+            <w:r>
+              <w:rPr>
+                <w:rFonts w:ascii="Times New Roman" w:hAnsi="Times New Roman" w:cs="Times New Roman"/>
+                <w:sz w:val="24"/>
+                <w:szCs w:val="24"/>
+              </w:rPr>
               <w:t>Высокая</w:t>
             </w:r>
           </w:p>
@@ -610,7 +1231,19 @@
             <w:tcW w:w="3256" w:type="dxa"/>
           </w:tcPr>
           <w:p>
-            <w:r>
+            <w:pPr>
+              <w:rPr>
+                <w:rFonts w:ascii="Times New Roman" w:hAnsi="Times New Roman" w:cs="Times New Roman"/>
+                <w:sz w:val="24"/>
+                <w:szCs w:val="24"/>
+              </w:rPr>
+            </w:pPr>
+            <w:r>
+              <w:rPr>
+                <w:rFonts w:ascii="Times New Roman" w:hAnsi="Times New Roman" w:cs="Times New Roman"/>
+                <w:sz w:val="24"/>
+                <w:szCs w:val="24"/>
+              </w:rPr>
               <w:t>Приоритет</w:t>
             </w:r>
           </w:p>
@@ -620,8 +1253,20 @@
             <w:tcW w:w="6089" w:type="dxa"/>
           </w:tcPr>
           <w:p>
-            <w:r>
-              <w:t>Высокая</w:t>
+            <w:pPr>
+              <w:rPr>
+                <w:rFonts w:ascii="Times New Roman" w:hAnsi="Times New Roman" w:cs="Times New Roman"/>
+                <w:sz w:val="24"/>
+                <w:szCs w:val="24"/>
+              </w:rPr>
+            </w:pPr>
+            <w:r>
+              <w:rPr>
+                <w:rFonts w:ascii="Times New Roman" w:hAnsi="Times New Roman" w:cs="Times New Roman"/>
+                <w:sz w:val="24"/>
+                <w:szCs w:val="24"/>
+              </w:rPr>
+              <w:t>Высокий</w:t>
             </w:r>
           </w:p>
         </w:tc>
@@ -632,7 +1277,19 @@
             <w:tcW w:w="3256" w:type="dxa"/>
           </w:tcPr>
           <w:p>
-            <w:r>
+            <w:pPr>
+              <w:rPr>
+                <w:rFonts w:ascii="Times New Roman" w:hAnsi="Times New Roman" w:cs="Times New Roman"/>
+                <w:sz w:val="24"/>
+                <w:szCs w:val="24"/>
+              </w:rPr>
+            </w:pPr>
+            <w:r>
+              <w:rPr>
+                <w:rFonts w:ascii="Times New Roman" w:hAnsi="Times New Roman" w:cs="Times New Roman"/>
+                <w:sz w:val="24"/>
+                <w:szCs w:val="24"/>
+              </w:rPr>
               <w:t>Предусловие</w:t>
             </w:r>
           </w:p>
@@ -641,7 +1298,37 @@
           <w:tcPr>
             <w:tcW w:w="6089" w:type="dxa"/>
           </w:tcPr>
-          <w:p/>
+          <w:p>
+            <w:pPr>
+              <w:rPr>
+                <w:rFonts w:ascii="Times New Roman" w:hAnsi="Times New Roman" w:cs="Times New Roman"/>
+                <w:sz w:val="24"/>
+                <w:szCs w:val="24"/>
+              </w:rPr>
+            </w:pPr>
+            <w:r>
+              <w:rPr>
+                <w:rFonts w:ascii="Times New Roman" w:hAnsi="Times New Roman" w:cs="Times New Roman"/>
+                <w:color w:val="0F1115"/>
+                <w:sz w:val="24"/>
+                <w:szCs w:val="24"/>
+                <w:shd w:val="clear" w:color="auto" w:fill="FFFFFF"/>
+              </w:rPr>
+              <w:t xml:space="preserve">Библиотека загружена, доступен класс </w:t>
+            </w:r>
+            <w:proofErr w:type="spellStart"/>
+            <w:r>
+              <w:rPr>
+                <w:rFonts w:ascii="Times New Roman" w:hAnsi="Times New Roman" w:cs="Times New Roman"/>
+                <w:color w:val="0F1115"/>
+                <w:sz w:val="24"/>
+                <w:szCs w:val="24"/>
+                <w:shd w:val="clear" w:color="auto" w:fill="FFFFFF"/>
+              </w:rPr>
+              <w:t>TicketPriceCalculator</w:t>
+            </w:r>
+            <w:proofErr w:type="spellEnd"/>
+          </w:p>
         </w:tc>
       </w:tr>
       <w:tr>
@@ -650,7 +1337,19 @@
             <w:tcW w:w="3256" w:type="dxa"/>
           </w:tcPr>
           <w:p>
-            <w:r>
+            <w:pPr>
+              <w:rPr>
+                <w:rFonts w:ascii="Times New Roman" w:hAnsi="Times New Roman" w:cs="Times New Roman"/>
+                <w:sz w:val="24"/>
+                <w:szCs w:val="24"/>
+              </w:rPr>
+            </w:pPr>
+            <w:r>
+              <w:rPr>
+                <w:rFonts w:ascii="Times New Roman" w:hAnsi="Times New Roman" w:cs="Times New Roman"/>
+                <w:sz w:val="24"/>
+                <w:szCs w:val="24"/>
+              </w:rPr>
               <w:t>Шаги для воспроизведения</w:t>
             </w:r>
           </w:p>
@@ -661,78 +1360,187 @@
           </w:tcPr>
           <w:p>
             <w:pPr>
-              <w:autoSpaceDE w:val="0"/>
-              <w:autoSpaceDN w:val="0"/>
-              <w:adjustRightInd w:val="0"/>
-              <w:rPr>
-                <w:rFonts w:ascii="Cascadia Mono" w:hAnsi="Cascadia Mono" w:cs="Cascadia Mono"/>
-                <w:color w:val="000000"/>
-                <w:sz w:val="19"/>
-                <w:szCs w:val="19"/>
-                <w:lang w:val="en-US"/>
-              </w:rPr>
-            </w:pPr>
-            <w:r>
-              <w:rPr>
-                <w:rFonts w:ascii="Cascadia Mono" w:hAnsi="Cascadia Mono" w:cs="Cascadia Mono"/>
-                <w:color w:val="000000"/>
-                <w:sz w:val="19"/>
-                <w:szCs w:val="19"/>
+              <w:pStyle w:val="a4"/>
+              <w:numPr>
+                <w:ilvl w:val="0"/>
+                <w:numId w:val="5"/>
+              </w:numPr>
+              <w:rPr>
+                <w:rFonts w:ascii="Times New Roman" w:hAnsi="Times New Roman" w:cs="Times New Roman"/>
+                <w:sz w:val="24"/>
+                <w:szCs w:val="24"/>
+                <w:lang w:val="en-US"/>
+              </w:rPr>
+            </w:pPr>
+            <w:r>
+              <w:rPr>
+                <w:rFonts w:ascii="Times New Roman" w:hAnsi="Times New Roman" w:cs="Times New Roman"/>
+                <w:color w:val="0F1115"/>
+                <w:sz w:val="24"/>
+                <w:szCs w:val="24"/>
+                <w:shd w:val="clear" w:color="auto" w:fill="FFFFFF"/>
+              </w:rPr>
+              <w:t>Создать</w:t>
+            </w:r>
+            <w:r>
+              <w:rPr>
+                <w:rFonts w:ascii="Times New Roman" w:hAnsi="Times New Roman" w:cs="Times New Roman"/>
+                <w:color w:val="0F1115"/>
+                <w:sz w:val="24"/>
+                <w:szCs w:val="24"/>
+                <w:shd w:val="clear" w:color="auto" w:fill="FFFFFF"/>
+                <w:lang w:val="en-US"/>
+              </w:rPr>
+              <w:t xml:space="preserve"> </w:t>
+            </w:r>
+            <w:r>
+              <w:rPr>
+                <w:rFonts w:ascii="Times New Roman" w:hAnsi="Times New Roman" w:cs="Times New Roman"/>
+                <w:color w:val="0F1115"/>
+                <w:sz w:val="24"/>
+                <w:szCs w:val="24"/>
+                <w:shd w:val="clear" w:color="auto" w:fill="FFFFFF"/>
+              </w:rPr>
+              <w:t>объект</w:t>
+            </w:r>
+            <w:r>
+              <w:rPr>
+                <w:rFonts w:ascii="Times New Roman" w:hAnsi="Times New Roman" w:cs="Times New Roman"/>
+                <w:color w:val="0F1115"/>
+                <w:sz w:val="24"/>
+                <w:szCs w:val="24"/>
+                <w:shd w:val="clear" w:color="auto" w:fill="FFFFFF"/>
+                <w:lang w:val="en-US"/>
+              </w:rPr>
+              <w:t xml:space="preserve"> </w:t>
+            </w:r>
+            <w:proofErr w:type="spellStart"/>
+            <w:r>
+              <w:rPr>
+                <w:rFonts w:ascii="Times New Roman" w:hAnsi="Times New Roman" w:cs="Times New Roman"/>
+                <w:color w:val="0F1115"/>
+                <w:sz w:val="24"/>
+                <w:szCs w:val="24"/>
+                <w:shd w:val="clear" w:color="auto" w:fill="FFFFFF"/>
+                <w:lang w:val="en-US"/>
+              </w:rPr>
+              <w:t>TicketRequest</w:t>
+            </w:r>
+            <w:proofErr w:type="spellEnd"/>
+            <w:r>
+              <w:rPr>
+                <w:rFonts w:ascii="Times New Roman" w:hAnsi="Times New Roman" w:cs="Times New Roman"/>
+                <w:color w:val="0F1115"/>
+                <w:sz w:val="24"/>
+                <w:szCs w:val="24"/>
+                <w:shd w:val="clear" w:color="auto" w:fill="FFFFFF"/>
+                <w:lang w:val="en-US"/>
+              </w:rPr>
+              <w:t xml:space="preserve"> </w:t>
+            </w:r>
+            <w:r>
+              <w:rPr>
+                <w:rFonts w:ascii="Times New Roman" w:hAnsi="Times New Roman" w:cs="Times New Roman"/>
+                <w:color w:val="0F1115"/>
+                <w:sz w:val="24"/>
+                <w:szCs w:val="24"/>
+                <w:shd w:val="clear" w:color="auto" w:fill="FFFFFF"/>
+              </w:rPr>
+              <w:t>с</w:t>
+            </w:r>
+            <w:r>
+              <w:rPr>
+                <w:rFonts w:ascii="Times New Roman" w:hAnsi="Times New Roman" w:cs="Times New Roman"/>
+                <w:color w:val="0F1115"/>
+                <w:sz w:val="24"/>
+                <w:szCs w:val="24"/>
+                <w:shd w:val="clear" w:color="auto" w:fill="FFFFFF"/>
+                <w:lang w:val="en-US"/>
+              </w:rPr>
+              <w:t xml:space="preserve"> </w:t>
+            </w:r>
+            <w:r>
+              <w:rPr>
+                <w:rFonts w:ascii="Times New Roman" w:hAnsi="Times New Roman" w:cs="Times New Roman"/>
+                <w:color w:val="0F1115"/>
+                <w:sz w:val="24"/>
+                <w:szCs w:val="24"/>
+                <w:shd w:val="clear" w:color="auto" w:fill="FFFFFF"/>
+              </w:rPr>
+              <w:t>параметрами</w:t>
+            </w:r>
+            <w:r>
+              <w:rPr>
+                <w:rFonts w:ascii="Times New Roman" w:hAnsi="Times New Roman" w:cs="Times New Roman"/>
+                <w:color w:val="0F1115"/>
+                <w:sz w:val="24"/>
+                <w:szCs w:val="24"/>
+                <w:shd w:val="clear" w:color="auto" w:fill="FFFFFF"/>
+                <w:lang w:val="en-US"/>
+              </w:rPr>
+              <w:t>:</w:t>
+            </w:r>
+            <w:r>
+              <w:rPr>
+                <w:rFonts w:ascii="Times New Roman" w:hAnsi="Times New Roman" w:cs="Times New Roman"/>
+                <w:color w:val="0F1115"/>
+                <w:sz w:val="24"/>
+                <w:szCs w:val="24"/>
+                <w:lang w:val="en-US"/>
+              </w:rPr>
+              <w:br/>
+            </w:r>
+            <w:r>
+              <w:rPr>
+                <w:rFonts w:ascii="Times New Roman" w:hAnsi="Times New Roman" w:cs="Times New Roman"/>
+                <w:color w:val="0F1115"/>
+                <w:sz w:val="24"/>
+                <w:szCs w:val="24"/>
+                <w:shd w:val="clear" w:color="auto" w:fill="FFFFFF"/>
                 <w:lang w:val="en-US"/>
               </w:rPr>
               <w:t xml:space="preserve">Age = </w:t>
             </w:r>
             <w:r>
               <w:rPr>
-                <w:rFonts w:ascii="Cascadia Mono" w:hAnsi="Cascadia Mono" w:cs="Cascadia Mono"/>
-                <w:color w:val="000000"/>
-                <w:sz w:val="19"/>
-                <w:szCs w:val="19"/>
-                <w:lang w:val="en-US"/>
-              </w:rPr>
-              <w:t>9</w:t>
-            </w:r>
-            <w:r>
-              <w:rPr>
-                <w:rFonts w:ascii="Cascadia Mono" w:hAnsi="Cascadia Mono" w:cs="Cascadia Mono"/>
-                <w:color w:val="000000"/>
-                <w:sz w:val="19"/>
-                <w:szCs w:val="19"/>
-                <w:lang w:val="en-US"/>
-              </w:rPr>
-              <w:t>5</w:t>
-            </w:r>
-            <w:r>
-              <w:rPr>
-                <w:rFonts w:ascii="Cascadia Mono" w:hAnsi="Cascadia Mono" w:cs="Cascadia Mono"/>
-                <w:color w:val="000000"/>
-                <w:sz w:val="19"/>
-                <w:szCs w:val="19"/>
+                <w:rFonts w:ascii="Times New Roman" w:hAnsi="Times New Roman" w:cs="Times New Roman"/>
+                <w:color w:val="0F1115"/>
+                <w:sz w:val="24"/>
+                <w:szCs w:val="24"/>
+                <w:shd w:val="clear" w:color="auto" w:fill="FFFFFF"/>
+                <w:lang w:val="en-US"/>
+              </w:rPr>
+              <w:t>95</w:t>
+            </w:r>
+            <w:r>
+              <w:rPr>
+                <w:rFonts w:ascii="Times New Roman" w:hAnsi="Times New Roman" w:cs="Times New Roman"/>
+                <w:color w:val="0F1115"/>
+                <w:sz w:val="24"/>
+                <w:szCs w:val="24"/>
+                <w:shd w:val="clear" w:color="auto" w:fill="FFFFFF"/>
                 <w:lang w:val="en-US"/>
               </w:rPr>
               <w:t>,</w:t>
             </w:r>
-          </w:p>
-          <w:p>
-            <w:pPr>
-              <w:autoSpaceDE w:val="0"/>
-              <w:autoSpaceDN w:val="0"/>
-              <w:adjustRightInd w:val="0"/>
-              <w:rPr>
-                <w:rFonts w:ascii="Cascadia Mono" w:hAnsi="Cascadia Mono" w:cs="Cascadia Mono"/>
-                <w:color w:val="000000"/>
-                <w:sz w:val="19"/>
-                <w:szCs w:val="19"/>
-                <w:lang w:val="en-US"/>
-              </w:rPr>
-            </w:pPr>
+            <w:r>
+              <w:rPr>
+                <w:rFonts w:ascii="Times New Roman" w:hAnsi="Times New Roman" w:cs="Times New Roman"/>
+                <w:color w:val="0F1115"/>
+                <w:sz w:val="24"/>
+                <w:szCs w:val="24"/>
+                <w:lang w:val="en-US"/>
+              </w:rPr>
+              <w:br/>
+            </w:r>
             <w:proofErr w:type="spellStart"/>
             <w:r>
               <w:rPr>
-                <w:rFonts w:ascii="Cascadia Mono" w:hAnsi="Cascadia Mono" w:cs="Cascadia Mono"/>
-                <w:color w:val="000000"/>
-                <w:sz w:val="19"/>
-                <w:szCs w:val="19"/>
+                <w:rFonts w:ascii="Times New Roman" w:hAnsi="Times New Roman" w:cs="Times New Roman"/>
+                <w:color w:val="0F1115"/>
+                <w:sz w:val="24"/>
+                <w:szCs w:val="24"/>
+                <w:shd w:val="clear" w:color="auto" w:fill="FFFFFF"/>
                 <w:lang w:val="en-US"/>
               </w:rPr>
               <w:t>IsStudent</w:t>
@@ -740,35 +1548,33 @@
             <w:proofErr w:type="spellEnd"/>
             <w:r>
               <w:rPr>
-                <w:rFonts w:ascii="Cascadia Mono" w:hAnsi="Cascadia Mono" w:cs="Cascadia Mono"/>
-                <w:color w:val="000000"/>
-                <w:sz w:val="19"/>
-                <w:szCs w:val="19"/>
+                <w:rFonts w:ascii="Times New Roman" w:hAnsi="Times New Roman" w:cs="Times New Roman"/>
+                <w:color w:val="0F1115"/>
+                <w:sz w:val="24"/>
+                <w:szCs w:val="24"/>
+                <w:shd w:val="clear" w:color="auto" w:fill="FFFFFF"/>
                 <w:lang w:val="en-US"/>
               </w:rPr>
               <w:t xml:space="preserve"> = false,</w:t>
             </w:r>
-          </w:p>
-          <w:p>
-            <w:pPr>
-              <w:autoSpaceDE w:val="0"/>
-              <w:autoSpaceDN w:val="0"/>
-              <w:adjustRightInd w:val="0"/>
-              <w:rPr>
-                <w:rFonts w:ascii="Cascadia Mono" w:hAnsi="Cascadia Mono" w:cs="Cascadia Mono"/>
-                <w:color w:val="000000"/>
-                <w:sz w:val="19"/>
-                <w:szCs w:val="19"/>
-                <w:lang w:val="en-US"/>
-              </w:rPr>
-            </w:pPr>
+            <w:r>
+              <w:rPr>
+                <w:rFonts w:ascii="Times New Roman" w:hAnsi="Times New Roman" w:cs="Times New Roman"/>
+                <w:color w:val="0F1115"/>
+                <w:sz w:val="24"/>
+                <w:szCs w:val="24"/>
+                <w:lang w:val="en-US"/>
+              </w:rPr>
+              <w:br/>
+            </w:r>
             <w:proofErr w:type="spellStart"/>
             <w:r>
               <w:rPr>
-                <w:rFonts w:ascii="Cascadia Mono" w:hAnsi="Cascadia Mono" w:cs="Cascadia Mono"/>
-                <w:color w:val="000000"/>
-                <w:sz w:val="19"/>
-                <w:szCs w:val="19"/>
+                <w:rFonts w:ascii="Times New Roman" w:hAnsi="Times New Roman" w:cs="Times New Roman"/>
+                <w:color w:val="0F1115"/>
+                <w:sz w:val="24"/>
+                <w:szCs w:val="24"/>
+                <w:shd w:val="clear" w:color="auto" w:fill="FFFFFF"/>
                 <w:lang w:val="en-US"/>
               </w:rPr>
               <w:t>IsVip</w:t>
@@ -776,34 +1582,32 @@
             <w:proofErr w:type="spellEnd"/>
             <w:r>
               <w:rPr>
-                <w:rFonts w:ascii="Cascadia Mono" w:hAnsi="Cascadia Mono" w:cs="Cascadia Mono"/>
-                <w:color w:val="000000"/>
-                <w:sz w:val="19"/>
-                <w:szCs w:val="19"/>
+                <w:rFonts w:ascii="Times New Roman" w:hAnsi="Times New Roman" w:cs="Times New Roman"/>
+                <w:color w:val="0F1115"/>
+                <w:sz w:val="24"/>
+                <w:szCs w:val="24"/>
+                <w:shd w:val="clear" w:color="auto" w:fill="FFFFFF"/>
                 <w:lang w:val="en-US"/>
               </w:rPr>
               <w:t xml:space="preserve"> = false,</w:t>
             </w:r>
-          </w:p>
-          <w:p>
-            <w:pPr>
-              <w:autoSpaceDE w:val="0"/>
-              <w:autoSpaceDN w:val="0"/>
-              <w:adjustRightInd w:val="0"/>
-              <w:rPr>
-                <w:rFonts w:ascii="Cascadia Mono" w:hAnsi="Cascadia Mono" w:cs="Cascadia Mono"/>
-                <w:color w:val="000000"/>
-                <w:sz w:val="19"/>
-                <w:szCs w:val="19"/>
-                <w:lang w:val="en-US"/>
-              </w:rPr>
-            </w:pPr>
-            <w:r>
-              <w:rPr>
-                <w:rFonts w:ascii="Cascadia Mono" w:hAnsi="Cascadia Mono" w:cs="Cascadia Mono"/>
-                <w:color w:val="000000"/>
-                <w:sz w:val="19"/>
-                <w:szCs w:val="19"/>
+            <w:r>
+              <w:rPr>
+                <w:rFonts w:ascii="Times New Roman" w:hAnsi="Times New Roman" w:cs="Times New Roman"/>
+                <w:color w:val="0F1115"/>
+                <w:sz w:val="24"/>
+                <w:szCs w:val="24"/>
+                <w:lang w:val="en-US"/>
+              </w:rPr>
+              <w:br/>
+            </w:r>
+            <w:r>
+              <w:rPr>
+                <w:rFonts w:ascii="Times New Roman" w:hAnsi="Times New Roman" w:cs="Times New Roman"/>
+                <w:color w:val="0F1115"/>
+                <w:sz w:val="24"/>
+                <w:szCs w:val="24"/>
+                <w:shd w:val="clear" w:color="auto" w:fill="FFFFFF"/>
                 <w:lang w:val="en-US"/>
               </w:rPr>
               <w:t xml:space="preserve">Day = </w:t>
@@ -811,10 +1615,11 @@
             <w:proofErr w:type="spellStart"/>
             <w:r>
               <w:rPr>
-                <w:rFonts w:ascii="Cascadia Mono" w:hAnsi="Cascadia Mono" w:cs="Cascadia Mono"/>
-                <w:color w:val="000000"/>
-                <w:sz w:val="19"/>
-                <w:szCs w:val="19"/>
+                <w:rFonts w:ascii="Times New Roman" w:hAnsi="Times New Roman" w:cs="Times New Roman"/>
+                <w:color w:val="0F1115"/>
+                <w:sz w:val="24"/>
+                <w:szCs w:val="24"/>
+                <w:shd w:val="clear" w:color="auto" w:fill="FFFFFF"/>
                 <w:lang w:val="en-US"/>
               </w:rPr>
               <w:t>DayOfWeek.Monday</w:t>
@@ -822,28 +1627,33 @@
             <w:proofErr w:type="spellEnd"/>
             <w:r>
               <w:rPr>
-                <w:rFonts w:ascii="Cascadia Mono" w:hAnsi="Cascadia Mono" w:cs="Cascadia Mono"/>
-                <w:color w:val="000000"/>
-                <w:sz w:val="19"/>
-                <w:szCs w:val="19"/>
+                <w:rFonts w:ascii="Times New Roman" w:hAnsi="Times New Roman" w:cs="Times New Roman"/>
+                <w:color w:val="0F1115"/>
+                <w:sz w:val="24"/>
+                <w:szCs w:val="24"/>
+                <w:shd w:val="clear" w:color="auto" w:fill="FFFFFF"/>
                 <w:lang w:val="en-US"/>
               </w:rPr>
               <w:t>,</w:t>
             </w:r>
-          </w:p>
-          <w:p>
-            <w:pPr>
-              <w:rPr>
-                <w:lang w:val="en-US"/>
-              </w:rPr>
-            </w:pPr>
+            <w:r>
+              <w:rPr>
+                <w:rFonts w:ascii="Times New Roman" w:hAnsi="Times New Roman" w:cs="Times New Roman"/>
+                <w:color w:val="0F1115"/>
+                <w:sz w:val="24"/>
+                <w:szCs w:val="24"/>
+                <w:lang w:val="en-US"/>
+              </w:rPr>
+              <w:br/>
+            </w:r>
             <w:proofErr w:type="spellStart"/>
             <w:r>
               <w:rPr>
-                <w:rFonts w:ascii="Cascadia Mono" w:hAnsi="Cascadia Mono" w:cs="Cascadia Mono"/>
-                <w:color w:val="000000"/>
-                <w:sz w:val="19"/>
-                <w:szCs w:val="19"/>
+                <w:rFonts w:ascii="Times New Roman" w:hAnsi="Times New Roman" w:cs="Times New Roman"/>
+                <w:color w:val="0F1115"/>
+                <w:sz w:val="24"/>
+                <w:szCs w:val="24"/>
+                <w:shd w:val="clear" w:color="auto" w:fill="FFFFFF"/>
                 <w:lang w:val="en-US"/>
               </w:rPr>
               <w:t>SessionTime</w:t>
@@ -851,22 +1661,23 @@
             <w:proofErr w:type="spellEnd"/>
             <w:r>
               <w:rPr>
-                <w:rFonts w:ascii="Cascadia Mono" w:hAnsi="Cascadia Mono" w:cs="Cascadia Mono"/>
-                <w:color w:val="000000"/>
-                <w:sz w:val="19"/>
-                <w:szCs w:val="19"/>
+                <w:rFonts w:ascii="Times New Roman" w:hAnsi="Times New Roman" w:cs="Times New Roman"/>
+                <w:color w:val="0F1115"/>
+                <w:sz w:val="24"/>
+                <w:szCs w:val="24"/>
+                <w:shd w:val="clear" w:color="auto" w:fill="FFFFFF"/>
                 <w:lang w:val="en-US"/>
               </w:rPr>
               <w:t xml:space="preserve"> = new </w:t>
             </w:r>
             <w:proofErr w:type="spellStart"/>
-            <w:proofErr w:type="gramStart"/>
-            <w:r>
-              <w:rPr>
-                <w:rFonts w:ascii="Cascadia Mono" w:hAnsi="Cascadia Mono" w:cs="Cascadia Mono"/>
-                <w:color w:val="000000"/>
-                <w:sz w:val="19"/>
-                <w:szCs w:val="19"/>
+            <w:r>
+              <w:rPr>
+                <w:rFonts w:ascii="Times New Roman" w:hAnsi="Times New Roman" w:cs="Times New Roman"/>
+                <w:color w:val="0F1115"/>
+                <w:sz w:val="24"/>
+                <w:szCs w:val="24"/>
+                <w:shd w:val="clear" w:color="auto" w:fill="FFFFFF"/>
                 <w:lang w:val="en-US"/>
               </w:rPr>
               <w:t>TimeSpan</w:t>
@@ -874,24 +1685,119 @@
             <w:proofErr w:type="spellEnd"/>
             <w:r>
               <w:rPr>
-                <w:rFonts w:ascii="Cascadia Mono" w:hAnsi="Cascadia Mono" w:cs="Cascadia Mono"/>
-                <w:color w:val="000000"/>
-                <w:sz w:val="19"/>
-                <w:szCs w:val="19"/>
-                <w:lang w:val="en-US"/>
-              </w:rPr>
-              <w:t>(</w:t>
-            </w:r>
-            <w:proofErr w:type="gramEnd"/>
-            <w:r>
-              <w:rPr>
-                <w:rFonts w:ascii="Cascadia Mono" w:hAnsi="Cascadia Mono" w:cs="Cascadia Mono"/>
-                <w:color w:val="000000"/>
-                <w:sz w:val="19"/>
-                <w:szCs w:val="19"/>
-                <w:lang w:val="en-US"/>
-              </w:rPr>
-              <w:t>15, 0, 0)</w:t>
+                <w:rFonts w:ascii="Times New Roman" w:hAnsi="Times New Roman" w:cs="Times New Roman"/>
+                <w:color w:val="0F1115"/>
+                <w:sz w:val="24"/>
+                <w:szCs w:val="24"/>
+                <w:shd w:val="clear" w:color="auto" w:fill="FFFFFF"/>
+                <w:lang w:val="en-US"/>
+              </w:rPr>
+              <w:t>(15, 0, 0)</w:t>
+            </w:r>
+          </w:p>
+          <w:p>
+            <w:pPr>
+              <w:pStyle w:val="a4"/>
+              <w:numPr>
+                <w:ilvl w:val="0"/>
+                <w:numId w:val="5"/>
+              </w:numPr>
+              <w:rPr>
+                <w:rFonts w:ascii="Times New Roman" w:hAnsi="Times New Roman" w:cs="Times New Roman"/>
+                <w:sz w:val="24"/>
+                <w:szCs w:val="24"/>
+                <w:lang w:val="en-US"/>
+              </w:rPr>
+            </w:pPr>
+            <w:r>
+              <w:rPr>
+                <w:rFonts w:ascii="Times New Roman" w:hAnsi="Times New Roman" w:cs="Times New Roman"/>
+                <w:color w:val="0F1115"/>
+                <w:sz w:val="24"/>
+                <w:szCs w:val="24"/>
+                <w:shd w:val="clear" w:color="auto" w:fill="FFFFFF"/>
+              </w:rPr>
+              <w:t>Вызвать</w:t>
+            </w:r>
+            <w:r>
+              <w:rPr>
+                <w:rFonts w:ascii="Times New Roman" w:hAnsi="Times New Roman" w:cs="Times New Roman"/>
+                <w:color w:val="0F1115"/>
+                <w:sz w:val="24"/>
+                <w:szCs w:val="24"/>
+                <w:shd w:val="clear" w:color="auto" w:fill="FFFFFF"/>
+                <w:lang w:val="en-US"/>
+              </w:rPr>
+              <w:t xml:space="preserve"> </w:t>
+            </w:r>
+            <w:r>
+              <w:rPr>
+                <w:rFonts w:ascii="Times New Roman" w:hAnsi="Times New Roman" w:cs="Times New Roman"/>
+                <w:color w:val="0F1115"/>
+                <w:sz w:val="24"/>
+                <w:szCs w:val="24"/>
+                <w:shd w:val="clear" w:color="auto" w:fill="FFFFFF"/>
+              </w:rPr>
+              <w:t>метод</w:t>
+            </w:r>
+            <w:r>
+              <w:rPr>
+                <w:rFonts w:ascii="Times New Roman" w:hAnsi="Times New Roman" w:cs="Times New Roman"/>
+                <w:color w:val="0F1115"/>
+                <w:sz w:val="24"/>
+                <w:szCs w:val="24"/>
+                <w:shd w:val="clear" w:color="auto" w:fill="FFFFFF"/>
+                <w:lang w:val="en-US"/>
+              </w:rPr>
+              <w:t xml:space="preserve"> </w:t>
+            </w:r>
+            <w:proofErr w:type="spellStart"/>
+            <w:r>
+              <w:rPr>
+                <w:rFonts w:ascii="Times New Roman" w:hAnsi="Times New Roman" w:cs="Times New Roman"/>
+                <w:color w:val="0F1115"/>
+                <w:sz w:val="24"/>
+                <w:szCs w:val="24"/>
+                <w:shd w:val="clear" w:color="auto" w:fill="FFFFFF"/>
+                <w:lang w:val="en-US"/>
+              </w:rPr>
+              <w:t>CalculatePrice</w:t>
+            </w:r>
+            <w:proofErr w:type="spellEnd"/>
+            <w:r>
+              <w:rPr>
+                <w:rFonts w:ascii="Times New Roman" w:hAnsi="Times New Roman" w:cs="Times New Roman"/>
+                <w:color w:val="0F1115"/>
+                <w:sz w:val="24"/>
+                <w:szCs w:val="24"/>
+                <w:shd w:val="clear" w:color="auto" w:fill="FFFFFF"/>
+                <w:lang w:val="en-US"/>
+              </w:rPr>
+              <w:t>(request)</w:t>
+            </w:r>
+          </w:p>
+          <w:p>
+            <w:pPr>
+              <w:pStyle w:val="a4"/>
+              <w:numPr>
+                <w:ilvl w:val="0"/>
+                <w:numId w:val="5"/>
+              </w:numPr>
+              <w:rPr>
+                <w:rFonts w:ascii="Times New Roman" w:hAnsi="Times New Roman" w:cs="Times New Roman"/>
+                <w:sz w:val="24"/>
+                <w:szCs w:val="24"/>
+              </w:rPr>
+            </w:pPr>
+            <w:r>
+              <w:rPr>
+                <w:rFonts w:ascii="Times New Roman" w:hAnsi="Times New Roman" w:cs="Times New Roman"/>
+                <w:color w:val="0F1115"/>
+                <w:sz w:val="24"/>
+                <w:szCs w:val="24"/>
+                <w:shd w:val="clear" w:color="auto" w:fill="FFFFFF"/>
+              </w:rPr>
+              <w:t>Сравнить полученное значение с ожидаемым</w:t>
             </w:r>
           </w:p>
         </w:tc>
@@ -902,7 +1808,19 @@
             <w:tcW w:w="3256" w:type="dxa"/>
           </w:tcPr>
           <w:p>
-            <w:r>
+            <w:pPr>
+              <w:rPr>
+                <w:rFonts w:ascii="Times New Roman" w:hAnsi="Times New Roman" w:cs="Times New Roman"/>
+                <w:sz w:val="24"/>
+                <w:szCs w:val="24"/>
+              </w:rPr>
+            </w:pPr>
+            <w:r>
+              <w:rPr>
+                <w:rFonts w:ascii="Times New Roman" w:hAnsi="Times New Roman" w:cs="Times New Roman"/>
+                <w:sz w:val="24"/>
+                <w:szCs w:val="24"/>
+              </w:rPr>
               <w:t>Ожидаемый результат</w:t>
             </w:r>
           </w:p>
@@ -912,26 +1830,34 @@
             <w:tcW w:w="6089" w:type="dxa"/>
           </w:tcPr>
           <w:p>
-            <w:r>
-              <w:t>Применяет для пенсионеров</w:t>
-            </w:r>
-            <w:r>
-              <w:t xml:space="preserve"> </w:t>
-            </w:r>
-            <w:r>
-              <w:t>(65+</w:t>
-            </w:r>
-            <w:r>
-              <w:t xml:space="preserve"> лет</w:t>
-            </w:r>
-            <w:r>
-              <w:t>) скидку в 50%</w:t>
-            </w:r>
-            <w:r>
-              <w:t xml:space="preserve">. </w:t>
-            </w:r>
-            <w:r>
-              <w:t>Цена билета: 150.</w:t>
+            <w:pPr>
+              <w:rPr>
+                <w:rFonts w:ascii="Times New Roman" w:hAnsi="Times New Roman" w:cs="Times New Roman"/>
+                <w:sz w:val="24"/>
+                <w:szCs w:val="24"/>
+              </w:rPr>
+            </w:pPr>
+            <w:r>
+              <w:rPr>
+                <w:rFonts w:ascii="Times New Roman" w:hAnsi="Times New Roman" w:cs="Times New Roman"/>
+                <w:color w:val="0F1115"/>
+                <w:sz w:val="24"/>
+                <w:szCs w:val="24"/>
+                <w:shd w:val="clear" w:color="auto" w:fill="FFFFFF"/>
+              </w:rPr>
+              <w:t xml:space="preserve">Для пенсионеров (возраст 65 лет и старше) применяется скидка 50%. Итоговая цена: </w:t>
+            </w:r>
+            <w:r>
+              <w:rPr>
+                <w:rStyle w:val="a5"/>
+                <w:rFonts w:ascii="Times New Roman" w:hAnsi="Times New Roman" w:cs="Times New Roman"/>
+                <w:b w:val="0"/>
+                <w:color w:val="0F1115"/>
+                <w:sz w:val="24"/>
+                <w:szCs w:val="24"/>
+                <w:shd w:val="clear" w:color="auto" w:fill="FFFFFF"/>
+              </w:rPr>
+              <w:t>150 рублей</w:t>
             </w:r>
           </w:p>
         </w:tc>
@@ -942,7 +1868,19 @@
             <w:tcW w:w="3256" w:type="dxa"/>
           </w:tcPr>
           <w:p>
-            <w:r>
+            <w:pPr>
+              <w:rPr>
+                <w:rFonts w:ascii="Times New Roman" w:hAnsi="Times New Roman" w:cs="Times New Roman"/>
+                <w:sz w:val="24"/>
+                <w:szCs w:val="24"/>
+              </w:rPr>
+            </w:pPr>
+            <w:r>
+              <w:rPr>
+                <w:rFonts w:ascii="Times New Roman" w:hAnsi="Times New Roman" w:cs="Times New Roman"/>
+                <w:sz w:val="24"/>
+                <w:szCs w:val="24"/>
+              </w:rPr>
               <w:t>Фактический результат</w:t>
             </w:r>
           </w:p>
@@ -952,11 +1890,34 @@
             <w:tcW w:w="6089" w:type="dxa"/>
           </w:tcPr>
           <w:p>
-            <w:r>
-              <w:t>Оставляет цену без скидки</w:t>
-            </w:r>
-            <w:r>
-              <w:t>. Цена билета: 300</w:t>
+            <w:pPr>
+              <w:rPr>
+                <w:rFonts w:ascii="Times New Roman" w:hAnsi="Times New Roman" w:cs="Times New Roman"/>
+                <w:sz w:val="24"/>
+                <w:szCs w:val="24"/>
+              </w:rPr>
+            </w:pPr>
+            <w:r>
+              <w:rPr>
+                <w:rFonts w:ascii="Times New Roman" w:hAnsi="Times New Roman" w:cs="Times New Roman"/>
+                <w:color w:val="0F1115"/>
+                <w:sz w:val="24"/>
+                <w:szCs w:val="24"/>
+                <w:shd w:val="clear" w:color="auto" w:fill="FFFFFF"/>
+              </w:rPr>
+              <w:t>Скидка не применяется, цена остаётся </w:t>
+            </w:r>
+            <w:r>
+              <w:rPr>
+                <w:rStyle w:val="a5"/>
+                <w:rFonts w:ascii="Times New Roman" w:hAnsi="Times New Roman" w:cs="Times New Roman"/>
+                <w:b w:val="0"/>
+                <w:color w:val="0F1115"/>
+                <w:sz w:val="24"/>
+                <w:szCs w:val="24"/>
+                <w:shd w:val="clear" w:color="auto" w:fill="FFFFFF"/>
+              </w:rPr>
+              <w:t>300 рублей</w:t>
             </w:r>
           </w:p>
         </w:tc>
@@ -967,7 +1928,19 @@
             <w:tcW w:w="3256" w:type="dxa"/>
           </w:tcPr>
           <w:p>
-            <w:r>
+            <w:pPr>
+              <w:rPr>
+                <w:rFonts w:ascii="Times New Roman" w:hAnsi="Times New Roman" w:cs="Times New Roman"/>
+                <w:sz w:val="24"/>
+                <w:szCs w:val="24"/>
+              </w:rPr>
+            </w:pPr>
+            <w:r>
+              <w:rPr>
+                <w:rFonts w:ascii="Times New Roman" w:hAnsi="Times New Roman" w:cs="Times New Roman"/>
+                <w:sz w:val="24"/>
+                <w:szCs w:val="24"/>
+              </w:rPr>
               <w:t>Примечание</w:t>
             </w:r>
           </w:p>
@@ -977,15 +1950,54 @@
             <w:tcW w:w="6089" w:type="dxa"/>
           </w:tcPr>
           <w:p>
-            <w:r>
-              <w:t>Проверить в коде программы, как высчитывается цена у пенсионеров и исправить, чтобы скидка была 50%</w:t>
+            <w:pPr>
+              <w:rPr>
+                <w:rFonts w:ascii="Times New Roman" w:hAnsi="Times New Roman" w:cs="Times New Roman"/>
+                <w:sz w:val="24"/>
+                <w:szCs w:val="24"/>
+              </w:rPr>
+            </w:pPr>
+            <w:r>
+              <w:rPr>
+                <w:rFonts w:ascii="Times New Roman" w:hAnsi="Times New Roman" w:cs="Times New Roman"/>
+                <w:color w:val="0F1115"/>
+                <w:sz w:val="24"/>
+                <w:szCs w:val="24"/>
+                <w:shd w:val="clear" w:color="auto" w:fill="FFFFFF"/>
+              </w:rPr>
+              <w:t>Проверить реализацию условия для возраста &gt;= 65. Возможно, используется неправильный порог или скидка не учитывается.</w:t>
             </w:r>
           </w:p>
         </w:tc>
       </w:tr>
     </w:tbl>
-    <w:p/>
-    <w:p/>
+    <w:p>
+      <w:pPr>
+        <w:rPr>
+          <w:rFonts w:ascii="Times New Roman" w:hAnsi="Times New Roman" w:cs="Times New Roman"/>
+          <w:sz w:val="24"/>
+          <w:szCs w:val="24"/>
+        </w:rPr>
+      </w:pPr>
+    </w:p>
+    <w:p>
+      <w:pPr>
+        <w:rPr>
+          <w:rFonts w:ascii="Times New Roman" w:hAnsi="Times New Roman" w:cs="Times New Roman"/>
+          <w:sz w:val="24"/>
+          <w:szCs w:val="24"/>
+        </w:rPr>
+      </w:pPr>
+    </w:p>
+    <w:p>
+      <w:pPr>
+        <w:rPr>
+          <w:rFonts w:ascii="Times New Roman" w:hAnsi="Times New Roman" w:cs="Times New Roman"/>
+          <w:sz w:val="24"/>
+          <w:szCs w:val="24"/>
+        </w:rPr>
+      </w:pPr>
+    </w:p>
     <w:tbl>
       <w:tblPr>
         <w:tblStyle w:val="a3"/>
@@ -1002,7 +2014,20 @@
             <w:tcW w:w="3256" w:type="dxa"/>
           </w:tcPr>
           <w:p>
-            <w:r>
+            <w:pPr>
+              <w:rPr>
+                <w:rFonts w:ascii="Times New Roman" w:hAnsi="Times New Roman" w:cs="Times New Roman"/>
+                <w:sz w:val="24"/>
+                <w:szCs w:val="24"/>
+              </w:rPr>
+            </w:pPr>
+            <w:r>
+              <w:rPr>
+                <w:rFonts w:ascii="Times New Roman" w:hAnsi="Times New Roman" w:cs="Times New Roman"/>
+                <w:sz w:val="24"/>
+                <w:szCs w:val="24"/>
+              </w:rPr>
+              <w:lastRenderedPageBreak/>
               <w:t>ID-бага</w:t>
             </w:r>
           </w:p>
@@ -1012,8 +2037,20 @@
             <w:tcW w:w="6089" w:type="dxa"/>
           </w:tcPr>
           <w:p>
-            <w:r>
-              <w:t>BUG-001</w:t>
+            <w:pPr>
+              <w:rPr>
+                <w:rFonts w:ascii="Times New Roman" w:hAnsi="Times New Roman" w:cs="Times New Roman"/>
+                <w:sz w:val="24"/>
+                <w:szCs w:val="24"/>
+              </w:rPr>
+            </w:pPr>
+            <w:r>
+              <w:rPr>
+                <w:rFonts w:ascii="Times New Roman" w:hAnsi="Times New Roman" w:cs="Times New Roman"/>
+                <w:sz w:val="24"/>
+                <w:szCs w:val="24"/>
+              </w:rPr>
+              <w:t>BUG-003</w:t>
             </w:r>
           </w:p>
         </w:tc>
@@ -1024,7 +2061,19 @@
             <w:tcW w:w="3256" w:type="dxa"/>
           </w:tcPr>
           <w:p>
-            <w:r>
+            <w:pPr>
+              <w:rPr>
+                <w:rFonts w:ascii="Times New Roman" w:hAnsi="Times New Roman" w:cs="Times New Roman"/>
+                <w:sz w:val="24"/>
+                <w:szCs w:val="24"/>
+              </w:rPr>
+            </w:pPr>
+            <w:r>
+              <w:rPr>
+                <w:rFonts w:ascii="Times New Roman" w:hAnsi="Times New Roman" w:cs="Times New Roman"/>
+                <w:sz w:val="24"/>
+                <w:szCs w:val="24"/>
+              </w:rPr>
               <w:t>Тестировщик</w:t>
             </w:r>
           </w:p>
@@ -1034,7 +2083,19 @@
             <w:tcW w:w="6089" w:type="dxa"/>
           </w:tcPr>
           <w:p>
-            <w:r>
+            <w:pPr>
+              <w:rPr>
+                <w:rFonts w:ascii="Times New Roman" w:hAnsi="Times New Roman" w:cs="Times New Roman"/>
+                <w:sz w:val="24"/>
+                <w:szCs w:val="24"/>
+              </w:rPr>
+            </w:pPr>
+            <w:r>
+              <w:rPr>
+                <w:rFonts w:ascii="Times New Roman" w:hAnsi="Times New Roman" w:cs="Times New Roman"/>
+                <w:sz w:val="24"/>
+                <w:szCs w:val="24"/>
+              </w:rPr>
               <w:t>Кириченко И.А.</w:t>
             </w:r>
           </w:p>
@@ -1046,7 +2107,19 @@
             <w:tcW w:w="3256" w:type="dxa"/>
           </w:tcPr>
           <w:p>
-            <w:r>
+            <w:pPr>
+              <w:rPr>
+                <w:rFonts w:ascii="Times New Roman" w:hAnsi="Times New Roman" w:cs="Times New Roman"/>
+                <w:sz w:val="24"/>
+                <w:szCs w:val="24"/>
+              </w:rPr>
+            </w:pPr>
+            <w:r>
+              <w:rPr>
+                <w:rFonts w:ascii="Times New Roman" w:hAnsi="Times New Roman" w:cs="Times New Roman"/>
+                <w:sz w:val="24"/>
+                <w:szCs w:val="24"/>
+              </w:rPr>
               <w:t>Название дефекта</w:t>
             </w:r>
           </w:p>
@@ -1056,11 +2129,22 @@
             <w:tcW w:w="6089" w:type="dxa"/>
           </w:tcPr>
           <w:p>
-            <w:r>
-              <w:t xml:space="preserve">Неверный расчёт скидки для </w:t>
-            </w:r>
-            <w:r>
-              <w:t>детей</w:t>
+            <w:pPr>
+              <w:rPr>
+                <w:rFonts w:ascii="Times New Roman" w:hAnsi="Times New Roman" w:cs="Times New Roman"/>
+                <w:sz w:val="24"/>
+                <w:szCs w:val="24"/>
+              </w:rPr>
+            </w:pPr>
+            <w:r>
+              <w:rPr>
+                <w:rFonts w:ascii="Times New Roman" w:hAnsi="Times New Roman" w:cs="Times New Roman"/>
+                <w:color w:val="0F1115"/>
+                <w:sz w:val="24"/>
+                <w:szCs w:val="24"/>
+                <w:shd w:val="clear" w:color="auto" w:fill="FFFFFF"/>
+              </w:rPr>
+              <w:t>Неверный размер скидки для детей (6–17 лет)</w:t>
             </w:r>
           </w:p>
         </w:tc>
@@ -1071,7 +2155,19 @@
             <w:tcW w:w="3256" w:type="dxa"/>
           </w:tcPr>
           <w:p>
-            <w:r>
+            <w:pPr>
+              <w:rPr>
+                <w:rFonts w:ascii="Times New Roman" w:hAnsi="Times New Roman" w:cs="Times New Roman"/>
+                <w:sz w:val="24"/>
+                <w:szCs w:val="24"/>
+              </w:rPr>
+            </w:pPr>
+            <w:r>
+              <w:rPr>
+                <w:rFonts w:ascii="Times New Roman" w:hAnsi="Times New Roman" w:cs="Times New Roman"/>
+                <w:sz w:val="24"/>
+                <w:szCs w:val="24"/>
+              </w:rPr>
               <w:t>Категория</w:t>
             </w:r>
           </w:p>
@@ -1081,7 +2177,19 @@
             <w:tcW w:w="6089" w:type="dxa"/>
           </w:tcPr>
           <w:p>
-            <w:r>
+            <w:pPr>
+              <w:rPr>
+                <w:rFonts w:ascii="Times New Roman" w:hAnsi="Times New Roman" w:cs="Times New Roman"/>
+                <w:sz w:val="24"/>
+                <w:szCs w:val="24"/>
+              </w:rPr>
+            </w:pPr>
+            <w:r>
+              <w:rPr>
+                <w:rFonts w:ascii="Times New Roman" w:hAnsi="Times New Roman" w:cs="Times New Roman"/>
+                <w:sz w:val="24"/>
+                <w:szCs w:val="24"/>
+              </w:rPr>
               <w:t>Функциональная</w:t>
             </w:r>
           </w:p>
@@ -1093,7 +2201,19 @@
             <w:tcW w:w="3256" w:type="dxa"/>
           </w:tcPr>
           <w:p>
-            <w:r>
+            <w:pPr>
+              <w:rPr>
+                <w:rFonts w:ascii="Times New Roman" w:hAnsi="Times New Roman" w:cs="Times New Roman"/>
+                <w:sz w:val="24"/>
+                <w:szCs w:val="24"/>
+              </w:rPr>
+            </w:pPr>
+            <w:r>
+              <w:rPr>
+                <w:rFonts w:ascii="Times New Roman" w:hAnsi="Times New Roman" w:cs="Times New Roman"/>
+                <w:sz w:val="24"/>
+                <w:szCs w:val="24"/>
+              </w:rPr>
               <w:t>Серьезность</w:t>
             </w:r>
           </w:p>
@@ -1103,7 +2223,19 @@
             <w:tcW w:w="6089" w:type="dxa"/>
           </w:tcPr>
           <w:p>
-            <w:r>
+            <w:pPr>
+              <w:rPr>
+                <w:rFonts w:ascii="Times New Roman" w:hAnsi="Times New Roman" w:cs="Times New Roman"/>
+                <w:sz w:val="24"/>
+                <w:szCs w:val="24"/>
+              </w:rPr>
+            </w:pPr>
+            <w:r>
+              <w:rPr>
+                <w:rFonts w:ascii="Times New Roman" w:hAnsi="Times New Roman" w:cs="Times New Roman"/>
+                <w:sz w:val="24"/>
+                <w:szCs w:val="24"/>
+              </w:rPr>
               <w:t>Высокая</w:t>
             </w:r>
           </w:p>
@@ -1115,7 +2247,19 @@
             <w:tcW w:w="3256" w:type="dxa"/>
           </w:tcPr>
           <w:p>
-            <w:r>
+            <w:pPr>
+              <w:rPr>
+                <w:rFonts w:ascii="Times New Roman" w:hAnsi="Times New Roman" w:cs="Times New Roman"/>
+                <w:sz w:val="24"/>
+                <w:szCs w:val="24"/>
+              </w:rPr>
+            </w:pPr>
+            <w:r>
+              <w:rPr>
+                <w:rFonts w:ascii="Times New Roman" w:hAnsi="Times New Roman" w:cs="Times New Roman"/>
+                <w:sz w:val="24"/>
+                <w:szCs w:val="24"/>
+              </w:rPr>
               <w:t>Приоритет</w:t>
             </w:r>
           </w:p>
@@ -1125,8 +2269,20 @@
             <w:tcW w:w="6089" w:type="dxa"/>
           </w:tcPr>
           <w:p>
-            <w:r>
-              <w:t>Высокая</w:t>
+            <w:pPr>
+              <w:rPr>
+                <w:rFonts w:ascii="Times New Roman" w:hAnsi="Times New Roman" w:cs="Times New Roman"/>
+                <w:sz w:val="24"/>
+                <w:szCs w:val="24"/>
+              </w:rPr>
+            </w:pPr>
+            <w:r>
+              <w:rPr>
+                <w:rFonts w:ascii="Times New Roman" w:hAnsi="Times New Roman" w:cs="Times New Roman"/>
+                <w:sz w:val="24"/>
+                <w:szCs w:val="24"/>
+              </w:rPr>
+              <w:t>Высокий</w:t>
             </w:r>
           </w:p>
         </w:tc>
@@ -1137,7 +2293,19 @@
             <w:tcW w:w="3256" w:type="dxa"/>
           </w:tcPr>
           <w:p>
-            <w:r>
+            <w:pPr>
+              <w:rPr>
+                <w:rFonts w:ascii="Times New Roman" w:hAnsi="Times New Roman" w:cs="Times New Roman"/>
+                <w:sz w:val="24"/>
+                <w:szCs w:val="24"/>
+              </w:rPr>
+            </w:pPr>
+            <w:r>
+              <w:rPr>
+                <w:rFonts w:ascii="Times New Roman" w:hAnsi="Times New Roman" w:cs="Times New Roman"/>
+                <w:sz w:val="24"/>
+                <w:szCs w:val="24"/>
+              </w:rPr>
               <w:t>Предусловие</w:t>
             </w:r>
           </w:p>
@@ -1146,7 +2314,37 @@
           <w:tcPr>
             <w:tcW w:w="6089" w:type="dxa"/>
           </w:tcPr>
-          <w:p/>
+          <w:p>
+            <w:pPr>
+              <w:rPr>
+                <w:rFonts w:ascii="Times New Roman" w:hAnsi="Times New Roman" w:cs="Times New Roman"/>
+                <w:sz w:val="24"/>
+                <w:szCs w:val="24"/>
+              </w:rPr>
+            </w:pPr>
+            <w:r>
+              <w:rPr>
+                <w:rFonts w:ascii="Times New Roman" w:hAnsi="Times New Roman" w:cs="Times New Roman"/>
+                <w:color w:val="0F1115"/>
+                <w:sz w:val="24"/>
+                <w:szCs w:val="24"/>
+                <w:shd w:val="clear" w:color="auto" w:fill="FFFFFF"/>
+              </w:rPr>
+              <w:t xml:space="preserve">Библиотека загружена, доступен класс </w:t>
+            </w:r>
+            <w:proofErr w:type="spellStart"/>
+            <w:r>
+              <w:rPr>
+                <w:rFonts w:ascii="Times New Roman" w:hAnsi="Times New Roman" w:cs="Times New Roman"/>
+                <w:color w:val="0F1115"/>
+                <w:sz w:val="24"/>
+                <w:szCs w:val="24"/>
+                <w:shd w:val="clear" w:color="auto" w:fill="FFFFFF"/>
+              </w:rPr>
+              <w:t>TicketPriceCalculator</w:t>
+            </w:r>
+            <w:proofErr w:type="spellEnd"/>
+          </w:p>
         </w:tc>
       </w:tr>
       <w:tr>
@@ -1155,7 +2353,19 @@
             <w:tcW w:w="3256" w:type="dxa"/>
           </w:tcPr>
           <w:p>
-            <w:r>
+            <w:pPr>
+              <w:rPr>
+                <w:rFonts w:ascii="Times New Roman" w:hAnsi="Times New Roman" w:cs="Times New Roman"/>
+                <w:sz w:val="24"/>
+                <w:szCs w:val="24"/>
+              </w:rPr>
+            </w:pPr>
+            <w:r>
+              <w:rPr>
+                <w:rFonts w:ascii="Times New Roman" w:hAnsi="Times New Roman" w:cs="Times New Roman"/>
+                <w:sz w:val="24"/>
+                <w:szCs w:val="24"/>
+              </w:rPr>
               <w:t>Шаги для воспроизведения</w:t>
             </w:r>
           </w:p>
@@ -1166,68 +2376,166 @@
           </w:tcPr>
           <w:p>
             <w:pPr>
-              <w:autoSpaceDE w:val="0"/>
-              <w:autoSpaceDN w:val="0"/>
-              <w:adjustRightInd w:val="0"/>
-              <w:rPr>
-                <w:rFonts w:ascii="Cascadia Mono" w:hAnsi="Cascadia Mono" w:cs="Cascadia Mono"/>
-                <w:color w:val="000000"/>
-                <w:sz w:val="19"/>
-                <w:szCs w:val="19"/>
-                <w:lang w:val="en-US"/>
-              </w:rPr>
-            </w:pPr>
-            <w:r>
-              <w:rPr>
-                <w:rFonts w:ascii="Cascadia Mono" w:hAnsi="Cascadia Mono" w:cs="Cascadia Mono"/>
-                <w:color w:val="000000"/>
-                <w:sz w:val="19"/>
-                <w:szCs w:val="19"/>
-                <w:lang w:val="en-US"/>
-              </w:rPr>
-              <w:t xml:space="preserve">Age = </w:t>
-            </w:r>
-            <w:r>
-              <w:rPr>
-                <w:rFonts w:ascii="Cascadia Mono" w:hAnsi="Cascadia Mono" w:cs="Cascadia Mono"/>
-                <w:color w:val="000000"/>
-                <w:sz w:val="19"/>
-                <w:szCs w:val="19"/>
-                <w:lang w:val="en-US"/>
-              </w:rPr>
-              <w:t>6</w:t>
-            </w:r>
-            <w:r>
-              <w:rPr>
-                <w:rFonts w:ascii="Cascadia Mono" w:hAnsi="Cascadia Mono" w:cs="Cascadia Mono"/>
-                <w:color w:val="000000"/>
-                <w:sz w:val="19"/>
-                <w:szCs w:val="19"/>
+              <w:pStyle w:val="a4"/>
+              <w:numPr>
+                <w:ilvl w:val="0"/>
+                <w:numId w:val="3"/>
+              </w:numPr>
+              <w:spacing w:line="375" w:lineRule="atLeast"/>
+              <w:rPr>
+                <w:rFonts w:ascii="Times New Roman" w:hAnsi="Times New Roman" w:cs="Times New Roman"/>
+                <w:color w:val="0F1115"/>
+                <w:sz w:val="24"/>
+                <w:szCs w:val="24"/>
+                <w:lang w:val="en-US"/>
+              </w:rPr>
+            </w:pPr>
+            <w:r>
+              <w:rPr>
+                <w:rFonts w:ascii="Times New Roman" w:hAnsi="Times New Roman" w:cs="Times New Roman"/>
+                <w:color w:val="0F1115"/>
+                <w:sz w:val="24"/>
+                <w:szCs w:val="24"/>
+              </w:rPr>
+              <w:t>Создать</w:t>
+            </w:r>
+            <w:r>
+              <w:rPr>
+                <w:rFonts w:ascii="Times New Roman" w:hAnsi="Times New Roman" w:cs="Times New Roman"/>
+                <w:color w:val="0F1115"/>
+                <w:sz w:val="24"/>
+                <w:szCs w:val="24"/>
+                <w:lang w:val="en-US"/>
+              </w:rPr>
+              <w:t xml:space="preserve"> </w:t>
+            </w:r>
+            <w:r>
+              <w:rPr>
+                <w:rFonts w:ascii="Times New Roman" w:hAnsi="Times New Roman" w:cs="Times New Roman"/>
+                <w:color w:val="0F1115"/>
+                <w:sz w:val="24"/>
+                <w:szCs w:val="24"/>
+              </w:rPr>
+              <w:t>объект</w:t>
+            </w:r>
+            <w:r>
+              <w:rPr>
+                <w:rFonts w:ascii="Times New Roman" w:hAnsi="Times New Roman" w:cs="Times New Roman"/>
+                <w:color w:val="0F1115"/>
+                <w:sz w:val="24"/>
+                <w:szCs w:val="24"/>
+                <w:lang w:val="en-US"/>
+              </w:rPr>
+              <w:t xml:space="preserve"> </w:t>
+            </w:r>
+            <w:proofErr w:type="spellStart"/>
+            <w:r>
+              <w:rPr>
+                <w:rFonts w:ascii="Times New Roman" w:hAnsi="Times New Roman" w:cs="Times New Roman"/>
+                <w:color w:val="0F1115"/>
+                <w:sz w:val="24"/>
+                <w:szCs w:val="24"/>
+                <w:lang w:val="en-US"/>
+              </w:rPr>
+              <w:t>TicketRequest</w:t>
+            </w:r>
+            <w:proofErr w:type="spellEnd"/>
+            <w:r>
+              <w:rPr>
+                <w:rFonts w:ascii="Times New Roman" w:hAnsi="Times New Roman" w:cs="Times New Roman"/>
+                <w:color w:val="0F1115"/>
+                <w:sz w:val="24"/>
+                <w:szCs w:val="24"/>
+                <w:lang w:val="en-US"/>
+              </w:rPr>
+              <w:t xml:space="preserve"> </w:t>
+            </w:r>
+            <w:r>
+              <w:rPr>
+                <w:rFonts w:ascii="Times New Roman" w:hAnsi="Times New Roman" w:cs="Times New Roman"/>
+                <w:color w:val="0F1115"/>
+                <w:sz w:val="24"/>
+                <w:szCs w:val="24"/>
+              </w:rPr>
+              <w:t>с</w:t>
+            </w:r>
+            <w:r>
+              <w:rPr>
+                <w:rFonts w:ascii="Times New Roman" w:hAnsi="Times New Roman" w:cs="Times New Roman"/>
+                <w:color w:val="0F1115"/>
+                <w:sz w:val="24"/>
+                <w:szCs w:val="24"/>
+                <w:lang w:val="en-US"/>
+              </w:rPr>
+              <w:t xml:space="preserve"> </w:t>
+            </w:r>
+            <w:r>
+              <w:rPr>
+                <w:rFonts w:ascii="Times New Roman" w:hAnsi="Times New Roman" w:cs="Times New Roman"/>
+                <w:color w:val="0F1115"/>
+                <w:sz w:val="24"/>
+                <w:szCs w:val="24"/>
+              </w:rPr>
+              <w:t>параметрами</w:t>
+            </w:r>
+            <w:r>
+              <w:rPr>
+                <w:rFonts w:ascii="Times New Roman" w:hAnsi="Times New Roman" w:cs="Times New Roman"/>
+                <w:color w:val="0F1115"/>
+                <w:sz w:val="24"/>
+                <w:szCs w:val="24"/>
+                <w:lang w:val="en-US"/>
+              </w:rPr>
+              <w:t>:</w:t>
+            </w:r>
+            <w:r>
+              <w:rPr>
+                <w:rFonts w:ascii="Times New Roman" w:hAnsi="Times New Roman" w:cs="Times New Roman"/>
+                <w:color w:val="0F1115"/>
+                <w:sz w:val="24"/>
+                <w:szCs w:val="24"/>
+                <w:lang w:val="en-US"/>
+              </w:rPr>
+              <w:br/>
+              <w:t>Age = 6</w:t>
+            </w:r>
+            <w:r>
+              <w:rPr>
+                <w:rFonts w:ascii="Times New Roman" w:hAnsi="Times New Roman" w:cs="Times New Roman"/>
+                <w:color w:val="0F1115"/>
+                <w:sz w:val="24"/>
+                <w:szCs w:val="24"/>
                 <w:lang w:val="en-US"/>
               </w:rPr>
               <w:t>,</w:t>
             </w:r>
-          </w:p>
-          <w:p>
-            <w:pPr>
-              <w:autoSpaceDE w:val="0"/>
-              <w:autoSpaceDN w:val="0"/>
-              <w:adjustRightInd w:val="0"/>
-              <w:rPr>
-                <w:rFonts w:ascii="Cascadia Mono" w:hAnsi="Cascadia Mono" w:cs="Cascadia Mono"/>
-                <w:color w:val="000000"/>
-                <w:sz w:val="19"/>
-                <w:szCs w:val="19"/>
-                <w:lang w:val="en-US"/>
-              </w:rPr>
-            </w:pPr>
+            <w:r>
+              <w:rPr>
+                <w:rFonts w:ascii="Times New Roman" w:hAnsi="Times New Roman" w:cs="Times New Roman"/>
+                <w:color w:val="0F1115"/>
+                <w:sz w:val="24"/>
+                <w:szCs w:val="24"/>
+                <w:lang w:val="en-US"/>
+              </w:rPr>
+              <w:t xml:space="preserve"> </w:t>
+            </w:r>
+            <w:r>
+              <w:rPr>
+                <w:rFonts w:ascii="Times New Roman" w:hAnsi="Times New Roman" w:cs="Times New Roman"/>
+                <w:color w:val="0F1115"/>
+                <w:sz w:val="24"/>
+                <w:szCs w:val="24"/>
+                <w:lang w:val="en-US"/>
+              </w:rPr>
+              <w:br/>
+            </w:r>
             <w:proofErr w:type="spellStart"/>
             <w:r>
               <w:rPr>
-                <w:rFonts w:ascii="Cascadia Mono" w:hAnsi="Cascadia Mono" w:cs="Cascadia Mono"/>
-                <w:color w:val="000000"/>
-                <w:sz w:val="19"/>
-                <w:szCs w:val="19"/>
+                <w:rFonts w:ascii="Times New Roman" w:hAnsi="Times New Roman" w:cs="Times New Roman"/>
+                <w:color w:val="0F1115"/>
+                <w:sz w:val="24"/>
+                <w:szCs w:val="24"/>
                 <w:lang w:val="en-US"/>
               </w:rPr>
               <w:t>IsStudent</w:t>
@@ -1235,35 +2543,31 @@
             <w:proofErr w:type="spellEnd"/>
             <w:r>
               <w:rPr>
-                <w:rFonts w:ascii="Cascadia Mono" w:hAnsi="Cascadia Mono" w:cs="Cascadia Mono"/>
-                <w:color w:val="000000"/>
-                <w:sz w:val="19"/>
-                <w:szCs w:val="19"/>
+                <w:rFonts w:ascii="Times New Roman" w:hAnsi="Times New Roman" w:cs="Times New Roman"/>
+                <w:color w:val="0F1115"/>
+                <w:sz w:val="24"/>
+                <w:szCs w:val="24"/>
                 <w:lang w:val="en-US"/>
               </w:rPr>
               <w:t xml:space="preserve"> = false,</w:t>
             </w:r>
-          </w:p>
-          <w:p>
-            <w:pPr>
-              <w:autoSpaceDE w:val="0"/>
-              <w:autoSpaceDN w:val="0"/>
-              <w:adjustRightInd w:val="0"/>
-              <w:rPr>
-                <w:rFonts w:ascii="Cascadia Mono" w:hAnsi="Cascadia Mono" w:cs="Cascadia Mono"/>
-                <w:color w:val="000000"/>
-                <w:sz w:val="19"/>
-                <w:szCs w:val="19"/>
-                <w:lang w:val="en-US"/>
-              </w:rPr>
-            </w:pPr>
+            <w:r>
+              <w:rPr>
+                <w:rFonts w:ascii="Times New Roman" w:hAnsi="Times New Roman" w:cs="Times New Roman"/>
+                <w:color w:val="0F1115"/>
+                <w:sz w:val="24"/>
+                <w:szCs w:val="24"/>
+                <w:lang w:val="en-US"/>
+              </w:rPr>
+              <w:br/>
+            </w:r>
             <w:proofErr w:type="spellStart"/>
             <w:r>
               <w:rPr>
-                <w:rFonts w:ascii="Cascadia Mono" w:hAnsi="Cascadia Mono" w:cs="Cascadia Mono"/>
-                <w:color w:val="000000"/>
-                <w:sz w:val="19"/>
-                <w:szCs w:val="19"/>
+                <w:rFonts w:ascii="Times New Roman" w:hAnsi="Times New Roman" w:cs="Times New Roman"/>
+                <w:color w:val="0F1115"/>
+                <w:sz w:val="24"/>
+                <w:szCs w:val="24"/>
                 <w:lang w:val="en-US"/>
               </w:rPr>
               <w:t>IsVip</w:t>
@@ -1271,139 +2575,210 @@
             <w:proofErr w:type="spellEnd"/>
             <w:r>
               <w:rPr>
-                <w:rFonts w:ascii="Cascadia Mono" w:hAnsi="Cascadia Mono" w:cs="Cascadia Mono"/>
-                <w:color w:val="000000"/>
-                <w:sz w:val="19"/>
-                <w:szCs w:val="19"/>
+                <w:rFonts w:ascii="Times New Roman" w:hAnsi="Times New Roman" w:cs="Times New Roman"/>
+                <w:color w:val="0F1115"/>
+                <w:sz w:val="24"/>
+                <w:szCs w:val="24"/>
                 <w:lang w:val="en-US"/>
               </w:rPr>
               <w:t xml:space="preserve"> = false,</w:t>
             </w:r>
-          </w:p>
-          <w:p>
-            <w:pPr>
-              <w:autoSpaceDE w:val="0"/>
-              <w:autoSpaceDN w:val="0"/>
-              <w:adjustRightInd w:val="0"/>
-              <w:rPr>
-                <w:rFonts w:ascii="Cascadia Mono" w:hAnsi="Cascadia Mono" w:cs="Cascadia Mono"/>
-                <w:color w:val="000000"/>
-                <w:sz w:val="19"/>
-                <w:szCs w:val="19"/>
-              </w:rPr>
-            </w:pPr>
+            <w:r>
+              <w:rPr>
+                <w:rFonts w:ascii="Times New Roman" w:hAnsi="Times New Roman" w:cs="Times New Roman"/>
+                <w:color w:val="0F1115"/>
+                <w:sz w:val="24"/>
+                <w:szCs w:val="24"/>
+                <w:lang w:val="en-US"/>
+              </w:rPr>
+              <w:br/>
+              <w:t xml:space="preserve">Day = </w:t>
+            </w:r>
             <w:proofErr w:type="spellStart"/>
             <w:r>
               <w:rPr>
-                <w:rFonts w:ascii="Cascadia Mono" w:hAnsi="Cascadia Mono" w:cs="Cascadia Mono"/>
-                <w:color w:val="000000"/>
-                <w:sz w:val="19"/>
-                <w:szCs w:val="19"/>
-              </w:rPr>
-              <w:t>Day</w:t>
+                <w:rFonts w:ascii="Times New Roman" w:hAnsi="Times New Roman" w:cs="Times New Roman"/>
+                <w:color w:val="0F1115"/>
+                <w:sz w:val="24"/>
+                <w:szCs w:val="24"/>
+                <w:lang w:val="en-US"/>
+              </w:rPr>
+              <w:t>DayOfWeek.Monday</w:t>
             </w:r>
             <w:proofErr w:type="spellEnd"/>
             <w:r>
               <w:rPr>
-                <w:rFonts w:ascii="Cascadia Mono" w:hAnsi="Cascadia Mono" w:cs="Cascadia Mono"/>
-                <w:color w:val="000000"/>
-                <w:sz w:val="19"/>
-                <w:szCs w:val="19"/>
-              </w:rPr>
-              <w:t xml:space="preserve"> = </w:t>
+                <w:rFonts w:ascii="Times New Roman" w:hAnsi="Times New Roman" w:cs="Times New Roman"/>
+                <w:color w:val="0F1115"/>
+                <w:sz w:val="24"/>
+                <w:szCs w:val="24"/>
+                <w:lang w:val="en-US"/>
+              </w:rPr>
+              <w:t>,</w:t>
+            </w:r>
+            <w:r>
+              <w:rPr>
+                <w:rFonts w:ascii="Times New Roman" w:hAnsi="Times New Roman" w:cs="Times New Roman"/>
+                <w:color w:val="0F1115"/>
+                <w:sz w:val="24"/>
+                <w:szCs w:val="24"/>
+                <w:lang w:val="en-US"/>
+              </w:rPr>
+              <w:br/>
             </w:r>
             <w:proofErr w:type="spellStart"/>
             <w:r>
               <w:rPr>
-                <w:rFonts w:ascii="Cascadia Mono" w:hAnsi="Cascadia Mono" w:cs="Cascadia Mono"/>
-                <w:color w:val="000000"/>
-                <w:sz w:val="19"/>
-                <w:szCs w:val="19"/>
-              </w:rPr>
-              <w:t>DayOfWeek.Monday</w:t>
+                <w:rFonts w:ascii="Times New Roman" w:hAnsi="Times New Roman" w:cs="Times New Roman"/>
+                <w:color w:val="0F1115"/>
+                <w:sz w:val="24"/>
+                <w:szCs w:val="24"/>
+                <w:lang w:val="en-US"/>
+              </w:rPr>
+              <w:t>Sessio</w:t>
+            </w:r>
+            <w:r>
+              <w:rPr>
+                <w:rFonts w:ascii="Times New Roman" w:hAnsi="Times New Roman" w:cs="Times New Roman"/>
+                <w:color w:val="0F1115"/>
+                <w:sz w:val="24"/>
+                <w:szCs w:val="24"/>
+                <w:lang w:val="en-US"/>
+              </w:rPr>
+              <w:t>nTime</w:t>
             </w:r>
             <w:proofErr w:type="spellEnd"/>
             <w:r>
               <w:rPr>
-                <w:rFonts w:ascii="Cascadia Mono" w:hAnsi="Cascadia Mono" w:cs="Cascadia Mono"/>
-                <w:color w:val="000000"/>
-                <w:sz w:val="19"/>
-                <w:szCs w:val="19"/>
-              </w:rPr>
-              <w:t>,</w:t>
-            </w:r>
-          </w:p>
-          <w:p>
+                <w:rFonts w:ascii="Times New Roman" w:hAnsi="Times New Roman" w:cs="Times New Roman"/>
+                <w:color w:val="0F1115"/>
+                <w:sz w:val="24"/>
+                <w:szCs w:val="24"/>
+                <w:lang w:val="en-US"/>
+              </w:rPr>
+              <w:t xml:space="preserve"> = new </w:t>
+            </w:r>
             <w:proofErr w:type="spellStart"/>
             <w:r>
               <w:rPr>
-                <w:rFonts w:ascii="Cascadia Mono" w:hAnsi="Cascadia Mono" w:cs="Cascadia Mono"/>
-                <w:color w:val="000000"/>
-                <w:sz w:val="19"/>
-                <w:szCs w:val="19"/>
-              </w:rPr>
-              <w:t>SessionTime</w:t>
+                <w:rFonts w:ascii="Times New Roman" w:hAnsi="Times New Roman" w:cs="Times New Roman"/>
+                <w:color w:val="0F1115"/>
+                <w:sz w:val="24"/>
+                <w:szCs w:val="24"/>
+                <w:lang w:val="en-US"/>
+              </w:rPr>
+              <w:t>TimeSpan</w:t>
             </w:r>
             <w:proofErr w:type="spellEnd"/>
             <w:r>
               <w:rPr>
-                <w:rFonts w:ascii="Cascadia Mono" w:hAnsi="Cascadia Mono" w:cs="Cascadia Mono"/>
-                <w:color w:val="000000"/>
-                <w:sz w:val="19"/>
-                <w:szCs w:val="19"/>
-              </w:rPr>
-              <w:t xml:space="preserve"> = </w:t>
+                <w:rFonts w:ascii="Times New Roman" w:hAnsi="Times New Roman" w:cs="Times New Roman"/>
+                <w:color w:val="0F1115"/>
+                <w:sz w:val="24"/>
+                <w:szCs w:val="24"/>
+                <w:lang w:val="en-US"/>
+              </w:rPr>
+              <w:t>(15, 0, 0)</w:t>
+            </w:r>
+          </w:p>
+          <w:p>
+            <w:pPr>
+              <w:pStyle w:val="a4"/>
+              <w:numPr>
+                <w:ilvl w:val="0"/>
+                <w:numId w:val="3"/>
+              </w:numPr>
+              <w:spacing w:line="375" w:lineRule="atLeast"/>
+              <w:rPr>
+                <w:rFonts w:ascii="Times New Roman" w:hAnsi="Times New Roman" w:cs="Times New Roman"/>
+                <w:color w:val="0F1115"/>
+                <w:sz w:val="24"/>
+                <w:szCs w:val="24"/>
+              </w:rPr>
+            </w:pPr>
+            <w:r>
+              <w:rPr>
+                <w:rFonts w:ascii="Times New Roman" w:hAnsi="Times New Roman" w:cs="Times New Roman"/>
+                <w:color w:val="0F1115"/>
+                <w:sz w:val="24"/>
+                <w:szCs w:val="24"/>
+                <w:lang w:val="en-US"/>
+              </w:rPr>
+              <w:t xml:space="preserve"> </w:t>
+            </w:r>
+            <w:r>
+              <w:rPr>
+                <w:rFonts w:ascii="Times New Roman" w:hAnsi="Times New Roman" w:cs="Times New Roman"/>
+                <w:color w:val="0F1115"/>
+                <w:sz w:val="24"/>
+                <w:szCs w:val="24"/>
+              </w:rPr>
+              <w:t xml:space="preserve">Вызвать метод </w:t>
             </w:r>
             <w:proofErr w:type="spellStart"/>
             <w:r>
               <w:rPr>
-                <w:rFonts w:ascii="Cascadia Mono" w:hAnsi="Cascadia Mono" w:cs="Cascadia Mono"/>
-                <w:color w:val="000000"/>
-                <w:sz w:val="19"/>
-                <w:szCs w:val="19"/>
-              </w:rPr>
-              <w:t>new</w:t>
+                <w:rFonts w:ascii="Times New Roman" w:hAnsi="Times New Roman" w:cs="Times New Roman"/>
+                <w:color w:val="0F1115"/>
+                <w:sz w:val="24"/>
+                <w:szCs w:val="24"/>
+                <w:lang w:val="en-US"/>
+              </w:rPr>
+              <w:t>CalculatePrice</w:t>
             </w:r>
             <w:proofErr w:type="spellEnd"/>
             <w:r>
               <w:rPr>
-                <w:rFonts w:ascii="Cascadia Mono" w:hAnsi="Cascadia Mono" w:cs="Cascadia Mono"/>
-                <w:color w:val="000000"/>
-                <w:sz w:val="19"/>
-                <w:szCs w:val="19"/>
-              </w:rPr>
-              <w:t xml:space="preserve"> </w:t>
-            </w:r>
-            <w:proofErr w:type="spellStart"/>
-            <w:proofErr w:type="gramStart"/>
-            <w:r>
-              <w:rPr>
-                <w:rFonts w:ascii="Cascadia Mono" w:hAnsi="Cascadia Mono" w:cs="Cascadia Mono"/>
-                <w:color w:val="000000"/>
-                <w:sz w:val="19"/>
-                <w:szCs w:val="19"/>
-              </w:rPr>
-              <w:t>TimeSpan</w:t>
-            </w:r>
-            <w:proofErr w:type="spellEnd"/>
-            <w:r>
-              <w:rPr>
-                <w:rFonts w:ascii="Cascadia Mono" w:hAnsi="Cascadia Mono" w:cs="Cascadia Mono"/>
-                <w:color w:val="000000"/>
-                <w:sz w:val="19"/>
-                <w:szCs w:val="19"/>
+                <w:rFonts w:ascii="Times New Roman" w:hAnsi="Times New Roman" w:cs="Times New Roman"/>
+                <w:color w:val="0F1115"/>
+                <w:sz w:val="24"/>
+                <w:szCs w:val="24"/>
               </w:rPr>
               <w:t>(</w:t>
             </w:r>
-            <w:proofErr w:type="gramEnd"/>
-            <w:r>
-              <w:rPr>
-                <w:rFonts w:ascii="Cascadia Mono" w:hAnsi="Cascadia Mono" w:cs="Cascadia Mono"/>
-                <w:color w:val="000000"/>
-                <w:sz w:val="19"/>
-                <w:szCs w:val="19"/>
-              </w:rPr>
-              <w:t>15, 0, 0)</w:t>
+            <w:r>
+              <w:rPr>
+                <w:rFonts w:ascii="Times New Roman" w:hAnsi="Times New Roman" w:cs="Times New Roman"/>
+                <w:color w:val="0F1115"/>
+                <w:sz w:val="24"/>
+                <w:szCs w:val="24"/>
+                <w:lang w:val="en-US"/>
+              </w:rPr>
+              <w:t>request</w:t>
+            </w:r>
+            <w:r>
+              <w:rPr>
+                <w:rFonts w:ascii="Times New Roman" w:hAnsi="Times New Roman" w:cs="Times New Roman"/>
+                <w:color w:val="0F1115"/>
+                <w:sz w:val="24"/>
+                <w:szCs w:val="24"/>
+              </w:rPr>
+              <w:t>)</w:t>
+            </w:r>
+          </w:p>
+          <w:p>
+            <w:pPr>
+              <w:pStyle w:val="a4"/>
+              <w:numPr>
+                <w:ilvl w:val="0"/>
+                <w:numId w:val="3"/>
+              </w:numPr>
+              <w:spacing w:line="375" w:lineRule="atLeast"/>
+              <w:rPr>
+                <w:rFonts w:ascii="Times New Roman" w:hAnsi="Times New Roman" w:cs="Times New Roman"/>
+                <w:color w:val="0F1115"/>
+                <w:sz w:val="24"/>
+                <w:szCs w:val="24"/>
+              </w:rPr>
+            </w:pPr>
+            <w:r>
+              <w:rPr>
+                <w:rFonts w:ascii="Times New Roman" w:hAnsi="Times New Roman" w:cs="Times New Roman"/>
+                <w:color w:val="0F1115"/>
+                <w:sz w:val="24"/>
+                <w:szCs w:val="24"/>
+              </w:rPr>
+              <w:t>Проверить результат</w:t>
             </w:r>
           </w:p>
         </w:tc>
@@ -1414,7 +2789,19 @@
             <w:tcW w:w="3256" w:type="dxa"/>
           </w:tcPr>
           <w:p>
-            <w:r>
+            <w:pPr>
+              <w:rPr>
+                <w:rFonts w:ascii="Times New Roman" w:hAnsi="Times New Roman" w:cs="Times New Roman"/>
+                <w:sz w:val="24"/>
+                <w:szCs w:val="24"/>
+              </w:rPr>
+            </w:pPr>
+            <w:r>
+              <w:rPr>
+                <w:rFonts w:ascii="Times New Roman" w:hAnsi="Times New Roman" w:cs="Times New Roman"/>
+                <w:sz w:val="24"/>
+                <w:szCs w:val="24"/>
+              </w:rPr>
               <w:t>Ожидаемый результат</w:t>
             </w:r>
           </w:p>
@@ -1424,41 +2811,34 @@
             <w:tcW w:w="6089" w:type="dxa"/>
           </w:tcPr>
           <w:p>
-            <w:r>
-              <w:t xml:space="preserve">Применяет для </w:t>
-            </w:r>
-            <w:r>
-              <w:t>детей</w:t>
-            </w:r>
-            <w:r>
-              <w:t xml:space="preserve"> </w:t>
-            </w:r>
-            <w:r>
-              <w:t>(</w:t>
-            </w:r>
-            <w:r>
-              <w:t>6-17 лет</w:t>
-            </w:r>
-            <w:r>
-              <w:t xml:space="preserve">) скидку в </w:t>
-            </w:r>
-            <w:r>
-              <w:t>4</w:t>
-            </w:r>
-            <w:r>
-              <w:t>0%</w:t>
-            </w:r>
-            <w:r>
-              <w:t xml:space="preserve">. </w:t>
-            </w:r>
-            <w:r>
-              <w:t>Цена билета: 1</w:t>
-            </w:r>
-            <w:r>
-              <w:t>8</w:t>
-            </w:r>
-            <w:r>
-              <w:t>0.</w:t>
+            <w:pPr>
+              <w:rPr>
+                <w:rFonts w:ascii="Times New Roman" w:hAnsi="Times New Roman" w:cs="Times New Roman"/>
+                <w:sz w:val="24"/>
+                <w:szCs w:val="24"/>
+              </w:rPr>
+            </w:pPr>
+            <w:r>
+              <w:rPr>
+                <w:rFonts w:ascii="Times New Roman" w:hAnsi="Times New Roman" w:cs="Times New Roman"/>
+                <w:color w:val="0F1115"/>
+                <w:sz w:val="24"/>
+                <w:szCs w:val="24"/>
+                <w:shd w:val="clear" w:color="auto" w:fill="FFFFFF"/>
+              </w:rPr>
+              <w:t xml:space="preserve">Для детей от 6 до 17 лет включительно применяется скидка 40%. Итоговая цена: </w:t>
+            </w:r>
+            <w:r>
+              <w:rPr>
+                <w:rStyle w:val="a5"/>
+                <w:rFonts w:ascii="Times New Roman" w:hAnsi="Times New Roman" w:cs="Times New Roman"/>
+                <w:b w:val="0"/>
+                <w:color w:val="0F1115"/>
+                <w:sz w:val="24"/>
+                <w:szCs w:val="24"/>
+                <w:shd w:val="clear" w:color="auto" w:fill="FFFFFF"/>
+              </w:rPr>
+              <w:t>180 рублей</w:t>
             </w:r>
           </w:p>
         </w:tc>
@@ -1469,7 +2849,19 @@
             <w:tcW w:w="3256" w:type="dxa"/>
           </w:tcPr>
           <w:p>
-            <w:r>
+            <w:pPr>
+              <w:rPr>
+                <w:rFonts w:ascii="Times New Roman" w:hAnsi="Times New Roman" w:cs="Times New Roman"/>
+                <w:sz w:val="24"/>
+                <w:szCs w:val="24"/>
+              </w:rPr>
+            </w:pPr>
+            <w:r>
+              <w:rPr>
+                <w:rFonts w:ascii="Times New Roman" w:hAnsi="Times New Roman" w:cs="Times New Roman"/>
+                <w:sz w:val="24"/>
+                <w:szCs w:val="24"/>
+              </w:rPr>
               <w:t>Фактический результат</w:t>
             </w:r>
           </w:p>
@@ -1479,8 +2871,44 @@
             <w:tcW w:w="6089" w:type="dxa"/>
           </w:tcPr>
           <w:p>
-            <w:r>
-              <w:t>Применяет скидку 30%. Цена билета: 210</w:t>
+            <w:pPr>
+              <w:rPr>
+                <w:rFonts w:ascii="Times New Roman" w:hAnsi="Times New Roman" w:cs="Times New Roman"/>
+                <w:sz w:val="24"/>
+                <w:szCs w:val="24"/>
+              </w:rPr>
+            </w:pPr>
+            <w:r>
+              <w:rPr>
+                <w:rFonts w:ascii="Times New Roman" w:hAnsi="Times New Roman" w:cs="Times New Roman"/>
+                <w:color w:val="0F1115"/>
+                <w:sz w:val="24"/>
+                <w:szCs w:val="24"/>
+                <w:shd w:val="clear" w:color="auto" w:fill="FFFFFF"/>
+              </w:rPr>
+              <w:t xml:space="preserve">Применяется скидка 30%. </w:t>
+            </w:r>
+            <w:r>
+              <w:rPr>
+                <w:rFonts w:ascii="Times New Roman" w:hAnsi="Times New Roman" w:cs="Times New Roman"/>
+                <w:color w:val="0F1115"/>
+                <w:sz w:val="24"/>
+                <w:szCs w:val="24"/>
+                <w:shd w:val="clear" w:color="auto" w:fill="FFFFFF"/>
+              </w:rPr>
+              <w:t>Фактическая цена: </w:t>
+            </w:r>
+            <w:r>
+              <w:rPr>
+                <w:rStyle w:val="a5"/>
+                <w:rFonts w:ascii="Times New Roman" w:hAnsi="Times New Roman" w:cs="Times New Roman"/>
+                <w:b w:val="0"/>
+                <w:color w:val="0F1115"/>
+                <w:sz w:val="24"/>
+                <w:szCs w:val="24"/>
+                <w:shd w:val="clear" w:color="auto" w:fill="FFFFFF"/>
+              </w:rPr>
+              <w:t>210 рублей</w:t>
             </w:r>
           </w:p>
         </w:tc>
@@ -1491,7 +2919,19 @@
             <w:tcW w:w="3256" w:type="dxa"/>
           </w:tcPr>
           <w:p>
-            <w:r>
+            <w:pPr>
+              <w:rPr>
+                <w:rFonts w:ascii="Times New Roman" w:hAnsi="Times New Roman" w:cs="Times New Roman"/>
+                <w:sz w:val="24"/>
+                <w:szCs w:val="24"/>
+              </w:rPr>
+            </w:pPr>
+            <w:r>
+              <w:rPr>
+                <w:rFonts w:ascii="Times New Roman" w:hAnsi="Times New Roman" w:cs="Times New Roman"/>
+                <w:sz w:val="24"/>
+                <w:szCs w:val="24"/>
+              </w:rPr>
               <w:t>Примечание</w:t>
             </w:r>
           </w:p>
@@ -1501,23 +2941,128 @@
             <w:tcW w:w="6089" w:type="dxa"/>
           </w:tcPr>
           <w:p>
-            <w:r>
-              <w:t xml:space="preserve">Проверить в коде программы, как высчитывается цена у </w:t>
-            </w:r>
-            <w:r>
-              <w:t>детей</w:t>
-            </w:r>
-            <w:r>
-              <w:t xml:space="preserve"> и исправить, чтобы скидка была </w:t>
-            </w:r>
-            <w:r>
-              <w:t>4</w:t>
-            </w:r>
-            <w:r>
-              <w:t>0%</w:t>
-            </w:r>
-            <w:r>
-              <w:t>, вместо 30%</w:t>
+            <w:pPr>
+              <w:rPr>
+                <w:rFonts w:ascii="Times New Roman" w:hAnsi="Times New Roman" w:cs="Times New Roman"/>
+                <w:sz w:val="24"/>
+                <w:szCs w:val="24"/>
+              </w:rPr>
+            </w:pPr>
+            <w:r>
+              <w:rPr>
+                <w:rFonts w:ascii="Times New Roman" w:hAnsi="Times New Roman" w:cs="Times New Roman"/>
+                <w:color w:val="0F1115"/>
+                <w:sz w:val="24"/>
+                <w:szCs w:val="24"/>
+                <w:shd w:val="clear" w:color="auto" w:fill="FFFFFF"/>
+              </w:rPr>
+              <w:t>Проверить логику выбора скидки: вместо детской 40% использ</w:t>
+            </w:r>
+            <w:r>
+              <w:rPr>
+                <w:rFonts w:ascii="Times New Roman" w:hAnsi="Times New Roman" w:cs="Times New Roman"/>
+                <w:color w:val="0F1115"/>
+                <w:sz w:val="24"/>
+                <w:szCs w:val="24"/>
+                <w:shd w:val="clear" w:color="auto" w:fill="FFFFFF"/>
+              </w:rPr>
+              <w:t xml:space="preserve">уется другое значение, </w:t>
+            </w:r>
+            <w:r>
+              <w:rPr>
+                <w:rFonts w:ascii="Times New Roman" w:hAnsi="Times New Roman" w:cs="Times New Roman"/>
+                <w:color w:val="0F1115"/>
+                <w:sz w:val="24"/>
+                <w:szCs w:val="24"/>
+                <w:shd w:val="clear" w:color="auto" w:fill="FFFFFF"/>
+              </w:rPr>
+              <w:t>возможно</w:t>
+            </w:r>
+            <w:r>
+              <w:rPr>
+                <w:rFonts w:ascii="Times New Roman" w:hAnsi="Times New Roman" w:cs="Times New Roman"/>
+                <w:color w:val="0F1115"/>
+                <w:sz w:val="24"/>
+                <w:szCs w:val="24"/>
+                <w:shd w:val="clear" w:color="auto" w:fill="FFFFFF"/>
+              </w:rPr>
+              <w:t xml:space="preserve"> 30%</w:t>
+            </w:r>
+            <w:r>
+              <w:rPr>
+                <w:rFonts w:ascii="Times New Roman" w:hAnsi="Times New Roman" w:cs="Times New Roman"/>
+                <w:color w:val="0F1115"/>
+                <w:sz w:val="24"/>
+                <w:szCs w:val="24"/>
+                <w:shd w:val="clear" w:color="auto" w:fill="FFFFFF"/>
+              </w:rPr>
+              <w:t>.</w:t>
+            </w:r>
+          </w:p>
+        </w:tc>
+      </w:tr>
+    </w:tbl>
+    <w:p>
+      <w:pPr>
+        <w:rPr>
+          <w:rFonts w:ascii="Times New Roman" w:hAnsi="Times New Roman" w:cs="Times New Roman"/>
+          <w:sz w:val="24"/>
+          <w:szCs w:val="24"/>
+        </w:rPr>
+      </w:pPr>
+    </w:p>
+    <w:tbl>
+      <w:tblPr>
+        <w:tblStyle w:val="a3"/>
+        <w:tblW w:w="0" w:type="auto"/>
+        <w:tblLook w:val="04A0" w:firstRow="1" w:lastRow="0" w:firstColumn="1" w:lastColumn="0" w:noHBand="0" w:noVBand="1"/>
+      </w:tblPr>
+      <w:tblGrid>
+        <w:gridCol w:w="3256"/>
+        <w:gridCol w:w="6089"/>
+      </w:tblGrid>
+      <w:tr>
+        <w:tc>
+          <w:tcPr>
+            <w:tcW w:w="3256" w:type="dxa"/>
+          </w:tcPr>
+          <w:p>
+            <w:pPr>
+              <w:rPr>
+                <w:rFonts w:ascii="Times New Roman" w:hAnsi="Times New Roman" w:cs="Times New Roman"/>
+                <w:sz w:val="24"/>
+                <w:szCs w:val="24"/>
+              </w:rPr>
+            </w:pPr>
+            <w:r>
+              <w:rPr>
+                <w:rFonts w:ascii="Times New Roman" w:hAnsi="Times New Roman" w:cs="Times New Roman"/>
+                <w:sz w:val="24"/>
+                <w:szCs w:val="24"/>
+              </w:rPr>
+              <w:t>ID-бага</w:t>
+            </w:r>
+          </w:p>
+        </w:tc>
+        <w:tc>
+          <w:tcPr>
+            <w:tcW w:w="6089" w:type="dxa"/>
+          </w:tcPr>
+          <w:p>
+            <w:pPr>
+              <w:rPr>
+                <w:rFonts w:ascii="Times New Roman" w:hAnsi="Times New Roman" w:cs="Times New Roman"/>
+                <w:sz w:val="24"/>
+                <w:szCs w:val="24"/>
+              </w:rPr>
+            </w:pPr>
+            <w:r>
+              <w:rPr>
+                <w:rFonts w:ascii="Times New Roman" w:hAnsi="Times New Roman" w:cs="Times New Roman"/>
+                <w:sz w:val="24"/>
+                <w:szCs w:val="24"/>
+              </w:rPr>
+              <w:t>BUG-004</w:t>
             </w:r>
           </w:p>
         </w:tc>
@@ -1528,10 +3073,23 @@
             <w:tcW w:w="3256" w:type="dxa"/>
           </w:tcPr>
           <w:p>
-            <w:r>
-              <w:lastRenderedPageBreak/>
-              <w:t>ID-бага</w:t>
-            </w:r>
+            <w:pPr>
+              <w:rPr>
+                <w:rFonts w:ascii="Times New Roman" w:hAnsi="Times New Roman" w:cs="Times New Roman"/>
+                <w:sz w:val="24"/>
+                <w:szCs w:val="24"/>
+              </w:rPr>
+            </w:pPr>
+            <w:proofErr w:type="spellStart"/>
+            <w:r>
+              <w:rPr>
+                <w:rFonts w:ascii="Times New Roman" w:hAnsi="Times New Roman" w:cs="Times New Roman"/>
+                <w:sz w:val="24"/>
+                <w:szCs w:val="24"/>
+              </w:rPr>
+              <w:t>Тестировщик</w:t>
+            </w:r>
+            <w:proofErr w:type="spellEnd"/>
           </w:p>
         </w:tc>
         <w:tc>
@@ -1539,8 +3097,20 @@
             <w:tcW w:w="6089" w:type="dxa"/>
           </w:tcPr>
           <w:p>
-            <w:r>
-              <w:t>BUG-001</w:t>
+            <w:pPr>
+              <w:rPr>
+                <w:rFonts w:ascii="Times New Roman" w:hAnsi="Times New Roman" w:cs="Times New Roman"/>
+                <w:sz w:val="24"/>
+                <w:szCs w:val="24"/>
+              </w:rPr>
+            </w:pPr>
+            <w:r>
+              <w:rPr>
+                <w:rFonts w:ascii="Times New Roman" w:hAnsi="Times New Roman" w:cs="Times New Roman"/>
+                <w:sz w:val="24"/>
+                <w:szCs w:val="24"/>
+              </w:rPr>
+              <w:t>Кириченко И.А.</w:t>
             </w:r>
           </w:p>
         </w:tc>
@@ -1551,8 +3121,20 @@
             <w:tcW w:w="3256" w:type="dxa"/>
           </w:tcPr>
           <w:p>
-            <w:r>
-              <w:t>Тестировщик</w:t>
+            <w:pPr>
+              <w:rPr>
+                <w:rFonts w:ascii="Times New Roman" w:hAnsi="Times New Roman" w:cs="Times New Roman"/>
+                <w:sz w:val="24"/>
+                <w:szCs w:val="24"/>
+              </w:rPr>
+            </w:pPr>
+            <w:r>
+              <w:rPr>
+                <w:rFonts w:ascii="Times New Roman" w:hAnsi="Times New Roman" w:cs="Times New Roman"/>
+                <w:sz w:val="24"/>
+                <w:szCs w:val="24"/>
+              </w:rPr>
+              <w:t>Название дефекта</w:t>
             </w:r>
           </w:p>
         </w:tc>
@@ -1561,8 +3143,22 @@
             <w:tcW w:w="6089" w:type="dxa"/>
           </w:tcPr>
           <w:p>
-            <w:r>
-              <w:t>Кириченко И.А.</w:t>
+            <w:pPr>
+              <w:rPr>
+                <w:rFonts w:ascii="Times New Roman" w:hAnsi="Times New Roman" w:cs="Times New Roman"/>
+                <w:sz w:val="24"/>
+                <w:szCs w:val="24"/>
+              </w:rPr>
+            </w:pPr>
+            <w:r>
+              <w:rPr>
+                <w:rFonts w:ascii="Times New Roman" w:hAnsi="Times New Roman" w:cs="Times New Roman"/>
+                <w:color w:val="0F1115"/>
+                <w:sz w:val="24"/>
+                <w:szCs w:val="24"/>
+                <w:shd w:val="clear" w:color="auto" w:fill="FFFFFF"/>
+              </w:rPr>
+              <w:t>Неверный размер скидки для детей (6–17 лет)</w:t>
             </w:r>
           </w:p>
         </w:tc>
@@ -1573,8 +3169,20 @@
             <w:tcW w:w="3256" w:type="dxa"/>
           </w:tcPr>
           <w:p>
-            <w:r>
-              <w:t>Название дефекта</w:t>
+            <w:pPr>
+              <w:rPr>
+                <w:rFonts w:ascii="Times New Roman" w:hAnsi="Times New Roman" w:cs="Times New Roman"/>
+                <w:sz w:val="24"/>
+                <w:szCs w:val="24"/>
+              </w:rPr>
+            </w:pPr>
+            <w:r>
+              <w:rPr>
+                <w:rFonts w:ascii="Times New Roman" w:hAnsi="Times New Roman" w:cs="Times New Roman"/>
+                <w:sz w:val="24"/>
+                <w:szCs w:val="24"/>
+              </w:rPr>
+              <w:t>Категория</w:t>
             </w:r>
           </w:p>
         </w:tc>
@@ -1583,8 +3191,20 @@
             <w:tcW w:w="6089" w:type="dxa"/>
           </w:tcPr>
           <w:p>
-            <w:r>
-              <w:t>Неверный расчёт скидки для детей</w:t>
+            <w:pPr>
+              <w:rPr>
+                <w:rFonts w:ascii="Times New Roman" w:hAnsi="Times New Roman" w:cs="Times New Roman"/>
+                <w:sz w:val="24"/>
+                <w:szCs w:val="24"/>
+              </w:rPr>
+            </w:pPr>
+            <w:r>
+              <w:rPr>
+                <w:rFonts w:ascii="Times New Roman" w:hAnsi="Times New Roman" w:cs="Times New Roman"/>
+                <w:sz w:val="24"/>
+                <w:szCs w:val="24"/>
+              </w:rPr>
+              <w:t>Функциональная</w:t>
             </w:r>
           </w:p>
         </w:tc>
@@ -1595,8 +3215,20 @@
             <w:tcW w:w="3256" w:type="dxa"/>
           </w:tcPr>
           <w:p>
-            <w:r>
-              <w:t>Категория</w:t>
+            <w:pPr>
+              <w:rPr>
+                <w:rFonts w:ascii="Times New Roman" w:hAnsi="Times New Roman" w:cs="Times New Roman"/>
+                <w:sz w:val="24"/>
+                <w:szCs w:val="24"/>
+              </w:rPr>
+            </w:pPr>
+            <w:r>
+              <w:rPr>
+                <w:rFonts w:ascii="Times New Roman" w:hAnsi="Times New Roman" w:cs="Times New Roman"/>
+                <w:sz w:val="24"/>
+                <w:szCs w:val="24"/>
+              </w:rPr>
+              <w:t>Серьезность</w:t>
             </w:r>
           </w:p>
         </w:tc>
@@ -1605,8 +3237,20 @@
             <w:tcW w:w="6089" w:type="dxa"/>
           </w:tcPr>
           <w:p>
-            <w:r>
-              <w:t>Функциональная</w:t>
+            <w:pPr>
+              <w:rPr>
+                <w:rFonts w:ascii="Times New Roman" w:hAnsi="Times New Roman" w:cs="Times New Roman"/>
+                <w:sz w:val="24"/>
+                <w:szCs w:val="24"/>
+              </w:rPr>
+            </w:pPr>
+            <w:r>
+              <w:rPr>
+                <w:rFonts w:ascii="Times New Roman" w:hAnsi="Times New Roman" w:cs="Times New Roman"/>
+                <w:sz w:val="24"/>
+                <w:szCs w:val="24"/>
+              </w:rPr>
+              <w:t>Высокая</w:t>
             </w:r>
           </w:p>
         </w:tc>
@@ -1617,8 +3261,20 @@
             <w:tcW w:w="3256" w:type="dxa"/>
           </w:tcPr>
           <w:p>
-            <w:r>
-              <w:t>Серьезность</w:t>
+            <w:pPr>
+              <w:rPr>
+                <w:rFonts w:ascii="Times New Roman" w:hAnsi="Times New Roman" w:cs="Times New Roman"/>
+                <w:sz w:val="24"/>
+                <w:szCs w:val="24"/>
+              </w:rPr>
+            </w:pPr>
+            <w:r>
+              <w:rPr>
+                <w:rFonts w:ascii="Times New Roman" w:hAnsi="Times New Roman" w:cs="Times New Roman"/>
+                <w:sz w:val="24"/>
+                <w:szCs w:val="24"/>
+              </w:rPr>
+              <w:t>Приоритет</w:t>
             </w:r>
           </w:p>
         </w:tc>
@@ -1627,8 +3283,20 @@
             <w:tcW w:w="6089" w:type="dxa"/>
           </w:tcPr>
           <w:p>
-            <w:r>
-              <w:t>Высокая</w:t>
+            <w:pPr>
+              <w:rPr>
+                <w:rFonts w:ascii="Times New Roman" w:hAnsi="Times New Roman" w:cs="Times New Roman"/>
+                <w:sz w:val="24"/>
+                <w:szCs w:val="24"/>
+              </w:rPr>
+            </w:pPr>
+            <w:r>
+              <w:rPr>
+                <w:rFonts w:ascii="Times New Roman" w:hAnsi="Times New Roman" w:cs="Times New Roman"/>
+                <w:sz w:val="24"/>
+                <w:szCs w:val="24"/>
+              </w:rPr>
+              <w:t>Высокий</w:t>
             </w:r>
           </w:p>
         </w:tc>
@@ -1639,8 +3307,20 @@
             <w:tcW w:w="3256" w:type="dxa"/>
           </w:tcPr>
           <w:p>
-            <w:r>
-              <w:t>Приоритет</w:t>
+            <w:pPr>
+              <w:rPr>
+                <w:rFonts w:ascii="Times New Roman" w:hAnsi="Times New Roman" w:cs="Times New Roman"/>
+                <w:sz w:val="24"/>
+                <w:szCs w:val="24"/>
+              </w:rPr>
+            </w:pPr>
+            <w:r>
+              <w:rPr>
+                <w:rFonts w:ascii="Times New Roman" w:hAnsi="Times New Roman" w:cs="Times New Roman"/>
+                <w:sz w:val="24"/>
+                <w:szCs w:val="24"/>
+              </w:rPr>
+              <w:t>Предусловие</w:t>
             </w:r>
           </w:p>
         </w:tc>
@@ -1649,9 +3329,35 @@
             <w:tcW w:w="6089" w:type="dxa"/>
           </w:tcPr>
           <w:p>
-            <w:r>
-              <w:t>Высокая</w:t>
-            </w:r>
+            <w:pPr>
+              <w:rPr>
+                <w:rFonts w:ascii="Times New Roman" w:hAnsi="Times New Roman" w:cs="Times New Roman"/>
+                <w:sz w:val="24"/>
+                <w:szCs w:val="24"/>
+              </w:rPr>
+            </w:pPr>
+            <w:r>
+              <w:rPr>
+                <w:rFonts w:ascii="Times New Roman" w:hAnsi="Times New Roman" w:cs="Times New Roman"/>
+                <w:color w:val="0F1115"/>
+                <w:sz w:val="24"/>
+                <w:szCs w:val="24"/>
+                <w:shd w:val="clear" w:color="auto" w:fill="FFFFFF"/>
+              </w:rPr>
+              <w:t xml:space="preserve">Библиотека загружена, доступен класс </w:t>
+            </w:r>
+            <w:proofErr w:type="spellStart"/>
+            <w:r>
+              <w:rPr>
+                <w:rFonts w:ascii="Times New Roman" w:hAnsi="Times New Roman" w:cs="Times New Roman"/>
+                <w:color w:val="0F1115"/>
+                <w:sz w:val="24"/>
+                <w:szCs w:val="24"/>
+                <w:shd w:val="clear" w:color="auto" w:fill="FFFFFF"/>
+              </w:rPr>
+              <w:t>TicketPriceCalculator</w:t>
+            </w:r>
+            <w:proofErr w:type="spellEnd"/>
           </w:p>
         </w:tc>
       </w:tr>
@@ -1661,8 +3367,20 @@
             <w:tcW w:w="3256" w:type="dxa"/>
           </w:tcPr>
           <w:p>
-            <w:r>
-              <w:t>Предусловие</w:t>
+            <w:pPr>
+              <w:rPr>
+                <w:rFonts w:ascii="Times New Roman" w:hAnsi="Times New Roman" w:cs="Times New Roman"/>
+                <w:sz w:val="24"/>
+                <w:szCs w:val="24"/>
+              </w:rPr>
+            </w:pPr>
+            <w:r>
+              <w:rPr>
+                <w:rFonts w:ascii="Times New Roman" w:hAnsi="Times New Roman" w:cs="Times New Roman"/>
+                <w:sz w:val="24"/>
+                <w:szCs w:val="24"/>
+              </w:rPr>
+              <w:t>Шаги для воспроизведения</w:t>
             </w:r>
           </w:p>
         </w:tc>
@@ -1670,7 +3388,383 @@
           <w:tcPr>
             <w:tcW w:w="6089" w:type="dxa"/>
           </w:tcPr>
-          <w:p/>
+          <w:p>
+            <w:pPr>
+              <w:pStyle w:val="a4"/>
+              <w:numPr>
+                <w:ilvl w:val="0"/>
+                <w:numId w:val="6"/>
+              </w:numPr>
+              <w:spacing w:line="375" w:lineRule="atLeast"/>
+              <w:rPr>
+                <w:rFonts w:ascii="Times New Roman" w:hAnsi="Times New Roman" w:cs="Times New Roman"/>
+                <w:color w:val="0F1115"/>
+                <w:sz w:val="24"/>
+                <w:szCs w:val="24"/>
+                <w:lang w:val="en-US"/>
+              </w:rPr>
+            </w:pPr>
+            <w:r>
+              <w:rPr>
+                <w:rFonts w:ascii="Times New Roman" w:hAnsi="Times New Roman" w:cs="Times New Roman"/>
+                <w:color w:val="0F1115"/>
+                <w:sz w:val="24"/>
+                <w:szCs w:val="24"/>
+              </w:rPr>
+              <w:t>Создать</w:t>
+            </w:r>
+            <w:r>
+              <w:rPr>
+                <w:rFonts w:ascii="Times New Roman" w:hAnsi="Times New Roman" w:cs="Times New Roman"/>
+                <w:color w:val="0F1115"/>
+                <w:sz w:val="24"/>
+                <w:szCs w:val="24"/>
+                <w:lang w:val="en-US"/>
+              </w:rPr>
+              <w:t xml:space="preserve"> </w:t>
+            </w:r>
+            <w:r>
+              <w:rPr>
+                <w:rFonts w:ascii="Times New Roman" w:hAnsi="Times New Roman" w:cs="Times New Roman"/>
+                <w:color w:val="0F1115"/>
+                <w:sz w:val="24"/>
+                <w:szCs w:val="24"/>
+              </w:rPr>
+              <w:t>объект</w:t>
+            </w:r>
+            <w:r>
+              <w:rPr>
+                <w:rFonts w:ascii="Times New Roman" w:hAnsi="Times New Roman" w:cs="Times New Roman"/>
+                <w:color w:val="0F1115"/>
+                <w:sz w:val="24"/>
+                <w:szCs w:val="24"/>
+                <w:lang w:val="en-US"/>
+              </w:rPr>
+              <w:t xml:space="preserve"> </w:t>
+            </w:r>
+            <w:proofErr w:type="spellStart"/>
+            <w:r>
+              <w:rPr>
+                <w:rFonts w:ascii="Times New Roman" w:hAnsi="Times New Roman" w:cs="Times New Roman"/>
+                <w:color w:val="0F1115"/>
+                <w:sz w:val="24"/>
+                <w:szCs w:val="24"/>
+                <w:lang w:val="en-US"/>
+              </w:rPr>
+              <w:t>TicketRequest</w:t>
+            </w:r>
+            <w:proofErr w:type="spellEnd"/>
+            <w:r>
+              <w:rPr>
+                <w:rFonts w:ascii="Times New Roman" w:hAnsi="Times New Roman" w:cs="Times New Roman"/>
+                <w:color w:val="0F1115"/>
+                <w:sz w:val="24"/>
+                <w:szCs w:val="24"/>
+                <w:lang w:val="en-US"/>
+              </w:rPr>
+              <w:t xml:space="preserve"> </w:t>
+            </w:r>
+            <w:r>
+              <w:rPr>
+                <w:rFonts w:ascii="Times New Roman" w:hAnsi="Times New Roman" w:cs="Times New Roman"/>
+                <w:color w:val="0F1115"/>
+                <w:sz w:val="24"/>
+                <w:szCs w:val="24"/>
+              </w:rPr>
+              <w:t>с</w:t>
+            </w:r>
+            <w:r>
+              <w:rPr>
+                <w:rFonts w:ascii="Times New Roman" w:hAnsi="Times New Roman" w:cs="Times New Roman"/>
+                <w:color w:val="0F1115"/>
+                <w:sz w:val="24"/>
+                <w:szCs w:val="24"/>
+                <w:lang w:val="en-US"/>
+              </w:rPr>
+              <w:t xml:space="preserve"> </w:t>
+            </w:r>
+            <w:r>
+              <w:rPr>
+                <w:rFonts w:ascii="Times New Roman" w:hAnsi="Times New Roman" w:cs="Times New Roman"/>
+                <w:color w:val="0F1115"/>
+                <w:sz w:val="24"/>
+                <w:szCs w:val="24"/>
+              </w:rPr>
+              <w:t>параметрами</w:t>
+            </w:r>
+            <w:r>
+              <w:rPr>
+                <w:rFonts w:ascii="Times New Roman" w:hAnsi="Times New Roman" w:cs="Times New Roman"/>
+                <w:color w:val="0F1115"/>
+                <w:sz w:val="24"/>
+                <w:szCs w:val="24"/>
+                <w:lang w:val="en-US"/>
+              </w:rPr>
+              <w:t>:</w:t>
+            </w:r>
+            <w:r>
+              <w:rPr>
+                <w:rFonts w:ascii="Times New Roman" w:hAnsi="Times New Roman" w:cs="Times New Roman"/>
+                <w:color w:val="0F1115"/>
+                <w:sz w:val="24"/>
+                <w:szCs w:val="24"/>
+                <w:lang w:val="en-US"/>
+              </w:rPr>
+              <w:br/>
+              <w:t>Age = 17,</w:t>
+            </w:r>
+            <w:r>
+              <w:rPr>
+                <w:rFonts w:ascii="Times New Roman" w:hAnsi="Times New Roman" w:cs="Times New Roman"/>
+                <w:color w:val="0F1115"/>
+                <w:sz w:val="24"/>
+                <w:szCs w:val="24"/>
+                <w:lang w:val="en-US"/>
+              </w:rPr>
+              <w:br/>
+            </w:r>
+            <w:proofErr w:type="spellStart"/>
+            <w:r>
+              <w:rPr>
+                <w:rFonts w:ascii="Times New Roman" w:hAnsi="Times New Roman" w:cs="Times New Roman"/>
+                <w:color w:val="0F1115"/>
+                <w:sz w:val="24"/>
+                <w:szCs w:val="24"/>
+                <w:lang w:val="en-US"/>
+              </w:rPr>
+              <w:t>IsStudent</w:t>
+            </w:r>
+            <w:proofErr w:type="spellEnd"/>
+            <w:r>
+              <w:rPr>
+                <w:rFonts w:ascii="Times New Roman" w:hAnsi="Times New Roman" w:cs="Times New Roman"/>
+                <w:color w:val="0F1115"/>
+                <w:sz w:val="24"/>
+                <w:szCs w:val="24"/>
+                <w:lang w:val="en-US"/>
+              </w:rPr>
+              <w:t xml:space="preserve"> = false,</w:t>
+            </w:r>
+            <w:r>
+              <w:rPr>
+                <w:rFonts w:ascii="Times New Roman" w:hAnsi="Times New Roman" w:cs="Times New Roman"/>
+                <w:color w:val="0F1115"/>
+                <w:sz w:val="24"/>
+                <w:szCs w:val="24"/>
+                <w:lang w:val="en-US"/>
+              </w:rPr>
+              <w:br/>
+            </w:r>
+            <w:proofErr w:type="spellStart"/>
+            <w:r>
+              <w:rPr>
+                <w:rFonts w:ascii="Times New Roman" w:hAnsi="Times New Roman" w:cs="Times New Roman"/>
+                <w:color w:val="0F1115"/>
+                <w:sz w:val="24"/>
+                <w:szCs w:val="24"/>
+                <w:lang w:val="en-US"/>
+              </w:rPr>
+              <w:t>IsVip</w:t>
+            </w:r>
+            <w:proofErr w:type="spellEnd"/>
+            <w:r>
+              <w:rPr>
+                <w:rFonts w:ascii="Times New Roman" w:hAnsi="Times New Roman" w:cs="Times New Roman"/>
+                <w:color w:val="0F1115"/>
+                <w:sz w:val="24"/>
+                <w:szCs w:val="24"/>
+                <w:lang w:val="en-US"/>
+              </w:rPr>
+              <w:t xml:space="preserve"> = false,</w:t>
+            </w:r>
+            <w:r>
+              <w:rPr>
+                <w:rFonts w:ascii="Times New Roman" w:hAnsi="Times New Roman" w:cs="Times New Roman"/>
+                <w:color w:val="0F1115"/>
+                <w:sz w:val="24"/>
+                <w:szCs w:val="24"/>
+                <w:lang w:val="en-US"/>
+              </w:rPr>
+              <w:br/>
+              <w:t xml:space="preserve">Day = </w:t>
+            </w:r>
+            <w:proofErr w:type="spellStart"/>
+            <w:r>
+              <w:rPr>
+                <w:rFonts w:ascii="Times New Roman" w:hAnsi="Times New Roman" w:cs="Times New Roman"/>
+                <w:color w:val="0F1115"/>
+                <w:sz w:val="24"/>
+                <w:szCs w:val="24"/>
+                <w:lang w:val="en-US"/>
+              </w:rPr>
+              <w:t>DayOfWeek.Monday</w:t>
+            </w:r>
+            <w:proofErr w:type="spellEnd"/>
+            <w:r>
+              <w:rPr>
+                <w:rFonts w:ascii="Times New Roman" w:hAnsi="Times New Roman" w:cs="Times New Roman"/>
+                <w:color w:val="0F1115"/>
+                <w:sz w:val="24"/>
+                <w:szCs w:val="24"/>
+                <w:lang w:val="en-US"/>
+              </w:rPr>
+              <w:t>,</w:t>
+            </w:r>
+            <w:r>
+              <w:rPr>
+                <w:rFonts w:ascii="Times New Roman" w:hAnsi="Times New Roman" w:cs="Times New Roman"/>
+                <w:color w:val="0F1115"/>
+                <w:sz w:val="24"/>
+                <w:szCs w:val="24"/>
+                <w:lang w:val="en-US"/>
+              </w:rPr>
+              <w:br/>
+            </w:r>
+            <w:proofErr w:type="spellStart"/>
+            <w:r>
+              <w:rPr>
+                <w:rFonts w:ascii="Times New Roman" w:hAnsi="Times New Roman" w:cs="Times New Roman"/>
+                <w:color w:val="0F1115"/>
+                <w:sz w:val="24"/>
+                <w:szCs w:val="24"/>
+                <w:lang w:val="en-US"/>
+              </w:rPr>
+              <w:t>SessionTime</w:t>
+            </w:r>
+            <w:proofErr w:type="spellEnd"/>
+            <w:r>
+              <w:rPr>
+                <w:rFonts w:ascii="Times New Roman" w:hAnsi="Times New Roman" w:cs="Times New Roman"/>
+                <w:color w:val="0F1115"/>
+                <w:sz w:val="24"/>
+                <w:szCs w:val="24"/>
+                <w:lang w:val="en-US"/>
+              </w:rPr>
+              <w:t xml:space="preserve"> = new </w:t>
+            </w:r>
+            <w:proofErr w:type="spellStart"/>
+            <w:r>
+              <w:rPr>
+                <w:rFonts w:ascii="Times New Roman" w:hAnsi="Times New Roman" w:cs="Times New Roman"/>
+                <w:color w:val="0F1115"/>
+                <w:sz w:val="24"/>
+                <w:szCs w:val="24"/>
+                <w:lang w:val="en-US"/>
+              </w:rPr>
+              <w:t>TimeSpan</w:t>
+            </w:r>
+            <w:proofErr w:type="spellEnd"/>
+            <w:r>
+              <w:rPr>
+                <w:rFonts w:ascii="Times New Roman" w:hAnsi="Times New Roman" w:cs="Times New Roman"/>
+                <w:color w:val="0F1115"/>
+                <w:sz w:val="24"/>
+                <w:szCs w:val="24"/>
+                <w:lang w:val="en-US"/>
+              </w:rPr>
+              <w:t>(15, 0, 0)</w:t>
+            </w:r>
+          </w:p>
+          <w:p>
+            <w:pPr>
+              <w:pStyle w:val="a4"/>
+              <w:numPr>
+                <w:ilvl w:val="0"/>
+                <w:numId w:val="6"/>
+              </w:numPr>
+              <w:spacing w:line="375" w:lineRule="atLeast"/>
+              <w:rPr>
+                <w:rFonts w:ascii="Times New Roman" w:hAnsi="Times New Roman" w:cs="Times New Roman"/>
+                <w:color w:val="0F1115"/>
+                <w:sz w:val="24"/>
+                <w:szCs w:val="24"/>
+              </w:rPr>
+            </w:pPr>
+            <w:r>
+              <w:rPr>
+                <w:rFonts w:ascii="Times New Roman" w:hAnsi="Times New Roman" w:cs="Times New Roman"/>
+                <w:color w:val="0F1115"/>
+                <w:sz w:val="24"/>
+                <w:szCs w:val="24"/>
+                <w:lang w:val="en-US"/>
+              </w:rPr>
+              <w:t xml:space="preserve"> </w:t>
+            </w:r>
+            <w:r>
+              <w:rPr>
+                <w:rFonts w:ascii="Times New Roman" w:hAnsi="Times New Roman" w:cs="Times New Roman"/>
+                <w:color w:val="0F1115"/>
+                <w:sz w:val="24"/>
+                <w:szCs w:val="24"/>
+              </w:rPr>
+              <w:t xml:space="preserve">Вызвать метод </w:t>
+            </w:r>
+            <w:proofErr w:type="spellStart"/>
+            <w:r>
+              <w:rPr>
+                <w:rFonts w:ascii="Times New Roman" w:hAnsi="Times New Roman" w:cs="Times New Roman"/>
+                <w:color w:val="0F1115"/>
+                <w:sz w:val="24"/>
+                <w:szCs w:val="24"/>
+                <w:lang w:val="en-US"/>
+              </w:rPr>
+              <w:t>CalculatePrice</w:t>
+            </w:r>
+            <w:proofErr w:type="spellEnd"/>
+            <w:r>
+              <w:rPr>
+                <w:rFonts w:ascii="Times New Roman" w:hAnsi="Times New Roman" w:cs="Times New Roman"/>
+                <w:color w:val="0F1115"/>
+                <w:sz w:val="24"/>
+                <w:szCs w:val="24"/>
+              </w:rPr>
+              <w:t>(</w:t>
+            </w:r>
+            <w:r>
+              <w:rPr>
+                <w:rFonts w:ascii="Times New Roman" w:hAnsi="Times New Roman" w:cs="Times New Roman"/>
+                <w:color w:val="0F1115"/>
+                <w:sz w:val="24"/>
+                <w:szCs w:val="24"/>
+                <w:lang w:val="en-US"/>
+              </w:rPr>
+              <w:t>request</w:t>
+            </w:r>
+            <w:r>
+              <w:rPr>
+                <w:rFonts w:ascii="Times New Roman" w:hAnsi="Times New Roman" w:cs="Times New Roman"/>
+                <w:color w:val="0F1115"/>
+                <w:sz w:val="24"/>
+                <w:szCs w:val="24"/>
+              </w:rPr>
+              <w:t>)</w:t>
+            </w:r>
+          </w:p>
+          <w:p>
+            <w:pPr>
+              <w:pStyle w:val="a4"/>
+              <w:numPr>
+                <w:ilvl w:val="0"/>
+                <w:numId w:val="6"/>
+              </w:numPr>
+              <w:spacing w:line="375" w:lineRule="atLeast"/>
+              <w:rPr>
+                <w:rFonts w:ascii="Times New Roman" w:hAnsi="Times New Roman" w:cs="Times New Roman"/>
+                <w:color w:val="0F1115"/>
+                <w:sz w:val="24"/>
+                <w:szCs w:val="24"/>
+              </w:rPr>
+            </w:pPr>
+            <w:r>
+              <w:rPr>
+                <w:rFonts w:ascii="Times New Roman" w:hAnsi="Times New Roman" w:cs="Times New Roman"/>
+                <w:color w:val="0F1115"/>
+                <w:sz w:val="24"/>
+                <w:szCs w:val="24"/>
+              </w:rPr>
+              <w:t>Проверить результат</w:t>
+            </w:r>
+          </w:p>
         </w:tc>
       </w:tr>
       <w:tr>
@@ -1679,7 +3773,574 @@
             <w:tcW w:w="3256" w:type="dxa"/>
           </w:tcPr>
           <w:p>
-            <w:r>
+            <w:pPr>
+              <w:rPr>
+                <w:rFonts w:ascii="Times New Roman" w:hAnsi="Times New Roman" w:cs="Times New Roman"/>
+                <w:sz w:val="24"/>
+                <w:szCs w:val="24"/>
+              </w:rPr>
+            </w:pPr>
+            <w:r>
+              <w:rPr>
+                <w:rFonts w:ascii="Times New Roman" w:hAnsi="Times New Roman" w:cs="Times New Roman"/>
+                <w:sz w:val="24"/>
+                <w:szCs w:val="24"/>
+              </w:rPr>
+              <w:t>Ожидаемый результат</w:t>
+            </w:r>
+          </w:p>
+        </w:tc>
+        <w:tc>
+          <w:tcPr>
+            <w:tcW w:w="6089" w:type="dxa"/>
+          </w:tcPr>
+          <w:p>
+            <w:pPr>
+              <w:rPr>
+                <w:rFonts w:ascii="Times New Roman" w:hAnsi="Times New Roman" w:cs="Times New Roman"/>
+                <w:sz w:val="24"/>
+                <w:szCs w:val="24"/>
+              </w:rPr>
+            </w:pPr>
+            <w:r>
+              <w:rPr>
+                <w:rFonts w:ascii="Times New Roman" w:hAnsi="Times New Roman" w:cs="Times New Roman"/>
+                <w:color w:val="0F1115"/>
+                <w:sz w:val="24"/>
+                <w:szCs w:val="24"/>
+                <w:shd w:val="clear" w:color="auto" w:fill="FFFFFF"/>
+              </w:rPr>
+              <w:t xml:space="preserve">Для детей от 6 до 17 лет включительно применяется скидка 40%. Итоговая цена: </w:t>
+            </w:r>
+            <w:r>
+              <w:rPr>
+                <w:rStyle w:val="a5"/>
+                <w:rFonts w:ascii="Times New Roman" w:hAnsi="Times New Roman" w:cs="Times New Roman"/>
+                <w:b w:val="0"/>
+                <w:color w:val="0F1115"/>
+                <w:sz w:val="24"/>
+                <w:szCs w:val="24"/>
+                <w:shd w:val="clear" w:color="auto" w:fill="FFFFFF"/>
+              </w:rPr>
+              <w:t>180 рублей</w:t>
+            </w:r>
+          </w:p>
+        </w:tc>
+      </w:tr>
+      <w:tr>
+        <w:tc>
+          <w:tcPr>
+            <w:tcW w:w="3256" w:type="dxa"/>
+          </w:tcPr>
+          <w:p>
+            <w:pPr>
+              <w:rPr>
+                <w:rFonts w:ascii="Times New Roman" w:hAnsi="Times New Roman" w:cs="Times New Roman"/>
+                <w:sz w:val="24"/>
+                <w:szCs w:val="24"/>
+              </w:rPr>
+            </w:pPr>
+            <w:r>
+              <w:rPr>
+                <w:rFonts w:ascii="Times New Roman" w:hAnsi="Times New Roman" w:cs="Times New Roman"/>
+                <w:sz w:val="24"/>
+                <w:szCs w:val="24"/>
+              </w:rPr>
+              <w:t>Фактический результат</w:t>
+            </w:r>
+          </w:p>
+        </w:tc>
+        <w:tc>
+          <w:tcPr>
+            <w:tcW w:w="6089" w:type="dxa"/>
+          </w:tcPr>
+          <w:p>
+            <w:pPr>
+              <w:rPr>
+                <w:rFonts w:ascii="Times New Roman" w:hAnsi="Times New Roman" w:cs="Times New Roman"/>
+                <w:sz w:val="24"/>
+                <w:szCs w:val="24"/>
+              </w:rPr>
+            </w:pPr>
+            <w:r>
+              <w:rPr>
+                <w:rFonts w:ascii="Times New Roman" w:hAnsi="Times New Roman" w:cs="Times New Roman"/>
+                <w:color w:val="0F1115"/>
+                <w:sz w:val="24"/>
+                <w:szCs w:val="24"/>
+                <w:shd w:val="clear" w:color="auto" w:fill="FFFFFF"/>
+              </w:rPr>
+              <w:t>Применяется скидка 30%. Фактическая цена: </w:t>
+            </w:r>
+            <w:r>
+              <w:rPr>
+                <w:rStyle w:val="a5"/>
+                <w:rFonts w:ascii="Times New Roman" w:hAnsi="Times New Roman" w:cs="Times New Roman"/>
+                <w:b w:val="0"/>
+                <w:color w:val="0F1115"/>
+                <w:sz w:val="24"/>
+                <w:szCs w:val="24"/>
+                <w:shd w:val="clear" w:color="auto" w:fill="FFFFFF"/>
+              </w:rPr>
+              <w:t>210 рублей</w:t>
+            </w:r>
+          </w:p>
+        </w:tc>
+      </w:tr>
+      <w:tr>
+        <w:tc>
+          <w:tcPr>
+            <w:tcW w:w="3256" w:type="dxa"/>
+          </w:tcPr>
+          <w:p>
+            <w:pPr>
+              <w:rPr>
+                <w:rFonts w:ascii="Times New Roman" w:hAnsi="Times New Roman" w:cs="Times New Roman"/>
+                <w:sz w:val="24"/>
+                <w:szCs w:val="24"/>
+              </w:rPr>
+            </w:pPr>
+            <w:r>
+              <w:rPr>
+                <w:rFonts w:ascii="Times New Roman" w:hAnsi="Times New Roman" w:cs="Times New Roman"/>
+                <w:sz w:val="24"/>
+                <w:szCs w:val="24"/>
+              </w:rPr>
+              <w:t>Примечание</w:t>
+            </w:r>
+          </w:p>
+        </w:tc>
+        <w:tc>
+          <w:tcPr>
+            <w:tcW w:w="6089" w:type="dxa"/>
+          </w:tcPr>
+          <w:p>
+            <w:pPr>
+              <w:rPr>
+                <w:rFonts w:ascii="Times New Roman" w:hAnsi="Times New Roman" w:cs="Times New Roman"/>
+                <w:sz w:val="24"/>
+                <w:szCs w:val="24"/>
+              </w:rPr>
+            </w:pPr>
+            <w:r>
+              <w:rPr>
+                <w:rFonts w:ascii="Times New Roman" w:hAnsi="Times New Roman" w:cs="Times New Roman"/>
+                <w:color w:val="0F1115"/>
+                <w:sz w:val="24"/>
+                <w:szCs w:val="24"/>
+                <w:shd w:val="clear" w:color="auto" w:fill="FFFFFF"/>
+              </w:rPr>
+              <w:t>Проверить логику выбора скидки: вместо детской 40% использ</w:t>
+            </w:r>
+            <w:r>
+              <w:rPr>
+                <w:rFonts w:ascii="Times New Roman" w:hAnsi="Times New Roman" w:cs="Times New Roman"/>
+                <w:color w:val="0F1115"/>
+                <w:sz w:val="24"/>
+                <w:szCs w:val="24"/>
+                <w:shd w:val="clear" w:color="auto" w:fill="FFFFFF"/>
+              </w:rPr>
+              <w:t xml:space="preserve">уется другое значение, </w:t>
+            </w:r>
+            <w:r>
+              <w:rPr>
+                <w:rFonts w:ascii="Times New Roman" w:hAnsi="Times New Roman" w:cs="Times New Roman"/>
+                <w:color w:val="0F1115"/>
+                <w:sz w:val="24"/>
+                <w:szCs w:val="24"/>
+                <w:shd w:val="clear" w:color="auto" w:fill="FFFFFF"/>
+              </w:rPr>
+              <w:t>возможно 30%.</w:t>
+            </w:r>
+          </w:p>
+        </w:tc>
+      </w:tr>
+    </w:tbl>
+    <w:p>
+      <w:pPr>
+        <w:rPr>
+          <w:rFonts w:ascii="Times New Roman" w:hAnsi="Times New Roman" w:cs="Times New Roman"/>
+          <w:sz w:val="24"/>
+          <w:szCs w:val="24"/>
+        </w:rPr>
+      </w:pPr>
+    </w:p>
+    <w:p>
+      <w:pPr>
+        <w:rPr>
+          <w:rFonts w:ascii="Times New Roman" w:hAnsi="Times New Roman" w:cs="Times New Roman"/>
+          <w:sz w:val="24"/>
+          <w:szCs w:val="24"/>
+        </w:rPr>
+      </w:pPr>
+    </w:p>
+    <w:tbl>
+      <w:tblPr>
+        <w:tblStyle w:val="a3"/>
+        <w:tblW w:w="0" w:type="auto"/>
+        <w:tblLook w:val="04A0" w:firstRow="1" w:lastRow="0" w:firstColumn="1" w:lastColumn="0" w:noHBand="0" w:noVBand="1"/>
+      </w:tblPr>
+      <w:tblGrid>
+        <w:gridCol w:w="3256"/>
+        <w:gridCol w:w="6089"/>
+      </w:tblGrid>
+      <w:tr>
+        <w:tc>
+          <w:tcPr>
+            <w:tcW w:w="3256" w:type="dxa"/>
+          </w:tcPr>
+          <w:p>
+            <w:pPr>
+              <w:rPr>
+                <w:rFonts w:ascii="Times New Roman" w:hAnsi="Times New Roman" w:cs="Times New Roman"/>
+                <w:sz w:val="24"/>
+                <w:szCs w:val="24"/>
+              </w:rPr>
+            </w:pPr>
+            <w:r>
+              <w:rPr>
+                <w:rFonts w:ascii="Times New Roman" w:hAnsi="Times New Roman" w:cs="Times New Roman"/>
+                <w:sz w:val="24"/>
+                <w:szCs w:val="24"/>
+              </w:rPr>
+              <w:t>ID-бага</w:t>
+            </w:r>
+          </w:p>
+        </w:tc>
+        <w:tc>
+          <w:tcPr>
+            <w:tcW w:w="6089" w:type="dxa"/>
+          </w:tcPr>
+          <w:p>
+            <w:pPr>
+              <w:rPr>
+                <w:rFonts w:ascii="Times New Roman" w:hAnsi="Times New Roman" w:cs="Times New Roman"/>
+                <w:sz w:val="24"/>
+                <w:szCs w:val="24"/>
+              </w:rPr>
+            </w:pPr>
+            <w:r>
+              <w:rPr>
+                <w:rFonts w:ascii="Times New Roman" w:hAnsi="Times New Roman" w:cs="Times New Roman"/>
+                <w:sz w:val="24"/>
+                <w:szCs w:val="24"/>
+              </w:rPr>
+              <w:t>BUG-005</w:t>
+            </w:r>
+          </w:p>
+        </w:tc>
+      </w:tr>
+      <w:tr>
+        <w:tc>
+          <w:tcPr>
+            <w:tcW w:w="3256" w:type="dxa"/>
+          </w:tcPr>
+          <w:p>
+            <w:pPr>
+              <w:rPr>
+                <w:rFonts w:ascii="Times New Roman" w:hAnsi="Times New Roman" w:cs="Times New Roman"/>
+                <w:sz w:val="24"/>
+                <w:szCs w:val="24"/>
+              </w:rPr>
+            </w:pPr>
+            <w:r>
+              <w:rPr>
+                <w:rFonts w:ascii="Times New Roman" w:hAnsi="Times New Roman" w:cs="Times New Roman"/>
+                <w:sz w:val="24"/>
+                <w:szCs w:val="24"/>
+              </w:rPr>
+              <w:t>Тестировщик</w:t>
+            </w:r>
+          </w:p>
+        </w:tc>
+        <w:tc>
+          <w:tcPr>
+            <w:tcW w:w="6089" w:type="dxa"/>
+          </w:tcPr>
+          <w:p>
+            <w:pPr>
+              <w:rPr>
+                <w:rFonts w:ascii="Times New Roman" w:hAnsi="Times New Roman" w:cs="Times New Roman"/>
+                <w:sz w:val="24"/>
+                <w:szCs w:val="24"/>
+              </w:rPr>
+            </w:pPr>
+            <w:r>
+              <w:rPr>
+                <w:rFonts w:ascii="Times New Roman" w:hAnsi="Times New Roman" w:cs="Times New Roman"/>
+                <w:sz w:val="24"/>
+                <w:szCs w:val="24"/>
+              </w:rPr>
+              <w:t>Кириченко И.А.</w:t>
+            </w:r>
+          </w:p>
+        </w:tc>
+      </w:tr>
+      <w:tr>
+        <w:tc>
+          <w:tcPr>
+            <w:tcW w:w="3256" w:type="dxa"/>
+          </w:tcPr>
+          <w:p>
+            <w:pPr>
+              <w:rPr>
+                <w:rFonts w:ascii="Times New Roman" w:hAnsi="Times New Roman" w:cs="Times New Roman"/>
+                <w:sz w:val="24"/>
+                <w:szCs w:val="24"/>
+              </w:rPr>
+            </w:pPr>
+            <w:r>
+              <w:rPr>
+                <w:rFonts w:ascii="Times New Roman" w:hAnsi="Times New Roman" w:cs="Times New Roman"/>
+                <w:sz w:val="24"/>
+                <w:szCs w:val="24"/>
+              </w:rPr>
+              <w:t>Название дефекта</w:t>
+            </w:r>
+          </w:p>
+        </w:tc>
+        <w:tc>
+          <w:tcPr>
+            <w:tcW w:w="6089" w:type="dxa"/>
+          </w:tcPr>
+          <w:p>
+            <w:pPr>
+              <w:rPr>
+                <w:rFonts w:ascii="Times New Roman" w:hAnsi="Times New Roman" w:cs="Times New Roman"/>
+                <w:sz w:val="24"/>
+                <w:szCs w:val="24"/>
+              </w:rPr>
+            </w:pPr>
+            <w:r>
+              <w:rPr>
+                <w:rFonts w:ascii="Times New Roman" w:hAnsi="Times New Roman" w:cs="Times New Roman"/>
+                <w:color w:val="0F1115"/>
+                <w:sz w:val="24"/>
+                <w:szCs w:val="24"/>
+                <w:shd w:val="clear" w:color="auto" w:fill="FFFFFF"/>
+              </w:rPr>
+              <w:t>Отсутствует проверка минимального возраста для студенческой скидки</w:t>
+            </w:r>
+          </w:p>
+        </w:tc>
+      </w:tr>
+      <w:tr>
+        <w:tc>
+          <w:tcPr>
+            <w:tcW w:w="3256" w:type="dxa"/>
+          </w:tcPr>
+          <w:p>
+            <w:pPr>
+              <w:rPr>
+                <w:rFonts w:ascii="Times New Roman" w:hAnsi="Times New Roman" w:cs="Times New Roman"/>
+                <w:sz w:val="24"/>
+                <w:szCs w:val="24"/>
+              </w:rPr>
+            </w:pPr>
+            <w:r>
+              <w:rPr>
+                <w:rFonts w:ascii="Times New Roman" w:hAnsi="Times New Roman" w:cs="Times New Roman"/>
+                <w:sz w:val="24"/>
+                <w:szCs w:val="24"/>
+              </w:rPr>
+              <w:t>Категория</w:t>
+            </w:r>
+          </w:p>
+        </w:tc>
+        <w:tc>
+          <w:tcPr>
+            <w:tcW w:w="6089" w:type="dxa"/>
+          </w:tcPr>
+          <w:p>
+            <w:pPr>
+              <w:rPr>
+                <w:rFonts w:ascii="Times New Roman" w:hAnsi="Times New Roman" w:cs="Times New Roman"/>
+                <w:sz w:val="24"/>
+                <w:szCs w:val="24"/>
+              </w:rPr>
+            </w:pPr>
+            <w:r>
+              <w:rPr>
+                <w:rFonts w:ascii="Times New Roman" w:hAnsi="Times New Roman" w:cs="Times New Roman"/>
+                <w:sz w:val="24"/>
+                <w:szCs w:val="24"/>
+              </w:rPr>
+              <w:t>Функциональная</w:t>
+            </w:r>
+          </w:p>
+        </w:tc>
+      </w:tr>
+      <w:tr>
+        <w:tc>
+          <w:tcPr>
+            <w:tcW w:w="3256" w:type="dxa"/>
+          </w:tcPr>
+          <w:p>
+            <w:pPr>
+              <w:rPr>
+                <w:rFonts w:ascii="Times New Roman" w:hAnsi="Times New Roman" w:cs="Times New Roman"/>
+                <w:sz w:val="24"/>
+                <w:szCs w:val="24"/>
+              </w:rPr>
+            </w:pPr>
+            <w:r>
+              <w:rPr>
+                <w:rFonts w:ascii="Times New Roman" w:hAnsi="Times New Roman" w:cs="Times New Roman"/>
+                <w:sz w:val="24"/>
+                <w:szCs w:val="24"/>
+              </w:rPr>
+              <w:t>Серьезность</w:t>
+            </w:r>
+          </w:p>
+        </w:tc>
+        <w:tc>
+          <w:tcPr>
+            <w:tcW w:w="6089" w:type="dxa"/>
+          </w:tcPr>
+          <w:p>
+            <w:pPr>
+              <w:rPr>
+                <w:rFonts w:ascii="Times New Roman" w:hAnsi="Times New Roman" w:cs="Times New Roman"/>
+                <w:sz w:val="24"/>
+                <w:szCs w:val="24"/>
+              </w:rPr>
+            </w:pPr>
+            <w:r>
+              <w:rPr>
+                <w:rFonts w:ascii="Times New Roman" w:hAnsi="Times New Roman" w:cs="Times New Roman"/>
+                <w:sz w:val="24"/>
+                <w:szCs w:val="24"/>
+              </w:rPr>
+              <w:t>Средняя</w:t>
+            </w:r>
+          </w:p>
+        </w:tc>
+      </w:tr>
+      <w:tr>
+        <w:tc>
+          <w:tcPr>
+            <w:tcW w:w="3256" w:type="dxa"/>
+          </w:tcPr>
+          <w:p>
+            <w:pPr>
+              <w:rPr>
+                <w:rFonts w:ascii="Times New Roman" w:hAnsi="Times New Roman" w:cs="Times New Roman"/>
+                <w:sz w:val="24"/>
+                <w:szCs w:val="24"/>
+              </w:rPr>
+            </w:pPr>
+            <w:r>
+              <w:rPr>
+                <w:rFonts w:ascii="Times New Roman" w:hAnsi="Times New Roman" w:cs="Times New Roman"/>
+                <w:sz w:val="24"/>
+                <w:szCs w:val="24"/>
+              </w:rPr>
+              <w:t>Приоритет</w:t>
+            </w:r>
+          </w:p>
+        </w:tc>
+        <w:tc>
+          <w:tcPr>
+            <w:tcW w:w="6089" w:type="dxa"/>
+          </w:tcPr>
+          <w:p>
+            <w:pPr>
+              <w:rPr>
+                <w:rFonts w:ascii="Times New Roman" w:hAnsi="Times New Roman" w:cs="Times New Roman"/>
+                <w:sz w:val="24"/>
+                <w:szCs w:val="24"/>
+              </w:rPr>
+            </w:pPr>
+            <w:r>
+              <w:rPr>
+                <w:rFonts w:ascii="Times New Roman" w:hAnsi="Times New Roman" w:cs="Times New Roman"/>
+                <w:sz w:val="24"/>
+                <w:szCs w:val="24"/>
+              </w:rPr>
+              <w:t>Средний</w:t>
+            </w:r>
+          </w:p>
+        </w:tc>
+      </w:tr>
+      <w:tr>
+        <w:tc>
+          <w:tcPr>
+            <w:tcW w:w="3256" w:type="dxa"/>
+          </w:tcPr>
+          <w:p>
+            <w:pPr>
+              <w:rPr>
+                <w:rFonts w:ascii="Times New Roman" w:hAnsi="Times New Roman" w:cs="Times New Roman"/>
+                <w:sz w:val="24"/>
+                <w:szCs w:val="24"/>
+              </w:rPr>
+            </w:pPr>
+            <w:r>
+              <w:rPr>
+                <w:rFonts w:ascii="Times New Roman" w:hAnsi="Times New Roman" w:cs="Times New Roman"/>
+                <w:sz w:val="24"/>
+                <w:szCs w:val="24"/>
+              </w:rPr>
+              <w:t>Предусловие</w:t>
+            </w:r>
+          </w:p>
+        </w:tc>
+        <w:tc>
+          <w:tcPr>
+            <w:tcW w:w="6089" w:type="dxa"/>
+          </w:tcPr>
+          <w:p>
+            <w:pPr>
+              <w:rPr>
+                <w:rFonts w:ascii="Times New Roman" w:hAnsi="Times New Roman" w:cs="Times New Roman"/>
+                <w:sz w:val="24"/>
+                <w:szCs w:val="24"/>
+              </w:rPr>
+            </w:pPr>
+            <w:r>
+              <w:rPr>
+                <w:rFonts w:ascii="Times New Roman" w:hAnsi="Times New Roman" w:cs="Times New Roman"/>
+                <w:color w:val="0F1115"/>
+                <w:sz w:val="24"/>
+                <w:szCs w:val="24"/>
+                <w:shd w:val="clear" w:color="auto" w:fill="FFFFFF"/>
+              </w:rPr>
+              <w:t xml:space="preserve">Библиотека загружена, доступен класс </w:t>
+            </w:r>
+            <w:proofErr w:type="spellStart"/>
+            <w:r>
+              <w:rPr>
+                <w:rFonts w:ascii="Times New Roman" w:hAnsi="Times New Roman" w:cs="Times New Roman"/>
+                <w:color w:val="0F1115"/>
+                <w:sz w:val="24"/>
+                <w:szCs w:val="24"/>
+                <w:shd w:val="clear" w:color="auto" w:fill="FFFFFF"/>
+              </w:rPr>
+              <w:t>TicketPriceCalculator</w:t>
+            </w:r>
+            <w:proofErr w:type="spellEnd"/>
+          </w:p>
+        </w:tc>
+      </w:tr>
+      <w:tr>
+        <w:tc>
+          <w:tcPr>
+            <w:tcW w:w="3256" w:type="dxa"/>
+          </w:tcPr>
+          <w:p>
+            <w:pPr>
+              <w:rPr>
+                <w:rFonts w:ascii="Times New Roman" w:hAnsi="Times New Roman" w:cs="Times New Roman"/>
+                <w:sz w:val="24"/>
+                <w:szCs w:val="24"/>
+              </w:rPr>
+            </w:pPr>
+            <w:r>
+              <w:rPr>
+                <w:rFonts w:ascii="Times New Roman" w:hAnsi="Times New Roman" w:cs="Times New Roman"/>
+                <w:sz w:val="24"/>
+                <w:szCs w:val="24"/>
+              </w:rPr>
               <w:t>Шаги для воспроизведения</w:t>
             </w:r>
           </w:p>
@@ -1690,228 +4351,379 @@
           </w:tcPr>
           <w:p>
             <w:pPr>
-              <w:autoSpaceDE w:val="0"/>
-              <w:autoSpaceDN w:val="0"/>
-              <w:adjustRightInd w:val="0"/>
-              <w:rPr>
-                <w:rFonts w:ascii="Cascadia Mono" w:hAnsi="Cascadia Mono" w:cs="Cascadia Mono"/>
-                <w:color w:val="000000"/>
-                <w:sz w:val="19"/>
-                <w:szCs w:val="19"/>
-                <w:lang w:val="en-US"/>
-              </w:rPr>
-            </w:pPr>
-            <w:r>
-              <w:rPr>
-                <w:rFonts w:ascii="Cascadia Mono" w:hAnsi="Cascadia Mono" w:cs="Cascadia Mono"/>
-                <w:color w:val="000000"/>
-                <w:sz w:val="19"/>
-                <w:szCs w:val="19"/>
-                <w:lang w:val="en-US"/>
-              </w:rPr>
-              <w:t xml:space="preserve">Age = </w:t>
-            </w:r>
-            <w:r>
-              <w:rPr>
-                <w:rFonts w:ascii="Cascadia Mono" w:hAnsi="Cascadia Mono" w:cs="Cascadia Mono"/>
-                <w:color w:val="000000"/>
-                <w:sz w:val="19"/>
-                <w:szCs w:val="19"/>
-              </w:rPr>
-              <w:t>17</w:t>
-            </w:r>
+              <w:pStyle w:val="a4"/>
+              <w:numPr>
+                <w:ilvl w:val="0"/>
+                <w:numId w:val="7"/>
+              </w:numPr>
+              <w:spacing w:after="160" w:line="375" w:lineRule="atLeast"/>
+              <w:rPr>
+                <w:rFonts w:ascii="Times New Roman" w:hAnsi="Times New Roman" w:cs="Times New Roman"/>
+                <w:color w:val="0F1115"/>
+                <w:sz w:val="24"/>
+                <w:szCs w:val="24"/>
+                <w:lang w:val="en-US"/>
+              </w:rPr>
+            </w:pPr>
+            <w:r>
+              <w:rPr>
+                <w:rFonts w:ascii="Times New Roman" w:hAnsi="Times New Roman" w:cs="Times New Roman"/>
+                <w:color w:val="0F1115"/>
+                <w:sz w:val="24"/>
+                <w:szCs w:val="24"/>
+              </w:rPr>
+              <w:t>Создать</w:t>
+            </w:r>
+            <w:r>
+              <w:rPr>
+                <w:rFonts w:ascii="Times New Roman" w:hAnsi="Times New Roman" w:cs="Times New Roman"/>
+                <w:color w:val="0F1115"/>
+                <w:sz w:val="24"/>
+                <w:szCs w:val="24"/>
+                <w:lang w:val="en-US"/>
+              </w:rPr>
+              <w:t xml:space="preserve"> </w:t>
+            </w:r>
+            <w:r>
+              <w:rPr>
+                <w:rFonts w:ascii="Times New Roman" w:hAnsi="Times New Roman" w:cs="Times New Roman"/>
+                <w:color w:val="0F1115"/>
+                <w:sz w:val="24"/>
+                <w:szCs w:val="24"/>
+              </w:rPr>
+              <w:t>объект</w:t>
+            </w:r>
+            <w:r>
+              <w:rPr>
+                <w:rFonts w:ascii="Times New Roman" w:hAnsi="Times New Roman" w:cs="Times New Roman"/>
+                <w:color w:val="0F1115"/>
+                <w:sz w:val="24"/>
+                <w:szCs w:val="24"/>
+                <w:lang w:val="en-US"/>
+              </w:rPr>
+              <w:t xml:space="preserve"> </w:t>
+            </w:r>
+            <w:proofErr w:type="spellStart"/>
+            <w:r>
+              <w:rPr>
+                <w:rFonts w:ascii="Times New Roman" w:hAnsi="Times New Roman" w:cs="Times New Roman"/>
+                <w:color w:val="0F1115"/>
+                <w:sz w:val="24"/>
+                <w:szCs w:val="24"/>
+                <w:lang w:val="en-US"/>
+              </w:rPr>
+              <w:t>TicketRequest</w:t>
+            </w:r>
+            <w:proofErr w:type="spellEnd"/>
+            <w:r>
+              <w:rPr>
+                <w:rFonts w:ascii="Times New Roman" w:hAnsi="Times New Roman" w:cs="Times New Roman"/>
+                <w:color w:val="0F1115"/>
+                <w:sz w:val="24"/>
+                <w:szCs w:val="24"/>
+                <w:lang w:val="en-US"/>
+              </w:rPr>
+              <w:t xml:space="preserve"> </w:t>
+            </w:r>
+            <w:r>
+              <w:rPr>
+                <w:rFonts w:ascii="Times New Roman" w:hAnsi="Times New Roman" w:cs="Times New Roman"/>
+                <w:color w:val="0F1115"/>
+                <w:sz w:val="24"/>
+                <w:szCs w:val="24"/>
+              </w:rPr>
+              <w:t>с</w:t>
+            </w:r>
+            <w:r>
+              <w:rPr>
+                <w:rFonts w:ascii="Times New Roman" w:hAnsi="Times New Roman" w:cs="Times New Roman"/>
+                <w:color w:val="0F1115"/>
+                <w:sz w:val="24"/>
+                <w:szCs w:val="24"/>
+                <w:lang w:val="en-US"/>
+              </w:rPr>
+              <w:t xml:space="preserve"> </w:t>
+            </w:r>
+            <w:r>
+              <w:rPr>
+                <w:rFonts w:ascii="Times New Roman" w:hAnsi="Times New Roman" w:cs="Times New Roman"/>
+                <w:color w:val="0F1115"/>
+                <w:sz w:val="24"/>
+                <w:szCs w:val="24"/>
+              </w:rPr>
+              <w:t>параметрами</w:t>
+            </w:r>
+            <w:r>
+              <w:rPr>
+                <w:rFonts w:ascii="Times New Roman" w:hAnsi="Times New Roman" w:cs="Times New Roman"/>
+                <w:color w:val="0F1115"/>
+                <w:sz w:val="24"/>
+                <w:szCs w:val="24"/>
+                <w:lang w:val="en-US"/>
+              </w:rPr>
+              <w:t>:</w:t>
+            </w:r>
+            <w:r>
+              <w:rPr>
+                <w:rFonts w:ascii="Times New Roman" w:hAnsi="Times New Roman" w:cs="Times New Roman"/>
+                <w:color w:val="0F1115"/>
+                <w:sz w:val="24"/>
+                <w:szCs w:val="24"/>
+                <w:lang w:val="en-US"/>
+              </w:rPr>
+              <w:br/>
+              <w:t>Age = 10</w:t>
+            </w:r>
+            <w:r>
+              <w:rPr>
+                <w:rFonts w:ascii="Times New Roman" w:hAnsi="Times New Roman" w:cs="Times New Roman"/>
+                <w:color w:val="0F1115"/>
+                <w:sz w:val="24"/>
+                <w:szCs w:val="24"/>
+                <w:lang w:val="en-US"/>
+              </w:rPr>
+              <w:t>,</w:t>
+            </w:r>
+            <w:r>
+              <w:rPr>
+                <w:rFonts w:ascii="Times New Roman" w:hAnsi="Times New Roman" w:cs="Times New Roman"/>
+                <w:color w:val="0F1115"/>
+                <w:sz w:val="24"/>
+                <w:szCs w:val="24"/>
+                <w:lang w:val="en-US"/>
+              </w:rPr>
+              <w:br/>
+            </w:r>
+            <w:proofErr w:type="spellStart"/>
+            <w:r>
+              <w:rPr>
+                <w:rFonts w:ascii="Times New Roman" w:hAnsi="Times New Roman" w:cs="Times New Roman"/>
+                <w:color w:val="0F1115"/>
+                <w:sz w:val="24"/>
+                <w:szCs w:val="24"/>
+                <w:lang w:val="en-US"/>
+              </w:rPr>
+              <w:t>IsStudent</w:t>
+            </w:r>
+            <w:proofErr w:type="spellEnd"/>
+            <w:r>
+              <w:rPr>
+                <w:rFonts w:ascii="Times New Roman" w:hAnsi="Times New Roman" w:cs="Times New Roman"/>
+                <w:color w:val="0F1115"/>
+                <w:sz w:val="24"/>
+                <w:szCs w:val="24"/>
+                <w:lang w:val="en-US"/>
+              </w:rPr>
+              <w:t xml:space="preserve"> = false,</w:t>
+            </w:r>
+            <w:r>
+              <w:rPr>
+                <w:rFonts w:ascii="Times New Roman" w:hAnsi="Times New Roman" w:cs="Times New Roman"/>
+                <w:color w:val="0F1115"/>
+                <w:sz w:val="24"/>
+                <w:szCs w:val="24"/>
+                <w:lang w:val="en-US"/>
+              </w:rPr>
+              <w:br/>
+            </w:r>
+            <w:proofErr w:type="spellStart"/>
+            <w:r>
+              <w:rPr>
+                <w:rFonts w:ascii="Times New Roman" w:hAnsi="Times New Roman" w:cs="Times New Roman"/>
+                <w:color w:val="0F1115"/>
+                <w:sz w:val="24"/>
+                <w:szCs w:val="24"/>
+                <w:lang w:val="en-US"/>
+              </w:rPr>
+              <w:t>IsVip</w:t>
+            </w:r>
+            <w:proofErr w:type="spellEnd"/>
+            <w:r>
+              <w:rPr>
+                <w:rFonts w:ascii="Times New Roman" w:hAnsi="Times New Roman" w:cs="Times New Roman"/>
+                <w:color w:val="0F1115"/>
+                <w:sz w:val="24"/>
+                <w:szCs w:val="24"/>
+                <w:lang w:val="en-US"/>
+              </w:rPr>
+              <w:t xml:space="preserve"> = false,</w:t>
+            </w:r>
+            <w:r>
+              <w:rPr>
+                <w:rFonts w:ascii="Times New Roman" w:hAnsi="Times New Roman" w:cs="Times New Roman"/>
+                <w:color w:val="0F1115"/>
+                <w:sz w:val="24"/>
+                <w:szCs w:val="24"/>
+                <w:lang w:val="en-US"/>
+              </w:rPr>
+              <w:br/>
+              <w:t xml:space="preserve">Day = </w:t>
+            </w:r>
+            <w:proofErr w:type="spellStart"/>
+            <w:r>
+              <w:rPr>
+                <w:rFonts w:ascii="Times New Roman" w:hAnsi="Times New Roman" w:cs="Times New Roman"/>
+                <w:color w:val="0F1115"/>
+                <w:sz w:val="24"/>
+                <w:szCs w:val="24"/>
+                <w:lang w:val="en-US"/>
+              </w:rPr>
+              <w:t>DayOfWeek.Monday</w:t>
+            </w:r>
+            <w:proofErr w:type="spellEnd"/>
+            <w:r>
+              <w:rPr>
+                <w:rFonts w:ascii="Times New Roman" w:hAnsi="Times New Roman" w:cs="Times New Roman"/>
+                <w:color w:val="0F1115"/>
+                <w:sz w:val="24"/>
+                <w:szCs w:val="24"/>
+                <w:lang w:val="en-US"/>
+              </w:rPr>
+              <w:t>,</w:t>
+            </w:r>
+            <w:r>
+              <w:rPr>
+                <w:rFonts w:ascii="Times New Roman" w:hAnsi="Times New Roman" w:cs="Times New Roman"/>
+                <w:color w:val="0F1115"/>
+                <w:sz w:val="24"/>
+                <w:szCs w:val="24"/>
+                <w:lang w:val="en-US"/>
+              </w:rPr>
+              <w:br/>
+            </w:r>
+            <w:proofErr w:type="spellStart"/>
+            <w:r>
+              <w:rPr>
+                <w:rFonts w:ascii="Times New Roman" w:hAnsi="Times New Roman" w:cs="Times New Roman"/>
+                <w:color w:val="0F1115"/>
+                <w:sz w:val="24"/>
+                <w:szCs w:val="24"/>
+                <w:lang w:val="en-US"/>
+              </w:rPr>
+              <w:t>SessionTime</w:t>
+            </w:r>
+            <w:proofErr w:type="spellEnd"/>
+            <w:r>
+              <w:rPr>
+                <w:rFonts w:ascii="Times New Roman" w:hAnsi="Times New Roman" w:cs="Times New Roman"/>
+                <w:color w:val="0F1115"/>
+                <w:sz w:val="24"/>
+                <w:szCs w:val="24"/>
+                <w:lang w:val="en-US"/>
+              </w:rPr>
+              <w:t xml:space="preserve"> = new </w:t>
+            </w:r>
+            <w:proofErr w:type="spellStart"/>
+            <w:r>
+              <w:rPr>
+                <w:rFonts w:ascii="Times New Roman" w:hAnsi="Times New Roman" w:cs="Times New Roman"/>
+                <w:color w:val="0F1115"/>
+                <w:sz w:val="24"/>
+                <w:szCs w:val="24"/>
+                <w:lang w:val="en-US"/>
+              </w:rPr>
+              <w:t>TimeSpan</w:t>
+            </w:r>
+            <w:proofErr w:type="spellEnd"/>
+            <w:r>
+              <w:rPr>
+                <w:rFonts w:ascii="Times New Roman" w:hAnsi="Times New Roman" w:cs="Times New Roman"/>
+                <w:color w:val="0F1115"/>
+                <w:sz w:val="24"/>
+                <w:szCs w:val="24"/>
+                <w:lang w:val="en-US"/>
+              </w:rPr>
+              <w:t>(15, 0, 0)</w:t>
+            </w:r>
+          </w:p>
+          <w:p>
+            <w:pPr>
+              <w:pStyle w:val="a4"/>
+              <w:numPr>
+                <w:ilvl w:val="0"/>
+                <w:numId w:val="7"/>
+              </w:numPr>
+              <w:spacing w:after="160" w:line="375" w:lineRule="atLeast"/>
+              <w:rPr>
+                <w:rFonts w:ascii="Times New Roman" w:hAnsi="Times New Roman" w:cs="Times New Roman"/>
+                <w:color w:val="0F1115"/>
+                <w:sz w:val="24"/>
+                <w:szCs w:val="24"/>
+              </w:rPr>
+            </w:pPr>
             <w:bookmarkStart w:id="0" w:name="_GoBack"/>
             <w:bookmarkEnd w:id="0"/>
             <w:r>
               <w:rPr>
-                <w:rFonts w:ascii="Cascadia Mono" w:hAnsi="Cascadia Mono" w:cs="Cascadia Mono"/>
-                <w:color w:val="000000"/>
-                <w:sz w:val="19"/>
-                <w:szCs w:val="19"/>
-                <w:lang w:val="en-US"/>
-              </w:rPr>
-              <w:t>,</w:t>
-            </w:r>
-          </w:p>
-          <w:p>
-            <w:pPr>
-              <w:autoSpaceDE w:val="0"/>
-              <w:autoSpaceDN w:val="0"/>
-              <w:adjustRightInd w:val="0"/>
-              <w:rPr>
-                <w:rFonts w:ascii="Cascadia Mono" w:hAnsi="Cascadia Mono" w:cs="Cascadia Mono"/>
-                <w:color w:val="000000"/>
-                <w:sz w:val="19"/>
-                <w:szCs w:val="19"/>
-                <w:lang w:val="en-US"/>
-              </w:rPr>
-            </w:pPr>
+                <w:rFonts w:ascii="Times New Roman" w:hAnsi="Times New Roman" w:cs="Times New Roman"/>
+                <w:color w:val="0F1115"/>
+                <w:sz w:val="24"/>
+                <w:szCs w:val="24"/>
+              </w:rPr>
+              <w:t xml:space="preserve">Вызвать метод </w:t>
+            </w:r>
             <w:proofErr w:type="spellStart"/>
             <w:r>
               <w:rPr>
-                <w:rFonts w:ascii="Cascadia Mono" w:hAnsi="Cascadia Mono" w:cs="Cascadia Mono"/>
-                <w:color w:val="000000"/>
-                <w:sz w:val="19"/>
-                <w:szCs w:val="19"/>
-                <w:lang w:val="en-US"/>
-              </w:rPr>
-              <w:t>IsStudent</w:t>
+                <w:rFonts w:ascii="Times New Roman" w:hAnsi="Times New Roman" w:cs="Times New Roman"/>
+                <w:color w:val="0F1115"/>
+                <w:sz w:val="24"/>
+                <w:szCs w:val="24"/>
+                <w:lang w:val="en-US"/>
+              </w:rPr>
+              <w:t>CalculatePrice</w:t>
             </w:r>
             <w:proofErr w:type="spellEnd"/>
             <w:r>
               <w:rPr>
-                <w:rFonts w:ascii="Cascadia Mono" w:hAnsi="Cascadia Mono" w:cs="Cascadia Mono"/>
-                <w:color w:val="000000"/>
-                <w:sz w:val="19"/>
-                <w:szCs w:val="19"/>
-                <w:lang w:val="en-US"/>
-              </w:rPr>
-              <w:t xml:space="preserve"> = false,</w:t>
-            </w:r>
-          </w:p>
-          <w:p>
-            <w:pPr>
-              <w:autoSpaceDE w:val="0"/>
-              <w:autoSpaceDN w:val="0"/>
-              <w:adjustRightInd w:val="0"/>
-              <w:rPr>
-                <w:rFonts w:ascii="Cascadia Mono" w:hAnsi="Cascadia Mono" w:cs="Cascadia Mono"/>
-                <w:color w:val="000000"/>
-                <w:sz w:val="19"/>
-                <w:szCs w:val="19"/>
-                <w:lang w:val="en-US"/>
-              </w:rPr>
-            </w:pPr>
-            <w:proofErr w:type="spellStart"/>
-            <w:r>
-              <w:rPr>
-                <w:rFonts w:ascii="Cascadia Mono" w:hAnsi="Cascadia Mono" w:cs="Cascadia Mono"/>
-                <w:color w:val="000000"/>
-                <w:sz w:val="19"/>
-                <w:szCs w:val="19"/>
-                <w:lang w:val="en-US"/>
-              </w:rPr>
-              <w:t>IsVip</w:t>
-            </w:r>
-            <w:proofErr w:type="spellEnd"/>
-            <w:r>
-              <w:rPr>
-                <w:rFonts w:ascii="Cascadia Mono" w:hAnsi="Cascadia Mono" w:cs="Cascadia Mono"/>
-                <w:color w:val="000000"/>
-                <w:sz w:val="19"/>
-                <w:szCs w:val="19"/>
-                <w:lang w:val="en-US"/>
-              </w:rPr>
-              <w:t xml:space="preserve"> = false,</w:t>
-            </w:r>
-          </w:p>
-          <w:p>
-            <w:pPr>
-              <w:autoSpaceDE w:val="0"/>
-              <w:autoSpaceDN w:val="0"/>
-              <w:adjustRightInd w:val="0"/>
-              <w:rPr>
-                <w:rFonts w:ascii="Cascadia Mono" w:hAnsi="Cascadia Mono" w:cs="Cascadia Mono"/>
-                <w:color w:val="000000"/>
-                <w:sz w:val="19"/>
-                <w:szCs w:val="19"/>
-                <w:lang w:val="en-US"/>
-              </w:rPr>
-            </w:pPr>
-            <w:r>
-              <w:rPr>
-                <w:rFonts w:ascii="Cascadia Mono" w:hAnsi="Cascadia Mono" w:cs="Cascadia Mono"/>
-                <w:color w:val="000000"/>
-                <w:sz w:val="19"/>
-                <w:szCs w:val="19"/>
-                <w:lang w:val="en-US"/>
-              </w:rPr>
-              <w:t xml:space="preserve">Day = </w:t>
-            </w:r>
-            <w:proofErr w:type="spellStart"/>
-            <w:r>
-              <w:rPr>
-                <w:rFonts w:ascii="Cascadia Mono" w:hAnsi="Cascadia Mono" w:cs="Cascadia Mono"/>
-                <w:color w:val="000000"/>
-                <w:sz w:val="19"/>
-                <w:szCs w:val="19"/>
-                <w:lang w:val="en-US"/>
-              </w:rPr>
-              <w:t>DayOfWeek.Monday</w:t>
-            </w:r>
-            <w:proofErr w:type="spellEnd"/>
-            <w:r>
-              <w:rPr>
-                <w:rFonts w:ascii="Cascadia Mono" w:hAnsi="Cascadia Mono" w:cs="Cascadia Mono"/>
-                <w:color w:val="000000"/>
-                <w:sz w:val="19"/>
-                <w:szCs w:val="19"/>
-                <w:lang w:val="en-US"/>
-              </w:rPr>
-              <w:t>,</w:t>
-            </w:r>
-          </w:p>
-          <w:p>
-            <w:pPr>
-              <w:rPr>
-                <w:lang w:val="en-US"/>
-              </w:rPr>
-            </w:pPr>
-            <w:proofErr w:type="spellStart"/>
-            <w:r>
-              <w:rPr>
-                <w:rFonts w:ascii="Cascadia Mono" w:hAnsi="Cascadia Mono" w:cs="Cascadia Mono"/>
-                <w:color w:val="000000"/>
-                <w:sz w:val="19"/>
-                <w:szCs w:val="19"/>
-                <w:lang w:val="en-US"/>
-              </w:rPr>
-              <w:t>SessionTime</w:t>
-            </w:r>
-            <w:proofErr w:type="spellEnd"/>
-            <w:r>
-              <w:rPr>
-                <w:rFonts w:ascii="Cascadia Mono" w:hAnsi="Cascadia Mono" w:cs="Cascadia Mono"/>
-                <w:color w:val="000000"/>
-                <w:sz w:val="19"/>
-                <w:szCs w:val="19"/>
-                <w:lang w:val="en-US"/>
-              </w:rPr>
-              <w:t xml:space="preserve"> = new </w:t>
-            </w:r>
-            <w:proofErr w:type="spellStart"/>
-            <w:proofErr w:type="gramStart"/>
-            <w:r>
-              <w:rPr>
-                <w:rFonts w:ascii="Cascadia Mono" w:hAnsi="Cascadia Mono" w:cs="Cascadia Mono"/>
-                <w:color w:val="000000"/>
-                <w:sz w:val="19"/>
-                <w:szCs w:val="19"/>
-                <w:lang w:val="en-US"/>
-              </w:rPr>
-              <w:t>TimeSpan</w:t>
-            </w:r>
-            <w:proofErr w:type="spellEnd"/>
-            <w:r>
-              <w:rPr>
-                <w:rFonts w:ascii="Cascadia Mono" w:hAnsi="Cascadia Mono" w:cs="Cascadia Mono"/>
-                <w:color w:val="000000"/>
-                <w:sz w:val="19"/>
-                <w:szCs w:val="19"/>
-                <w:lang w:val="en-US"/>
+                <w:rFonts w:ascii="Times New Roman" w:hAnsi="Times New Roman" w:cs="Times New Roman"/>
+                <w:color w:val="0F1115"/>
+                <w:sz w:val="24"/>
+                <w:szCs w:val="24"/>
               </w:rPr>
               <w:t>(</w:t>
             </w:r>
-            <w:proofErr w:type="gramEnd"/>
-            <w:r>
-              <w:rPr>
-                <w:rFonts w:ascii="Cascadia Mono" w:hAnsi="Cascadia Mono" w:cs="Cascadia Mono"/>
-                <w:color w:val="000000"/>
-                <w:sz w:val="19"/>
-                <w:szCs w:val="19"/>
-                <w:lang w:val="en-US"/>
-              </w:rPr>
-              <w:t>15, 0, 0)</w:t>
+            <w:r>
+              <w:rPr>
+                <w:rFonts w:ascii="Times New Roman" w:hAnsi="Times New Roman" w:cs="Times New Roman"/>
+                <w:color w:val="0F1115"/>
+                <w:sz w:val="24"/>
+                <w:szCs w:val="24"/>
+                <w:lang w:val="en-US"/>
+              </w:rPr>
+              <w:t>request</w:t>
+            </w:r>
+            <w:r>
+              <w:rPr>
+                <w:rFonts w:ascii="Times New Roman" w:hAnsi="Times New Roman" w:cs="Times New Roman"/>
+                <w:color w:val="0F1115"/>
+                <w:sz w:val="24"/>
+                <w:szCs w:val="24"/>
+              </w:rPr>
+              <w:t>)</w:t>
+            </w:r>
+          </w:p>
+          <w:p>
+            <w:pPr>
+              <w:pStyle w:val="a4"/>
+              <w:numPr>
+                <w:ilvl w:val="0"/>
+                <w:numId w:val="7"/>
+              </w:numPr>
+              <w:rPr>
+                <w:rFonts w:ascii="Times New Roman" w:hAnsi="Times New Roman" w:cs="Times New Roman"/>
+                <w:sz w:val="24"/>
+                <w:szCs w:val="24"/>
+              </w:rPr>
+            </w:pPr>
+            <w:r>
+              <w:rPr>
+                <w:rFonts w:ascii="Times New Roman" w:hAnsi="Times New Roman" w:cs="Times New Roman"/>
+                <w:color w:val="0F1115"/>
+                <w:sz w:val="24"/>
+                <w:szCs w:val="24"/>
+              </w:rPr>
+              <w:t>Проверить результат</w:t>
             </w:r>
           </w:p>
         </w:tc>
@@ -1922,7 +4734,19 @@
             <w:tcW w:w="3256" w:type="dxa"/>
           </w:tcPr>
           <w:p>
-            <w:r>
+            <w:pPr>
+              <w:rPr>
+                <w:rFonts w:ascii="Times New Roman" w:hAnsi="Times New Roman" w:cs="Times New Roman"/>
+                <w:sz w:val="24"/>
+                <w:szCs w:val="24"/>
+              </w:rPr>
+            </w:pPr>
+            <w:r>
+              <w:rPr>
+                <w:rFonts w:ascii="Times New Roman" w:hAnsi="Times New Roman" w:cs="Times New Roman"/>
+                <w:sz w:val="24"/>
+                <w:szCs w:val="24"/>
+              </w:rPr>
               <w:t>Ожидаемый результат</w:t>
             </w:r>
           </w:p>
@@ -1932,20 +4756,44 @@
             <w:tcW w:w="6089" w:type="dxa"/>
           </w:tcPr>
           <w:p>
-            <w:r>
-              <w:t>Применяет для детей</w:t>
-            </w:r>
-            <w:r>
-              <w:t xml:space="preserve"> </w:t>
-            </w:r>
-            <w:r>
-              <w:t>(6-17 лет) скидку в 40%</w:t>
-            </w:r>
-            <w:r>
-              <w:t xml:space="preserve">. </w:t>
-            </w:r>
-            <w:r>
-              <w:t>Цена билета: 180.</w:t>
+            <w:pPr>
+              <w:rPr>
+                <w:rFonts w:ascii="Times New Roman" w:hAnsi="Times New Roman" w:cs="Times New Roman"/>
+                <w:sz w:val="24"/>
+                <w:szCs w:val="24"/>
+              </w:rPr>
+            </w:pPr>
+            <w:r>
+              <w:rPr>
+                <w:rFonts w:ascii="Times New Roman" w:hAnsi="Times New Roman" w:cs="Times New Roman"/>
+                <w:color w:val="0F1115"/>
+                <w:sz w:val="24"/>
+                <w:szCs w:val="24"/>
+                <w:shd w:val="clear" w:color="auto" w:fill="FFFFFF"/>
+              </w:rPr>
+              <w:t>Студенческая скидка применяется только для возраста 18–25 лет. Для ребёнка 10 лет должна действовать детская скидка 40%: </w:t>
+            </w:r>
+            <w:r>
+              <w:rPr>
+                <w:rStyle w:val="a5"/>
+                <w:rFonts w:ascii="Times New Roman" w:hAnsi="Times New Roman" w:cs="Times New Roman"/>
+                <w:b w:val="0"/>
+                <w:color w:val="0F1115"/>
+                <w:sz w:val="24"/>
+                <w:szCs w:val="24"/>
+                <w:shd w:val="clear" w:color="auto" w:fill="FFFFFF"/>
+              </w:rPr>
+              <w:t>180 рублей</w:t>
+            </w:r>
+            <w:r>
+              <w:rPr>
+                <w:rFonts w:ascii="Times New Roman" w:hAnsi="Times New Roman" w:cs="Times New Roman"/>
+                <w:color w:val="0F1115"/>
+                <w:sz w:val="24"/>
+                <w:szCs w:val="24"/>
+                <w:shd w:val="clear" w:color="auto" w:fill="FFFFFF"/>
+              </w:rPr>
+              <w:t>.</w:t>
             </w:r>
           </w:p>
         </w:tc>
@@ -1956,7 +4804,19 @@
             <w:tcW w:w="3256" w:type="dxa"/>
           </w:tcPr>
           <w:p>
-            <w:r>
+            <w:pPr>
+              <w:rPr>
+                <w:rFonts w:ascii="Times New Roman" w:hAnsi="Times New Roman" w:cs="Times New Roman"/>
+                <w:sz w:val="24"/>
+                <w:szCs w:val="24"/>
+              </w:rPr>
+            </w:pPr>
+            <w:r>
+              <w:rPr>
+                <w:rFonts w:ascii="Times New Roman" w:hAnsi="Times New Roman" w:cs="Times New Roman"/>
+                <w:sz w:val="24"/>
+                <w:szCs w:val="24"/>
+              </w:rPr>
               <w:t>Фактический результат</w:t>
             </w:r>
           </w:p>
@@ -1966,8 +4826,44 @@
             <w:tcW w:w="6089" w:type="dxa"/>
           </w:tcPr>
           <w:p>
-            <w:r>
-              <w:t>Применяет скидку 30%. Цена билета: 210</w:t>
+            <w:pPr>
+              <w:rPr>
+                <w:rFonts w:ascii="Times New Roman" w:hAnsi="Times New Roman" w:cs="Times New Roman"/>
+                <w:sz w:val="24"/>
+                <w:szCs w:val="24"/>
+              </w:rPr>
+            </w:pPr>
+            <w:r>
+              <w:rPr>
+                <w:rFonts w:ascii="Times New Roman" w:hAnsi="Times New Roman" w:cs="Times New Roman"/>
+                <w:color w:val="0F1115"/>
+                <w:sz w:val="24"/>
+                <w:szCs w:val="24"/>
+                <w:shd w:val="clear" w:color="auto" w:fill="FFFFFF"/>
+              </w:rPr>
+              <w:t>Применяется студенческая скидка 20%: </w:t>
+            </w:r>
+            <w:r>
+              <w:rPr>
+                <w:rStyle w:val="a5"/>
+                <w:rFonts w:ascii="Times New Roman" w:hAnsi="Times New Roman" w:cs="Times New Roman"/>
+                <w:b w:val="0"/>
+                <w:color w:val="0F1115"/>
+                <w:sz w:val="24"/>
+                <w:szCs w:val="24"/>
+                <w:shd w:val="clear" w:color="auto" w:fill="FFFFFF"/>
+              </w:rPr>
+              <w:t>240 рублей</w:t>
+            </w:r>
+            <w:r>
+              <w:rPr>
+                <w:rFonts w:ascii="Times New Roman" w:hAnsi="Times New Roman" w:cs="Times New Roman"/>
+                <w:color w:val="0F1115"/>
+                <w:sz w:val="24"/>
+                <w:szCs w:val="24"/>
+                <w:shd w:val="clear" w:color="auto" w:fill="FFFFFF"/>
+              </w:rPr>
+              <w:t> </w:t>
             </w:r>
           </w:p>
         </w:tc>
@@ -1978,7 +4874,19 @@
             <w:tcW w:w="3256" w:type="dxa"/>
           </w:tcPr>
           <w:p>
-            <w:r>
+            <w:pPr>
+              <w:rPr>
+                <w:rFonts w:ascii="Times New Roman" w:hAnsi="Times New Roman" w:cs="Times New Roman"/>
+                <w:sz w:val="24"/>
+                <w:szCs w:val="24"/>
+              </w:rPr>
+            </w:pPr>
+            <w:r>
+              <w:rPr>
+                <w:rFonts w:ascii="Times New Roman" w:hAnsi="Times New Roman" w:cs="Times New Roman"/>
+                <w:sz w:val="24"/>
+                <w:szCs w:val="24"/>
+              </w:rPr>
               <w:t>Примечание</w:t>
             </w:r>
           </w:p>
@@ -1988,14 +4896,68 @@
             <w:tcW w:w="6089" w:type="dxa"/>
           </w:tcPr>
           <w:p>
-            <w:r>
-              <w:t>Проверить в коде программы, как высчитывается цена у детей и исправить, чтобы скидка была 40%, вместо 30%</w:t>
+            <w:pPr>
+              <w:rPr>
+                <w:rFonts w:ascii="Times New Roman" w:hAnsi="Times New Roman" w:cs="Times New Roman"/>
+                <w:sz w:val="24"/>
+                <w:szCs w:val="24"/>
+              </w:rPr>
+            </w:pPr>
+            <w:r>
+              <w:rPr>
+                <w:rFonts w:ascii="Times New Roman" w:hAnsi="Times New Roman" w:cs="Times New Roman"/>
+                <w:color w:val="0F1115"/>
+                <w:sz w:val="24"/>
+                <w:szCs w:val="24"/>
+                <w:shd w:val="clear" w:color="auto" w:fill="FFFFFF"/>
+              </w:rPr>
+              <w:t>Возможно в</w:t>
+            </w:r>
+            <w:r>
+              <w:rPr>
+                <w:rFonts w:ascii="Times New Roman" w:hAnsi="Times New Roman" w:cs="Times New Roman"/>
+                <w:color w:val="0F1115"/>
+                <w:sz w:val="24"/>
+                <w:szCs w:val="24"/>
+                <w:shd w:val="clear" w:color="auto" w:fill="FFFFFF"/>
+              </w:rPr>
+              <w:t xml:space="preserve"> коде отсутствует ограничение по возрасту для </w:t>
+            </w:r>
+            <w:proofErr w:type="spellStart"/>
+            <w:r>
+              <w:rPr>
+                <w:rFonts w:ascii="Times New Roman" w:hAnsi="Times New Roman" w:cs="Times New Roman"/>
+                <w:color w:val="0F1115"/>
+                <w:sz w:val="24"/>
+                <w:szCs w:val="24"/>
+                <w:shd w:val="clear" w:color="auto" w:fill="FFFFFF"/>
+              </w:rPr>
+              <w:t>IsStudent</w:t>
+            </w:r>
+            <w:proofErr w:type="spellEnd"/>
+            <w:r>
+              <w:rPr>
+                <w:rFonts w:ascii="Times New Roman" w:hAnsi="Times New Roman" w:cs="Times New Roman"/>
+                <w:color w:val="0F1115"/>
+                <w:sz w:val="24"/>
+                <w:szCs w:val="24"/>
+                <w:shd w:val="clear" w:color="auto" w:fill="FFFFFF"/>
+              </w:rPr>
+              <w:t>, из-за чего скидка применяется ко всем возрастам.</w:t>
             </w:r>
           </w:p>
         </w:tc>
       </w:tr>
     </w:tbl>
-    <w:p/>
+    <w:p>
+      <w:pPr>
+        <w:rPr>
+          <w:rFonts w:ascii="Times New Roman" w:hAnsi="Times New Roman" w:cs="Times New Roman"/>
+          <w:sz w:val="24"/>
+          <w:szCs w:val="24"/>
+        </w:rPr>
+      </w:pPr>
+    </w:p>
     <w:sectPr>
       <w:pgSz w:w="11906" w:h="16838"/>
       <w:pgMar w:top="1134" w:right="850" w:bottom="1134" w:left="1701" w:header="708" w:footer="708" w:gutter="0"/>
@@ -2007,11 +4969,102 @@
 </file>
 
 <file path=word/numbering.xml><?xml version="1.0" encoding="utf-8"?>
-<w:numbering xmlns:wpc="http://schemas.microsoft.com/office/word/2010/wordprocessingCanvas" xmlns:cx="http://schemas.microsoft.com/office/drawing/2014/chartex" xmlns:cx1="http://schemas.microsoft.com/office/drawing/2015/9/8/chartex" xmlns:cx2="http://schemas.microsoft.com/office/drawing/2015/10/21/chartex" xmlns:cx3="http://schemas.microsoft.com/office/drawing/2016/5/9/chartex" xmlns:cx4="http://schemas.microsoft.com/office/drawing/2016/5/10/chartex" xmlns:cx5="http://schemas.microsoft.com/office/drawing/2016/5/11/chartex" xmlns:cx6="http://schemas.microsoft.com/office/drawing/2016/5/12/chartex" xmlns:cx7="http://schemas.microsoft.com/office/drawing/2016/5/13/chartex" xmlns:cx8="http://schemas.microsoft.com/office/drawing/2016/5/14/chartex" xmlns:mc="http://schemas.openxmlformats.org/markup-compatibility/2006" xmlns:aink="http://schemas.microsoft.com/office/drawing/2016/ink" xmlns:am3d="http://schemas.microsoft.com/office/drawing/2017/model3d" xmlns:o="urn:schemas-microsoft-com:office:office" xmlns:r="http://schemas.openxmlformats.org/officeDocument/2006/relationships" xmlns:m="http://schemas.openxmlformats.org/officeDocument/2006/math" xmlns:v="urn:schemas-microsoft-com:vml" xmlns:wp14="http://schemas.microsoft.com/office/word/2010/wordprocessingDrawing" xmlns:wp="http://schemas.openxmlformats.org/drawingml/2006/wordprocessingDrawing" xmlns:w10="urn:schemas-microsoft-com:office:word" xmlns:w="http://schemas.openxmlformats.org/wordprocessingml/2006/main" xmlns:w14="http://schemas.microsoft.com/office/word/2010/wordml" xmlns:w15="http://schemas.microsoft.com/office/word/2012/wordml" xmlns:w16cid="http://schemas.microsoft.com/office/word/2016/wordml/cid" xmlns:w16se="http://schemas.microsoft.com/office/word/2015/wordml/symex" xmlns:wpg="http://schemas.microsoft.com/office/word/2010/wordprocessingGroup" xmlns:wpi="http://schemas.microsoft.com/office/word/2010/wordprocessingInk" xmlns:wne="http://schemas.microsoft.com/office/word/2006/wordml" xmlns:wps="http://schemas.microsoft.com/office/word/2010/wordprocessingShape" mc:Ignorable="w14 w15 w16se w16cid wp14">
+<w:numbering xmlns:wpc="http://schemas.microsoft.com/office/word/2010/wordprocessingCanvas" xmlns:cx="http://schemas.microsoft.com/office/drawing/2014/chartex" xmlns:mc="http://schemas.openxmlformats.org/markup-compatibility/2006" xmlns:o="urn:schemas-microsoft-com:office:office" xmlns:r="http://schemas.openxmlformats.org/officeDocument/2006/relationships" xmlns:m="http://schemas.openxmlformats.org/officeDocument/2006/math" xmlns:v="urn:schemas-microsoft-com:vml" xmlns:wp14="http://schemas.microsoft.com/office/word/2010/wordprocessingDrawing" xmlns:wp="http://schemas.openxmlformats.org/drawingml/2006/wordprocessingDrawing" xmlns:w10="urn:schemas-microsoft-com:office:word" xmlns:w="http://schemas.openxmlformats.org/wordprocessingml/2006/main" xmlns:w14="http://schemas.microsoft.com/office/word/2010/wordml" xmlns:w15="http://schemas.microsoft.com/office/word/2012/wordml" xmlns:w16se="http://schemas.microsoft.com/office/word/2015/wordml/symex" xmlns:wpg="http://schemas.microsoft.com/office/word/2010/wordprocessingGroup" xmlns:wpi="http://schemas.microsoft.com/office/word/2010/wordprocessingInk" xmlns:wne="http://schemas.microsoft.com/office/word/2006/wordml" xmlns:wps="http://schemas.microsoft.com/office/word/2010/wordprocessingShape" mc:Ignorable="w14 w15 w16se wp14">
   <w:abstractNum w:abstractNumId="0" w15:restartNumberingAfterBreak="0">
-    <w:nsid w:val="59525FD6"/>
+    <w:nsid w:val="08B81E26"/>
     <w:multiLevelType w:val="hybridMultilevel"/>
-    <w:tmpl w:val="16A87EFE"/>
+    <w:tmpl w:val="D2582962"/>
+    <w:lvl w:ilvl="0" w:tplc="F2D69E64">
+      <w:start w:val="1"/>
+      <w:numFmt w:val="decimal"/>
+      <w:lvlText w:val="%1."/>
+      <w:lvlJc w:val="left"/>
+      <w:pPr>
+        <w:ind w:left="720" w:hanging="360"/>
+      </w:pPr>
+      <w:rPr>
+        <w:rFonts w:ascii="Segoe UI" w:hAnsi="Segoe UI" w:cs="Segoe UI" w:hint="default"/>
+        <w:color w:val="0F1115"/>
+        <w:sz w:val="23"/>
+      </w:rPr>
+    </w:lvl>
+    <w:lvl w:ilvl="1" w:tplc="04190019" w:tentative="1">
+      <w:start w:val="1"/>
+      <w:numFmt w:val="lowerLetter"/>
+      <w:lvlText w:val="%2."/>
+      <w:lvlJc w:val="left"/>
+      <w:pPr>
+        <w:ind w:left="1440" w:hanging="360"/>
+      </w:pPr>
+    </w:lvl>
+    <w:lvl w:ilvl="2" w:tplc="0419001B" w:tentative="1">
+      <w:start w:val="1"/>
+      <w:numFmt w:val="lowerRoman"/>
+      <w:lvlText w:val="%3."/>
+      <w:lvlJc w:val="right"/>
+      <w:pPr>
+        <w:ind w:left="2160" w:hanging="180"/>
+      </w:pPr>
+    </w:lvl>
+    <w:lvl w:ilvl="3" w:tplc="0419000F" w:tentative="1">
+      <w:start w:val="1"/>
+      <w:numFmt w:val="decimal"/>
+      <w:lvlText w:val="%4."/>
+      <w:lvlJc w:val="left"/>
+      <w:pPr>
+        <w:ind w:left="2880" w:hanging="360"/>
+      </w:pPr>
+    </w:lvl>
+    <w:lvl w:ilvl="4" w:tplc="04190019" w:tentative="1">
+      <w:start w:val="1"/>
+      <w:numFmt w:val="lowerLetter"/>
+      <w:lvlText w:val="%5."/>
+      <w:lvlJc w:val="left"/>
+      <w:pPr>
+        <w:ind w:left="3600" w:hanging="360"/>
+      </w:pPr>
+    </w:lvl>
+    <w:lvl w:ilvl="5" w:tplc="0419001B" w:tentative="1">
+      <w:start w:val="1"/>
+      <w:numFmt w:val="lowerRoman"/>
+      <w:lvlText w:val="%6."/>
+      <w:lvlJc w:val="right"/>
+      <w:pPr>
+        <w:ind w:left="4320" w:hanging="180"/>
+      </w:pPr>
+    </w:lvl>
+    <w:lvl w:ilvl="6" w:tplc="0419000F" w:tentative="1">
+      <w:start w:val="1"/>
+      <w:numFmt w:val="decimal"/>
+      <w:lvlText w:val="%7."/>
+      <w:lvlJc w:val="left"/>
+      <w:pPr>
+        <w:ind w:left="5040" w:hanging="360"/>
+      </w:pPr>
+    </w:lvl>
+    <w:lvl w:ilvl="7" w:tplc="04190019" w:tentative="1">
+      <w:start w:val="1"/>
+      <w:numFmt w:val="lowerLetter"/>
+      <w:lvlText w:val="%8."/>
+      <w:lvlJc w:val="left"/>
+      <w:pPr>
+        <w:ind w:left="5760" w:hanging="360"/>
+      </w:pPr>
+    </w:lvl>
+    <w:lvl w:ilvl="8" w:tplc="0419001B" w:tentative="1">
+      <w:start w:val="1"/>
+      <w:numFmt w:val="lowerRoman"/>
+      <w:lvlText w:val="%9."/>
+      <w:lvlJc w:val="right"/>
+      <w:pPr>
+        <w:ind w:left="6480" w:hanging="180"/>
+      </w:pPr>
+    </w:lvl>
+  </w:abstractNum>
+  <w:abstractNum w:abstractNumId="1" w15:restartNumberingAfterBreak="0">
+    <w:nsid w:val="57842753"/>
+    <w:multiLevelType w:val="hybridMultilevel"/>
+    <w:tmpl w:val="F4D06AC0"/>
     <w:lvl w:ilvl="0" w:tplc="0419000F">
       <w:start w:val="1"/>
       <w:numFmt w:val="decimal"/>
@@ -2097,8 +5150,8 @@
       </w:pPr>
     </w:lvl>
   </w:abstractNum>
-  <w:abstractNum w:abstractNumId="1" w15:restartNumberingAfterBreak="0">
-    <w:nsid w:val="6EE632AB"/>
+  <w:abstractNum w:abstractNumId="2" w15:restartNumberingAfterBreak="0">
+    <w:nsid w:val="59525FD6"/>
     <w:multiLevelType w:val="hybridMultilevel"/>
     <w:tmpl w:val="16A87EFE"/>
     <w:lvl w:ilvl="0" w:tplc="0419000F">
@@ -2186,17 +5239,390 @@
       </w:pPr>
     </w:lvl>
   </w:abstractNum>
+  <w:abstractNum w:abstractNumId="3" w15:restartNumberingAfterBreak="0">
+    <w:nsid w:val="5A3C6D71"/>
+    <w:multiLevelType w:val="hybridMultilevel"/>
+    <w:tmpl w:val="D2582962"/>
+    <w:lvl w:ilvl="0" w:tplc="F2D69E64">
+      <w:start w:val="1"/>
+      <w:numFmt w:val="decimal"/>
+      <w:lvlText w:val="%1."/>
+      <w:lvlJc w:val="left"/>
+      <w:pPr>
+        <w:ind w:left="720" w:hanging="360"/>
+      </w:pPr>
+      <w:rPr>
+        <w:rFonts w:ascii="Segoe UI" w:hAnsi="Segoe UI" w:cs="Segoe UI" w:hint="default"/>
+        <w:color w:val="0F1115"/>
+        <w:sz w:val="23"/>
+      </w:rPr>
+    </w:lvl>
+    <w:lvl w:ilvl="1" w:tplc="04190019" w:tentative="1">
+      <w:start w:val="1"/>
+      <w:numFmt w:val="lowerLetter"/>
+      <w:lvlText w:val="%2."/>
+      <w:lvlJc w:val="left"/>
+      <w:pPr>
+        <w:ind w:left="1440" w:hanging="360"/>
+      </w:pPr>
+    </w:lvl>
+    <w:lvl w:ilvl="2" w:tplc="0419001B" w:tentative="1">
+      <w:start w:val="1"/>
+      <w:numFmt w:val="lowerRoman"/>
+      <w:lvlText w:val="%3."/>
+      <w:lvlJc w:val="right"/>
+      <w:pPr>
+        <w:ind w:left="2160" w:hanging="180"/>
+      </w:pPr>
+    </w:lvl>
+    <w:lvl w:ilvl="3" w:tplc="0419000F" w:tentative="1">
+      <w:start w:val="1"/>
+      <w:numFmt w:val="decimal"/>
+      <w:lvlText w:val="%4."/>
+      <w:lvlJc w:val="left"/>
+      <w:pPr>
+        <w:ind w:left="2880" w:hanging="360"/>
+      </w:pPr>
+    </w:lvl>
+    <w:lvl w:ilvl="4" w:tplc="04190019" w:tentative="1">
+      <w:start w:val="1"/>
+      <w:numFmt w:val="lowerLetter"/>
+      <w:lvlText w:val="%5."/>
+      <w:lvlJc w:val="left"/>
+      <w:pPr>
+        <w:ind w:left="3600" w:hanging="360"/>
+      </w:pPr>
+    </w:lvl>
+    <w:lvl w:ilvl="5" w:tplc="0419001B" w:tentative="1">
+      <w:start w:val="1"/>
+      <w:numFmt w:val="lowerRoman"/>
+      <w:lvlText w:val="%6."/>
+      <w:lvlJc w:val="right"/>
+      <w:pPr>
+        <w:ind w:left="4320" w:hanging="180"/>
+      </w:pPr>
+    </w:lvl>
+    <w:lvl w:ilvl="6" w:tplc="0419000F" w:tentative="1">
+      <w:start w:val="1"/>
+      <w:numFmt w:val="decimal"/>
+      <w:lvlText w:val="%7."/>
+      <w:lvlJc w:val="left"/>
+      <w:pPr>
+        <w:ind w:left="5040" w:hanging="360"/>
+      </w:pPr>
+    </w:lvl>
+    <w:lvl w:ilvl="7" w:tplc="04190019" w:tentative="1">
+      <w:start w:val="1"/>
+      <w:numFmt w:val="lowerLetter"/>
+      <w:lvlText w:val="%8."/>
+      <w:lvlJc w:val="left"/>
+      <w:pPr>
+        <w:ind w:left="5760" w:hanging="360"/>
+      </w:pPr>
+    </w:lvl>
+    <w:lvl w:ilvl="8" w:tplc="0419001B" w:tentative="1">
+      <w:start w:val="1"/>
+      <w:numFmt w:val="lowerRoman"/>
+      <w:lvlText w:val="%9."/>
+      <w:lvlJc w:val="right"/>
+      <w:pPr>
+        <w:ind w:left="6480" w:hanging="180"/>
+      </w:pPr>
+    </w:lvl>
+  </w:abstractNum>
+  <w:abstractNum w:abstractNumId="4" w15:restartNumberingAfterBreak="0">
+    <w:nsid w:val="5AEA187C"/>
+    <w:multiLevelType w:val="hybridMultilevel"/>
+    <w:tmpl w:val="F4D06AC0"/>
+    <w:lvl w:ilvl="0" w:tplc="0419000F">
+      <w:start w:val="1"/>
+      <w:numFmt w:val="decimal"/>
+      <w:lvlText w:val="%1."/>
+      <w:lvlJc w:val="left"/>
+      <w:pPr>
+        <w:ind w:left="720" w:hanging="360"/>
+      </w:pPr>
+      <w:rPr>
+        <w:rFonts w:hint="default"/>
+      </w:rPr>
+    </w:lvl>
+    <w:lvl w:ilvl="1" w:tplc="04190019" w:tentative="1">
+      <w:start w:val="1"/>
+      <w:numFmt w:val="lowerLetter"/>
+      <w:lvlText w:val="%2."/>
+      <w:lvlJc w:val="left"/>
+      <w:pPr>
+        <w:ind w:left="1440" w:hanging="360"/>
+      </w:pPr>
+    </w:lvl>
+    <w:lvl w:ilvl="2" w:tplc="0419001B" w:tentative="1">
+      <w:start w:val="1"/>
+      <w:numFmt w:val="lowerRoman"/>
+      <w:lvlText w:val="%3."/>
+      <w:lvlJc w:val="right"/>
+      <w:pPr>
+        <w:ind w:left="2160" w:hanging="180"/>
+      </w:pPr>
+    </w:lvl>
+    <w:lvl w:ilvl="3" w:tplc="0419000F" w:tentative="1">
+      <w:start w:val="1"/>
+      <w:numFmt w:val="decimal"/>
+      <w:lvlText w:val="%4."/>
+      <w:lvlJc w:val="left"/>
+      <w:pPr>
+        <w:ind w:left="2880" w:hanging="360"/>
+      </w:pPr>
+    </w:lvl>
+    <w:lvl w:ilvl="4" w:tplc="04190019" w:tentative="1">
+      <w:start w:val="1"/>
+      <w:numFmt w:val="lowerLetter"/>
+      <w:lvlText w:val="%5."/>
+      <w:lvlJc w:val="left"/>
+      <w:pPr>
+        <w:ind w:left="3600" w:hanging="360"/>
+      </w:pPr>
+    </w:lvl>
+    <w:lvl w:ilvl="5" w:tplc="0419001B" w:tentative="1">
+      <w:start w:val="1"/>
+      <w:numFmt w:val="lowerRoman"/>
+      <w:lvlText w:val="%6."/>
+      <w:lvlJc w:val="right"/>
+      <w:pPr>
+        <w:ind w:left="4320" w:hanging="180"/>
+      </w:pPr>
+    </w:lvl>
+    <w:lvl w:ilvl="6" w:tplc="0419000F" w:tentative="1">
+      <w:start w:val="1"/>
+      <w:numFmt w:val="decimal"/>
+      <w:lvlText w:val="%7."/>
+      <w:lvlJc w:val="left"/>
+      <w:pPr>
+        <w:ind w:left="5040" w:hanging="360"/>
+      </w:pPr>
+    </w:lvl>
+    <w:lvl w:ilvl="7" w:tplc="04190019" w:tentative="1">
+      <w:start w:val="1"/>
+      <w:numFmt w:val="lowerLetter"/>
+      <w:lvlText w:val="%8."/>
+      <w:lvlJc w:val="left"/>
+      <w:pPr>
+        <w:ind w:left="5760" w:hanging="360"/>
+      </w:pPr>
+    </w:lvl>
+    <w:lvl w:ilvl="8" w:tplc="0419001B" w:tentative="1">
+      <w:start w:val="1"/>
+      <w:numFmt w:val="lowerRoman"/>
+      <w:lvlText w:val="%9."/>
+      <w:lvlJc w:val="right"/>
+      <w:pPr>
+        <w:ind w:left="6480" w:hanging="180"/>
+      </w:pPr>
+    </w:lvl>
+  </w:abstractNum>
+  <w:abstractNum w:abstractNumId="5" w15:restartNumberingAfterBreak="0">
+    <w:nsid w:val="6AF5109D"/>
+    <w:multiLevelType w:val="hybridMultilevel"/>
+    <w:tmpl w:val="F4D06AC0"/>
+    <w:lvl w:ilvl="0" w:tplc="0419000F">
+      <w:start w:val="1"/>
+      <w:numFmt w:val="decimal"/>
+      <w:lvlText w:val="%1."/>
+      <w:lvlJc w:val="left"/>
+      <w:pPr>
+        <w:ind w:left="720" w:hanging="360"/>
+      </w:pPr>
+      <w:rPr>
+        <w:rFonts w:hint="default"/>
+      </w:rPr>
+    </w:lvl>
+    <w:lvl w:ilvl="1" w:tplc="04190019" w:tentative="1">
+      <w:start w:val="1"/>
+      <w:numFmt w:val="lowerLetter"/>
+      <w:lvlText w:val="%2."/>
+      <w:lvlJc w:val="left"/>
+      <w:pPr>
+        <w:ind w:left="1440" w:hanging="360"/>
+      </w:pPr>
+    </w:lvl>
+    <w:lvl w:ilvl="2" w:tplc="0419001B" w:tentative="1">
+      <w:start w:val="1"/>
+      <w:numFmt w:val="lowerRoman"/>
+      <w:lvlText w:val="%3."/>
+      <w:lvlJc w:val="right"/>
+      <w:pPr>
+        <w:ind w:left="2160" w:hanging="180"/>
+      </w:pPr>
+    </w:lvl>
+    <w:lvl w:ilvl="3" w:tplc="0419000F" w:tentative="1">
+      <w:start w:val="1"/>
+      <w:numFmt w:val="decimal"/>
+      <w:lvlText w:val="%4."/>
+      <w:lvlJc w:val="left"/>
+      <w:pPr>
+        <w:ind w:left="2880" w:hanging="360"/>
+      </w:pPr>
+    </w:lvl>
+    <w:lvl w:ilvl="4" w:tplc="04190019" w:tentative="1">
+      <w:start w:val="1"/>
+      <w:numFmt w:val="lowerLetter"/>
+      <w:lvlText w:val="%5."/>
+      <w:lvlJc w:val="left"/>
+      <w:pPr>
+        <w:ind w:left="3600" w:hanging="360"/>
+      </w:pPr>
+    </w:lvl>
+    <w:lvl w:ilvl="5" w:tplc="0419001B" w:tentative="1">
+      <w:start w:val="1"/>
+      <w:numFmt w:val="lowerRoman"/>
+      <w:lvlText w:val="%6."/>
+      <w:lvlJc w:val="right"/>
+      <w:pPr>
+        <w:ind w:left="4320" w:hanging="180"/>
+      </w:pPr>
+    </w:lvl>
+    <w:lvl w:ilvl="6" w:tplc="0419000F" w:tentative="1">
+      <w:start w:val="1"/>
+      <w:numFmt w:val="decimal"/>
+      <w:lvlText w:val="%7."/>
+      <w:lvlJc w:val="left"/>
+      <w:pPr>
+        <w:ind w:left="5040" w:hanging="360"/>
+      </w:pPr>
+    </w:lvl>
+    <w:lvl w:ilvl="7" w:tplc="04190019" w:tentative="1">
+      <w:start w:val="1"/>
+      <w:numFmt w:val="lowerLetter"/>
+      <w:lvlText w:val="%8."/>
+      <w:lvlJc w:val="left"/>
+      <w:pPr>
+        <w:ind w:left="5760" w:hanging="360"/>
+      </w:pPr>
+    </w:lvl>
+    <w:lvl w:ilvl="8" w:tplc="0419001B" w:tentative="1">
+      <w:start w:val="1"/>
+      <w:numFmt w:val="lowerRoman"/>
+      <w:lvlText w:val="%9."/>
+      <w:lvlJc w:val="right"/>
+      <w:pPr>
+        <w:ind w:left="6480" w:hanging="180"/>
+      </w:pPr>
+    </w:lvl>
+  </w:abstractNum>
+  <w:abstractNum w:abstractNumId="6" w15:restartNumberingAfterBreak="0">
+    <w:nsid w:val="6EE632AB"/>
+    <w:multiLevelType w:val="hybridMultilevel"/>
+    <w:tmpl w:val="16A87EFE"/>
+    <w:lvl w:ilvl="0" w:tplc="0419000F">
+      <w:start w:val="1"/>
+      <w:numFmt w:val="decimal"/>
+      <w:lvlText w:val="%1."/>
+      <w:lvlJc w:val="left"/>
+      <w:pPr>
+        <w:ind w:left="720" w:hanging="360"/>
+      </w:pPr>
+      <w:rPr>
+        <w:rFonts w:hint="default"/>
+      </w:rPr>
+    </w:lvl>
+    <w:lvl w:ilvl="1" w:tplc="04190019" w:tentative="1">
+      <w:start w:val="1"/>
+      <w:numFmt w:val="lowerLetter"/>
+      <w:lvlText w:val="%2."/>
+      <w:lvlJc w:val="left"/>
+      <w:pPr>
+        <w:ind w:left="1440" w:hanging="360"/>
+      </w:pPr>
+    </w:lvl>
+    <w:lvl w:ilvl="2" w:tplc="0419001B" w:tentative="1">
+      <w:start w:val="1"/>
+      <w:numFmt w:val="lowerRoman"/>
+      <w:lvlText w:val="%3."/>
+      <w:lvlJc w:val="right"/>
+      <w:pPr>
+        <w:ind w:left="2160" w:hanging="180"/>
+      </w:pPr>
+    </w:lvl>
+    <w:lvl w:ilvl="3" w:tplc="0419000F" w:tentative="1">
+      <w:start w:val="1"/>
+      <w:numFmt w:val="decimal"/>
+      <w:lvlText w:val="%4."/>
+      <w:lvlJc w:val="left"/>
+      <w:pPr>
+        <w:ind w:left="2880" w:hanging="360"/>
+      </w:pPr>
+    </w:lvl>
+    <w:lvl w:ilvl="4" w:tplc="04190019" w:tentative="1">
+      <w:start w:val="1"/>
+      <w:numFmt w:val="lowerLetter"/>
+      <w:lvlText w:val="%5."/>
+      <w:lvlJc w:val="left"/>
+      <w:pPr>
+        <w:ind w:left="3600" w:hanging="360"/>
+      </w:pPr>
+    </w:lvl>
+    <w:lvl w:ilvl="5" w:tplc="0419001B" w:tentative="1">
+      <w:start w:val="1"/>
+      <w:numFmt w:val="lowerRoman"/>
+      <w:lvlText w:val="%6."/>
+      <w:lvlJc w:val="right"/>
+      <w:pPr>
+        <w:ind w:left="4320" w:hanging="180"/>
+      </w:pPr>
+    </w:lvl>
+    <w:lvl w:ilvl="6" w:tplc="0419000F" w:tentative="1">
+      <w:start w:val="1"/>
+      <w:numFmt w:val="decimal"/>
+      <w:lvlText w:val="%7."/>
+      <w:lvlJc w:val="left"/>
+      <w:pPr>
+        <w:ind w:left="5040" w:hanging="360"/>
+      </w:pPr>
+    </w:lvl>
+    <w:lvl w:ilvl="7" w:tplc="04190019" w:tentative="1">
+      <w:start w:val="1"/>
+      <w:numFmt w:val="lowerLetter"/>
+      <w:lvlText w:val="%8."/>
+      <w:lvlJc w:val="left"/>
+      <w:pPr>
+        <w:ind w:left="5760" w:hanging="360"/>
+      </w:pPr>
+    </w:lvl>
+    <w:lvl w:ilvl="8" w:tplc="0419001B" w:tentative="1">
+      <w:start w:val="1"/>
+      <w:numFmt w:val="lowerRoman"/>
+      <w:lvlText w:val="%9."/>
+      <w:lvlJc w:val="right"/>
+      <w:pPr>
+        <w:ind w:left="6480" w:hanging="180"/>
+      </w:pPr>
+    </w:lvl>
+  </w:abstractNum>
   <w:num w:numId="1">
+    <w:abstractNumId w:val="2"/>
+  </w:num>
+  <w:num w:numId="2">
+    <w:abstractNumId w:val="6"/>
+  </w:num>
+  <w:num w:numId="3">
+    <w:abstractNumId w:val="4"/>
+  </w:num>
+  <w:num w:numId="4">
+    <w:abstractNumId w:val="3"/>
+  </w:num>
+  <w:num w:numId="5">
     <w:abstractNumId w:val="0"/>
   </w:num>
-  <w:num w:numId="2">
+  <w:num w:numId="6">
     <w:abstractNumId w:val="1"/>
+  </w:num>
+  <w:num w:numId="7">
+    <w:abstractNumId w:val="5"/>
   </w:num>
 </w:numbering>
 </file>
 
 <file path=word/styles.xml><?xml version="1.0" encoding="utf-8"?>
-<w:styles xmlns:mc="http://schemas.openxmlformats.org/markup-compatibility/2006" xmlns:r="http://schemas.openxmlformats.org/officeDocument/2006/relationships" xmlns:w="http://schemas.openxmlformats.org/wordprocessingml/2006/main" xmlns:w14="http://schemas.microsoft.com/office/word/2010/wordml" xmlns:w15="http://schemas.microsoft.com/office/word/2012/wordml" xmlns:w16cid="http://schemas.microsoft.com/office/word/2016/wordml/cid" xmlns:w16se="http://schemas.microsoft.com/office/word/2015/wordml/symex" mc:Ignorable="w14 w15 w16se w16cid">
+<w:styles xmlns:mc="http://schemas.openxmlformats.org/markup-compatibility/2006" xmlns:r="http://schemas.openxmlformats.org/officeDocument/2006/relationships" xmlns:w="http://schemas.openxmlformats.org/wordprocessingml/2006/main" xmlns:w14="http://schemas.microsoft.com/office/word/2010/wordml" xmlns:w15="http://schemas.microsoft.com/office/word/2012/wordml" xmlns:w16se="http://schemas.microsoft.com/office/word/2015/wordml/symex" mc:Ignorable="w14 w15 w16se">
   <w:docDefaults>
     <w:rPrDefault>
       <w:rPr>
@@ -2212,7 +5638,7 @@
       </w:pPr>
     </w:pPrDefault>
   </w:docDefaults>
-  <w:latentStyles w:defLockedState="0" w:defUIPriority="99" w:defSemiHidden="0" w:defUnhideWhenUsed="0" w:defQFormat="0" w:count="375">
+  <w:latentStyles w:defLockedState="0" w:defUIPriority="99" w:defSemiHidden="0" w:defUnhideWhenUsed="0" w:defQFormat="0" w:count="371">
     <w:lsdException w:name="Normal" w:uiPriority="0" w:qFormat="1"/>
     <w:lsdException w:name="heading 1" w:uiPriority="9" w:qFormat="1"/>
     <w:lsdException w:name="heading 2" w:semiHidden="1" w:uiPriority="9" w:unhideWhenUsed="1" w:qFormat="1"/>
@@ -2584,15 +6010,11 @@
     <w:lsdException w:name="List Table 5 Dark Accent 6" w:uiPriority="50"/>
     <w:lsdException w:name="List Table 6 Colorful Accent 6" w:uiPriority="51"/>
     <w:lsdException w:name="List Table 7 Colorful Accent 6" w:uiPriority="52"/>
-    <w:lsdException w:name="Mention" w:semiHidden="1" w:unhideWhenUsed="1"/>
-    <w:lsdException w:name="Smart Hyperlink" w:semiHidden="1" w:unhideWhenUsed="1"/>
-    <w:lsdException w:name="Hashtag" w:semiHidden="1" w:unhideWhenUsed="1"/>
-    <w:lsdException w:name="Unresolved Mention" w:semiHidden="1" w:unhideWhenUsed="1"/>
   </w:latentStyles>
   <w:style w:type="paragraph" w:default="1" w:styleId="a">
     <w:name w:val="Normal"/>
     <w:qFormat/>
-    <w:rsid w:val="006C6FBE"/>
+    <w:rsid w:val="003A4671"/>
   </w:style>
   <w:style w:type="character" w:default="1" w:styleId="a0">
     <w:name w:val="Default Paragraph Font"/>
@@ -2650,6 +6072,17 @@
       <w:ind w:left="720"/>
       <w:contextualSpacing/>
     </w:pPr>
+  </w:style>
+  <w:style w:type="character" w:styleId="a5">
+    <w:name w:val="Strong"/>
+    <w:basedOn w:val="a0"/>
+    <w:uiPriority w:val="22"/>
+    <w:qFormat/>
+    <w:rsid w:val="00556D6B"/>
+    <w:rPr>
+      <w:b/>
+      <w:bCs/>
+    </w:rPr>
   </w:style>
 </w:styles>
 </file>
